--- a/AWS_FreeTest7CQuiz-Ans_doc_Format.docx
+++ b/AWS_FreeTest7CQuiz-Ans_doc_Format.docx
@@ -91,7 +91,7 @@
           <w:rFonts w:ascii="Bookman Old Style" w:hAnsi="Bookman Old Style"/>
         </w:rPr>
         <w:pict w14:anchorId="3423CC7A">
-          <v:rect id="_x0000_i1037" style="width:0;height:1.5pt" o:hralign="center" o:hrstd="t" o:hrnoshade="t" o:hr="t" fillcolor="#1b1c1d" stroked="f"/>
+          <v:rect id="_x0000_i1025" style="width:0;height:1.5pt" o:hralign="center" o:hrstd="t" o:hrnoshade="t" o:hr="t" fillcolor="#1b1c1d" stroked="f"/>
         </w:pict>
       </w:r>
     </w:p>
@@ -462,7 +462,7 @@
           <w:rFonts w:ascii="Bookman Old Style" w:hAnsi="Bookman Old Style"/>
         </w:rPr>
         <w:pict w14:anchorId="5C6823EF">
-          <v:rect id="_x0000_i1038" style="width:0;height:1.5pt" o:hralign="center" o:hrstd="t" o:hrnoshade="t" o:hr="t" fillcolor="#1b1c1d" stroked="f"/>
+          <v:rect id="_x0000_i1026" style="width:0;height:1.5pt" o:hralign="center" o:hrstd="t" o:hrnoshade="t" o:hr="t" fillcolor="#1b1c1d" stroked="f"/>
         </w:pict>
       </w:r>
     </w:p>
@@ -1160,7 +1160,6 @@
           <w:bCs/>
           <w:highlight w:val="yellow"/>
         </w:rPr>
-        <w:lastRenderedPageBreak/>
         <w:t>Option A</w:t>
       </w:r>
       <w:r>
@@ -1339,7 +1338,7 @@
           <w:rFonts w:ascii="Bookman Old Style" w:hAnsi="Bookman Old Style"/>
         </w:rPr>
         <w:pict w14:anchorId="67579D30">
-          <v:rect id="_x0000_i1047" style="width:0;height:1.5pt" o:hralign="center" o:hrstd="t" o:hrnoshade="t" o:hr="t" fillcolor="#1b1c1d" stroked="f"/>
+          <v:rect id="_x0000_i1027" style="width:0;height:1.5pt" o:hralign="center" o:hrstd="t" o:hrnoshade="t" o:hr="t" fillcolor="#1b1c1d" stroked="f"/>
         </w:pict>
       </w:r>
     </w:p>
@@ -1464,27 +1463,7 @@
         <w:rPr>
           <w:rFonts w:ascii="Bookman Old Style" w:hAnsi="Bookman Old Style"/>
         </w:rPr>
-        <w:t xml:space="preserve"> This option is f</w:t>
-      </w:r>
-      <w:r>
-        <w:rPr>
-          <w:rFonts w:ascii="Bookman Old Style" w:hAnsi="Bookman Old Style"/>
-        </w:rPr>
-        <w:tab/>
-      </w:r>
-      <w:proofErr w:type="spellStart"/>
-      <w:r>
-        <w:rPr>
-          <w:rFonts w:ascii="Bookman Old Style" w:hAnsi="Bookman Old Style"/>
-        </w:rPr>
-        <w:t>undamentally</w:t>
-      </w:r>
-      <w:proofErr w:type="spellEnd"/>
-      <w:r>
-        <w:rPr>
-          <w:rFonts w:ascii="Bookman Old Style" w:hAnsi="Bookman Old Style"/>
-        </w:rPr>
-        <w:t xml:space="preserve"> incorrect in its premise. The </w:t>
+        <w:t xml:space="preserve"> This option is fundamentally incorrect in its premise. The </w:t>
       </w:r>
       <w:r>
         <w:rPr>
@@ -1765,7 +1744,103 @@
           <w:sz w:val="20"/>
           <w:szCs w:val="20"/>
         </w:rPr>
-        <w:t xml:space="preserve">In summary, the key difference is that Option C attempts to use an invalid entity (the distribution ID) as a principal, while Option A suggests a valid but dangerously unspecific principal that would grant access to any CloudFront distribution. </w:t>
+        <w:t xml:space="preserve">In summary, the key difference is that Option C attempts to use an invalid entity (the distribution ID) as a principal, while </w:t>
+      </w:r>
+      <w:r>
+        <w:rPr>
+          <w:rFonts w:ascii="Bookman Old Style" w:hAnsi="Bookman Old Style"/>
+          <w:b/>
+          <w:bCs/>
+          <w:i/>
+          <w:iCs/>
+          <w:color w:val="FFF2CC" w:themeColor="accent4" w:themeTint="33"/>
+          <w:sz w:val="20"/>
+          <w:szCs w:val="20"/>
+          <w:highlight w:val="darkGray"/>
+        </w:rPr>
+        <w:t>Option A</w:t>
+      </w:r>
+      <w:r>
+        <w:rPr>
+          <w:rFonts w:ascii="Bookman Old Style" w:hAnsi="Bookman Old Style"/>
+          <w:i/>
+          <w:iCs/>
+          <w:sz w:val="20"/>
+          <w:szCs w:val="20"/>
+        </w:rPr>
+        <w:t xml:space="preserve"> suggests a valid but </w:t>
+      </w:r>
+      <w:r>
+        <w:rPr>
+          <w:rFonts w:ascii="Bookman Old Style" w:hAnsi="Bookman Old Style"/>
+          <w:b/>
+          <w:bCs/>
+          <w:i/>
+          <w:iCs/>
+          <w:color w:val="FFF2CC" w:themeColor="accent4" w:themeTint="33"/>
+          <w:sz w:val="20"/>
+          <w:szCs w:val="20"/>
+          <w:highlight w:val="darkGray"/>
+        </w:rPr>
+        <w:t>dangerously</w:t>
+      </w:r>
+      <w:r>
+        <w:rPr>
+          <w:rFonts w:ascii="Bookman Old Style" w:hAnsi="Bookman Old Style"/>
+          <w:i/>
+          <w:iCs/>
+          <w:sz w:val="20"/>
+          <w:szCs w:val="20"/>
+        </w:rPr>
+        <w:t xml:space="preserve"> unspecific principal that would </w:t>
+      </w:r>
+      <w:r>
+        <w:rPr>
+          <w:rFonts w:ascii="Bookman Old Style" w:hAnsi="Bookman Old Style"/>
+          <w:b/>
+          <w:bCs/>
+          <w:i/>
+          <w:iCs/>
+          <w:color w:val="FFF2CC" w:themeColor="accent4" w:themeTint="33"/>
+          <w:sz w:val="20"/>
+          <w:szCs w:val="20"/>
+          <w:highlight w:val="darkGray"/>
+        </w:rPr>
+        <w:t>grant access</w:t>
+      </w:r>
+      <w:r>
+        <w:rPr>
+          <w:rFonts w:ascii="Bookman Old Style" w:hAnsi="Bookman Old Style"/>
+          <w:i/>
+          <w:iCs/>
+          <w:sz w:val="20"/>
+          <w:szCs w:val="20"/>
+        </w:rPr>
+        <w:t xml:space="preserve"> to </w:t>
+      </w:r>
+      <w:r>
+        <w:rPr>
+          <w:rFonts w:ascii="Bookman Old Style" w:hAnsi="Bookman Old Style"/>
+          <w:b/>
+          <w:bCs/>
+          <w:i/>
+          <w:iCs/>
+          <w:color w:val="FFF2CC" w:themeColor="accent4" w:themeTint="33"/>
+          <w:sz w:val="20"/>
+          <w:szCs w:val="20"/>
+          <w:highlight w:val="darkGray"/>
+        </w:rPr>
+        <w:t>any</w:t>
+      </w:r>
+      <w:r>
+        <w:rPr>
+          <w:rFonts w:ascii="Bookman Old Style" w:hAnsi="Bookman Old Style"/>
+          <w:i/>
+          <w:iCs/>
+          <w:sz w:val="20"/>
+          <w:szCs w:val="20"/>
+        </w:rPr>
+        <w:t xml:space="preserve"> CloudFront distribution. </w:t>
       </w:r>
       <w:r>
         <w:rPr>
@@ -1838,23 +1913,37 @@
           <w:rFonts w:ascii="Bookman Old Style" w:hAnsi="Bookman Old Style"/>
           <w:lang w:val="en-US"/>
         </w:rPr>
-        <w:t>132.A company’s website provides users with downloadable historical performance reports. The website needs a solution that will scale to meet the company’s website demands globally. The solution should be cost-effective, limit the provisioning of infrastructure resources, and provide the fastest possible response time.</w:t>
-      </w:r>
-    </w:p>
-    <w:p>
-      <w:pPr>
-        <w:jc w:val="both"/>
-        <w:rPr>
-          <w:rFonts w:ascii="Bookman Old Style" w:hAnsi="Bookman Old Style"/>
-          <w:lang w:val="en-US"/>
-        </w:rPr>
-      </w:pPr>
-      <w:r>
-        <w:rPr>
-          <w:rFonts w:ascii="Bookman Old Style" w:hAnsi="Bookman Old Style"/>
-          <w:lang w:val="en-US"/>
-        </w:rPr>
-        <w:t xml:space="preserve">Which combination should a solutions architect recommend </w:t>
+        <w:t>132.</w:t>
+      </w:r>
+      <w:r>
+        <w:rPr>
+          <w:rFonts w:ascii="Bookman Old Style" w:hAnsi="Bookman Old Style"/>
+          <w:lang w:val="en-US"/>
+        </w:rPr>
+        <w:t xml:space="preserve"> </w:t>
+      </w:r>
+      <w:r>
+        <w:rPr>
+          <w:rFonts w:ascii="Bookman Old Style" w:hAnsi="Bookman Old Style"/>
+          <w:lang w:val="en-US"/>
+        </w:rPr>
+        <w:t>A company’s website provides users with downloadable historical performance reports. The website needs a solution that will scale to meet the company’s website demands globally. The solution should be cost-effective, limit the provisioning of infrastructure resources, and provide the fastest possible response time.</w:t>
+      </w:r>
+    </w:p>
+    <w:p>
+      <w:pPr>
+        <w:jc w:val="both"/>
+        <w:rPr>
+          <w:rFonts w:ascii="Bookman Old Style" w:hAnsi="Bookman Old Style"/>
+          <w:lang w:val="en-US"/>
+        </w:rPr>
+      </w:pPr>
+      <w:r>
+        <w:rPr>
+          <w:rFonts w:ascii="Bookman Old Style" w:hAnsi="Bookman Old Style"/>
+          <w:lang w:val="en-US"/>
+        </w:rPr>
+        <w:t xml:space="preserve">Which combination should a solution architect recommend </w:t>
       </w:r>
       <w:proofErr w:type="gramStart"/>
       <w:r>
@@ -2156,7 +2245,6 @@
           <w:b/>
           <w:bCs/>
         </w:rPr>
-        <w:lastRenderedPageBreak/>
         <w:t>Amazon RDS Custom for Oracle:</w:t>
       </w:r>
       <w:r>
@@ -2458,7 +2546,7 @@
           <w:rFonts w:ascii="Bookman Old Style" w:hAnsi="Bookman Old Style"/>
         </w:rPr>
         <w:pict w14:anchorId="56734E33">
-          <v:rect id="_x0000_i1055" style="width:0;height:1.5pt" o:hralign="center" o:hrstd="t" o:hrnoshade="t" o:hr="t" fillcolor="#1b1c1d" stroked="f"/>
+          <v:rect id="_x0000_i1028" style="width:0;height:1.5pt" o:hralign="center" o:hrstd="t" o:hrnoshade="t" o:hr="t" fillcolor="#1b1c1d" stroked="f"/>
         </w:pict>
       </w:r>
     </w:p>
@@ -3053,7 +3141,6 @@
           <w:b/>
           <w:bCs/>
         </w:rPr>
-        <w:lastRenderedPageBreak/>
         <w:t>Cross-Region Replication:</w:t>
       </w:r>
       <w:r>
@@ -3908,7 +3995,7 @@
           <w:rFonts w:ascii="Bookman Old Style" w:hAnsi="Bookman Old Style"/>
         </w:rPr>
         <w:pict w14:anchorId="36D1B15E">
-          <v:rect id="_x0000_i1063" style="width:0;height:1.5pt" o:hralign="center" o:hrstd="t" o:hrnoshade="t" o:hr="t" fillcolor="#1b1c1d" stroked="f"/>
+          <v:rect id="_x0000_i1029" style="width:0;height:1.5pt" o:hralign="center" o:hrstd="t" o:hrnoshade="t" o:hr="t" fillcolor="#1b1c1d" stroked="f"/>
         </w:pict>
       </w:r>
     </w:p>
@@ -3976,7 +4063,6 @@
           <w:rFonts w:ascii="Bookman Old Style" w:hAnsi="Bookman Old Style"/>
           <w:lang w:val="en-US"/>
         </w:rPr>
-        <w:lastRenderedPageBreak/>
         <w:t>135</w:t>
       </w:r>
       <w:proofErr w:type="gramStart"/>
@@ -4352,7 +4438,7 @@
           <w:rFonts w:ascii="Bookman Old Style" w:hAnsi="Bookman Old Style"/>
         </w:rPr>
         <w:pict w14:anchorId="1F2E7613">
-          <v:rect id="_x0000_i1077" style="width:0;height:1.5pt" o:hralign="center" o:hrstd="t" o:hrnoshade="t" o:hr="t" fillcolor="#1b1c1d" stroked="f"/>
+          <v:rect id="_x0000_i1030" style="width:0;height:1.5pt" o:hralign="center" o:hrstd="t" o:hrnoshade="t" o:hr="t" fillcolor="#1b1c1d" stroked="f"/>
         </w:pict>
       </w:r>
     </w:p>
@@ -4560,7 +4646,7 @@
           <w:rFonts w:ascii="Bookman Old Style" w:hAnsi="Bookman Old Style"/>
         </w:rPr>
         <w:pict w14:anchorId="54748CD8">
-          <v:rect id="_x0000_i1078" style="width:0;height:1.5pt" o:hralign="center" o:hrstd="t" o:hrnoshade="t" o:hr="t" fillcolor="#1b1c1d" stroked="f"/>
+          <v:rect id="_x0000_i1031" style="width:0;height:1.5pt" o:hralign="center" o:hrstd="t" o:hrnoshade="t" o:hr="t" fillcolor="#1b1c1d" stroked="f"/>
         </w:pict>
       </w:r>
     </w:p>
@@ -5180,7 +5266,6 @@
           <w:rFonts w:ascii="Bookman Old Style" w:hAnsi="Bookman Old Style"/>
           <w:lang w:val="en-US"/>
         </w:rPr>
-        <w:lastRenderedPageBreak/>
         <w:t>------------------------------------------------------------</w:t>
       </w:r>
     </w:p>
@@ -5455,7 +5540,7 @@
           <w:rFonts w:ascii="Bookman Old Style" w:hAnsi="Bookman Old Style"/>
         </w:rPr>
         <w:pict w14:anchorId="0929ACB8">
-          <v:rect id="_x0000_i1087" style="width:0;height:1.5pt" o:hralign="center" o:hrstd="t" o:hrnoshade="t" o:hr="t" fillcolor="#1b1c1d" stroked="f"/>
+          <v:rect id="_x0000_i1032" style="width:0;height:1.5pt" o:hralign="center" o:hrstd="t" o:hrnoshade="t" o:hr="t" fillcolor="#1b1c1d" stroked="f"/>
         </w:pict>
       </w:r>
     </w:p>
@@ -6063,7 +6148,7 @@
           <w:rFonts w:ascii="Bookman Old Style" w:hAnsi="Bookman Old Style"/>
         </w:rPr>
         <w:pict w14:anchorId="4477BC42">
-          <v:rect id="_x0000_i1173" style="width:0;height:1.5pt" o:hralign="center" o:hrstd="t" o:hrnoshade="t" o:hr="t" fillcolor="#1b1c1d" stroked="f"/>
+          <v:rect id="_x0000_i1033" style="width:0;height:1.5pt" o:hralign="center" o:hrstd="t" o:hrnoshade="t" o:hr="t" fillcolor="#1b1c1d" stroked="f"/>
         </w:pict>
       </w:r>
     </w:p>
@@ -6223,7 +6308,7 @@
           <w:rFonts w:ascii="Bookman Old Style" w:hAnsi="Bookman Old Style"/>
         </w:rPr>
         <w:pict w14:anchorId="407DFBBB">
-          <v:rect id="_x0000_i1174" style="width:0;height:1.5pt" o:hralign="center" o:hrstd="t" o:hrnoshade="t" o:hr="t" fillcolor="#1b1c1d" stroked="f"/>
+          <v:rect id="_x0000_i1034" style="width:0;height:1.5pt" o:hralign="center" o:hrstd="t" o:hrnoshade="t" o:hr="t" fillcolor="#1b1c1d" stroked="f"/>
         </w:pict>
       </w:r>
     </w:p>
@@ -6386,7 +6471,6 @@
           <w:rFonts w:ascii="Bookman Old Style" w:hAnsi="Bookman Old Style"/>
           <w:lang w:val="en-US"/>
         </w:rPr>
-        <w:lastRenderedPageBreak/>
         <w:t>------------------------------------------------------------------</w:t>
       </w:r>
     </w:p>
@@ -6765,7 +6849,7 @@
           <w:rFonts w:ascii="Bookman Old Style" w:hAnsi="Bookman Old Style"/>
         </w:rPr>
         <w:pict w14:anchorId="054ABD96">
-          <v:rect id="_x0000_i1145" style="width:0;height:1.5pt" o:hralign="center" o:hrstd="t" o:hrnoshade="t" o:hr="t" fillcolor="#1b1c1d" stroked="f"/>
+          <v:rect id="_x0000_i1035" style="width:0;height:1.5pt" o:hralign="center" o:hrstd="t" o:hrnoshade="t" o:hr="t" fillcolor="#1b1c1d" stroked="f"/>
         </w:pict>
       </w:r>
     </w:p>
@@ -6851,7 +6935,7 @@
           <w:rFonts w:ascii="Bookman Old Style" w:hAnsi="Bookman Old Style"/>
         </w:rPr>
         <w:pict w14:anchorId="1F57D3D3">
-          <v:rect id="_x0000_i1146" style="width:0;height:1.5pt" o:hralign="center" o:hrstd="t" o:hrnoshade="t" o:hr="t" fillcolor="#1b1c1d" stroked="f"/>
+          <v:rect id="_x0000_i1036" style="width:0;height:1.5pt" o:hralign="center" o:hrstd="t" o:hrnoshade="t" o:hr="t" fillcolor="#1b1c1d" stroked="f"/>
         </w:pict>
       </w:r>
     </w:p>
@@ -7062,7 +7146,7 @@
           <w:rFonts w:ascii="Bookman Old Style" w:hAnsi="Bookman Old Style"/>
         </w:rPr>
         <w:pict w14:anchorId="0765FF33">
-          <v:rect id="_x0000_i1147" style="width:0;height:1.5pt" o:hralign="center" o:hrstd="t" o:hrnoshade="t" o:hr="t" fillcolor="#1b1c1d" stroked="f"/>
+          <v:rect id="_x0000_i1037" style="width:0;height:1.5pt" o:hralign="center" o:hrstd="t" o:hrnoshade="t" o:hr="t" fillcolor="#1b1c1d" stroked="f"/>
         </w:pict>
       </w:r>
     </w:p>
@@ -7099,14 +7183,7 @@
         <w:rPr>
           <w:rFonts w:ascii="Bookman Old Style" w:hAnsi="Bookman Old Style"/>
         </w:rPr>
-        <w:t xml:space="preserve">A. Migrate the queue to a redundant pair (active/standby) of RabbitMQ instances on Amazon MQ. Create a Multi-AZ Auto Scaling group for EC2 instances that host the </w:t>
-      </w:r>
-      <w:r>
-        <w:rPr>
-          <w:rFonts w:ascii="Bookman Old Style" w:hAnsi="Bookman Old Style"/>
-        </w:rPr>
-        <w:lastRenderedPageBreak/>
-        <w:t>application. Create another Multi-AZ Auto Scaling group for EC2 instances that host the PostgreSQL database.</w:t>
+        <w:t>A. Migrate the queue to a redundant pair (active/standby) of RabbitMQ instances on Amazon MQ. Create a Multi-AZ Auto Scaling group for EC2 instances that host the application. Create another Multi-AZ Auto Scaling group for EC2 instances that host the PostgreSQL database.</w:t>
       </w:r>
     </w:p>
     <w:p>
@@ -7213,7 +7290,7 @@
           <w:rFonts w:ascii="Bookman Old Style" w:hAnsi="Bookman Old Style"/>
         </w:rPr>
         <w:pict w14:anchorId="6EFC0E2F">
-          <v:rect id="_x0000_i1148" style="width:0;height:1.5pt" o:hralign="center" o:hrstd="t" o:hrnoshade="t" o:hr="t" fillcolor="#1b1c1d" stroked="f"/>
+          <v:rect id="_x0000_i1038" style="width:0;height:1.5pt" o:hralign="center" o:hrstd="t" o:hrnoshade="t" o:hr="t" fillcolor="#1b1c1d" stroked="f"/>
         </w:pict>
       </w:r>
     </w:p>
@@ -7439,7 +7516,6 @@
           <w:b/>
           <w:bCs/>
         </w:rPr>
-        <w:lastRenderedPageBreak/>
         <w:t>Least Operational Overhead:</w:t>
       </w:r>
       <w:r>
@@ -7461,7 +7537,7 @@
           <w:rFonts w:ascii="Bookman Old Style" w:hAnsi="Bookman Old Style"/>
         </w:rPr>
         <w:pict w14:anchorId="7B3D183F">
-          <v:rect id="_x0000_i1159" style="width:0;height:1.5pt" o:hralign="center" o:hrstd="t" o:hrnoshade="t" o:hr="t" fillcolor="#1b1c1d" stroked="f"/>
+          <v:rect id="_x0000_i1039" style="width:0;height:1.5pt" o:hralign="center" o:hrstd="t" o:hrnoshade="t" o:hr="t" fillcolor="#1b1c1d" stroked="f"/>
         </w:pict>
       </w:r>
     </w:p>
@@ -8342,7 +8418,6 @@
           <w:highlight w:val="yellow"/>
           <w:lang w:val="en-US"/>
         </w:rPr>
-        <w:lastRenderedPageBreak/>
         <w:t>front-end</w:t>
       </w:r>
       <w:r>
@@ -8626,7 +8701,7 @@
           <w:rFonts w:ascii="Bookman Old Style" w:hAnsi="Bookman Old Style"/>
         </w:rPr>
         <w:pict w14:anchorId="51C5B6A7">
-          <v:rect id="_x0000_i1187" style="width:0;height:1.5pt" o:hralign="center" o:hrstd="t" o:hrnoshade="t" o:hr="t" fillcolor="#1b1c1d" stroked="f"/>
+          <v:rect id="_x0000_i1040" style="width:0;height:1.5pt" o:hralign="center" o:hrstd="t" o:hrnoshade="t" o:hr="t" fillcolor="#1b1c1d" stroked="f"/>
         </w:pict>
       </w:r>
     </w:p>
@@ -8958,7 +9033,7 @@
           <w:rFonts w:ascii="Bookman Old Style" w:hAnsi="Bookman Old Style"/>
         </w:rPr>
         <w:pict w14:anchorId="28FD0674">
-          <v:rect id="_x0000_i1188" style="width:0;height:1.5pt" o:hralign="center" o:hrstd="t" o:hrnoshade="t" o:hr="t" fillcolor="#1b1c1d" stroked="f"/>
+          <v:rect id="_x0000_i1041" style="width:0;height:1.5pt" o:hralign="center" o:hrstd="t" o:hrnoshade="t" o:hr="t" fillcolor="#1b1c1d" stroked="f"/>
         </w:pict>
       </w:r>
     </w:p>
@@ -9029,14 +9104,7 @@
         <w:rPr>
           <w:rFonts w:ascii="Bookman Old Style" w:hAnsi="Bookman Old Style"/>
         </w:rPr>
-        <w:t xml:space="preserve"> Reserved Instances are not a good fit for a sporadic and unpredictable workload. You would </w:t>
-      </w:r>
-      <w:r>
-        <w:rPr>
-          <w:rFonts w:ascii="Bookman Old Style" w:hAnsi="Bookman Old Style"/>
-        </w:rPr>
-        <w:lastRenderedPageBreak/>
-        <w:t>be paying for the instance capacity for a full year whether you use it or not, which would not be cost-effective.</w:t>
+        <w:t xml:space="preserve"> Reserved Instances are not a good fit for a sporadic and unpredictable workload. You would be paying for the instance capacity for a full year whether you use it or not, which would not be cost-effective.</w:t>
       </w:r>
     </w:p>
     <w:p>
@@ -9145,7 +9213,21 @@
           <w:rFonts w:ascii="Bookman Old Style" w:hAnsi="Bookman Old Style"/>
           <w:lang w:val="en-US"/>
         </w:rPr>
-        <w:t>141.A company runs a web-based portal that provides users with global breaking news, local alerts, and weather updates. The portal delivers each user a personalized view by using mixture of static and dynamic content. Content is served over HTTPS through an API server running on an Amazon EC2 instance behind an Application Load Balancer (ALB). The company wants the portal to provide this content to its users across the world as quickly as possible.</w:t>
+        <w:t>141.</w:t>
+      </w:r>
+      <w:r>
+        <w:rPr>
+          <w:rFonts w:ascii="Bookman Old Style" w:hAnsi="Bookman Old Style"/>
+          <w:lang w:val="en-US"/>
+        </w:rPr>
+        <w:t xml:space="preserve"> </w:t>
+      </w:r>
+      <w:r>
+        <w:rPr>
+          <w:rFonts w:ascii="Bookman Old Style" w:hAnsi="Bookman Old Style"/>
+          <w:lang w:val="en-US"/>
+        </w:rPr>
+        <w:t>A company runs a web-based portal that provides users with global breaking news, local alerts, and weather updates. The portal delivers each user a personalized view by using mixture of static and dynamic content. Content is served over HTTPS through an API server running on an Amazon EC2 instance behind an Application Load Balancer (ALB). The company wants the portal to provide this content to its users across the world as quickly as possible.</w:t>
       </w:r>
     </w:p>
     <w:p>
@@ -9188,7 +9270,7 @@
           <w:rFonts w:ascii="Bookman Old Style" w:hAnsi="Bookman Old Style"/>
         </w:rPr>
         <w:pict w14:anchorId="3C6FCEC6">
-          <v:rect id="_x0000_i1203" style="width:0;height:1.5pt" o:hralign="center" o:hrstd="t" o:hrnoshade="t" o:hr="t" fillcolor="#1b1c1d" stroked="f"/>
+          <v:rect id="_x0000_i1042" style="width:0;height:1.5pt" o:hralign="center" o:hrstd="t" o:hrnoshade="t" o:hr="t" fillcolor="#1b1c1d" stroked="f"/>
         </w:pict>
       </w:r>
     </w:p>
@@ -9300,7 +9382,7 @@
           <w:rFonts w:ascii="Bookman Old Style" w:hAnsi="Bookman Old Style"/>
         </w:rPr>
         <w:pict w14:anchorId="285C527B">
-          <v:rect id="_x0000_i1204" style="width:0;height:1.5pt" o:hralign="center" o:hrstd="t" o:hrnoshade="t" o:hr="t" fillcolor="#1b1c1d" stroked="f"/>
+          <v:rect id="_x0000_i1043" style="width:0;height:1.5pt" o:hralign="center" o:hrstd="t" o:hrnoshade="t" o:hr="t" fillcolor="#1b1c1d" stroked="f"/>
         </w:pict>
       </w:r>
     </w:p>
@@ -9336,8 +9418,18 @@
       <w:r>
         <w:rPr>
           <w:rFonts w:ascii="Bookman Old Style" w:hAnsi="Bookman Old Style"/>
-        </w:rPr>
-        <w:t>A. Deploy the application stack in a single AWS Region. Use Amazon CloudFront to serve all static and dynamic content by specifying the ALB as an origin.</w:t>
+          <w:b/>
+          <w:bCs/>
+          <w:sz w:val="24"/>
+          <w:szCs w:val="24"/>
+        </w:rPr>
+        <w:t>A</w:t>
+      </w:r>
+      <w:r>
+        <w:rPr>
+          <w:rFonts w:ascii="Bookman Old Style" w:hAnsi="Bookman Old Style"/>
+        </w:rPr>
+        <w:t>. Deploy the application stack in a single AWS Region. Use Amazon CloudFront to serve all static and dynamic content by specifying the ALB as an origin.</w:t>
       </w:r>
     </w:p>
     <w:p>
@@ -9555,27 +9647,7 @@
           <w:bCs/>
           <w:highlight w:val="cyan"/>
         </w:rPr>
-        <w:t xml:space="preserve">number of </w:t>
-      </w:r>
-      <w:proofErr w:type="gramStart"/>
-      <w:r>
-        <w:rPr>
-          <w:rFonts w:ascii="Bookman Old Style" w:hAnsi="Bookman Old Style"/>
-          <w:b/>
-          <w:bCs/>
-          <w:highlight w:val="cyan"/>
-        </w:rPr>
-        <w:t>network</w:t>
-      </w:r>
-      <w:proofErr w:type="gramEnd"/>
-      <w:r>
-        <w:rPr>
-          <w:rFonts w:ascii="Bookman Old Style" w:hAnsi="Bookman Old Style"/>
-          <w:b/>
-          <w:bCs/>
-          <w:highlight w:val="cyan"/>
-        </w:rPr>
-        <w:t xml:space="preserve"> hops</w:t>
+        <w:t>number of network hops</w:t>
       </w:r>
       <w:r>
         <w:rPr>
@@ -9646,8 +9718,18 @@
       <w:r>
         <w:rPr>
           <w:rFonts w:ascii="Bookman Old Style" w:hAnsi="Bookman Old Style"/>
-        </w:rPr>
-        <w:t xml:space="preserve">B. Deploy the application stack in two AWS Regions. Use an Amazon </w:t>
+          <w:b/>
+          <w:bCs/>
+          <w:sz w:val="24"/>
+          <w:szCs w:val="24"/>
+        </w:rPr>
+        <w:t>B</w:t>
+      </w:r>
+      <w:r>
+        <w:rPr>
+          <w:rFonts w:ascii="Bookman Old Style" w:hAnsi="Bookman Old Style"/>
+        </w:rPr>
+        <w:t xml:space="preserve">. Deploy the application stack in two AWS Regions. Use an Amazon </w:t>
       </w:r>
       <w:r>
         <w:rPr>
@@ -9854,9 +9936,18 @@
       <w:r>
         <w:rPr>
           <w:rFonts w:ascii="Bookman Old Style" w:hAnsi="Bookman Old Style"/>
-        </w:rPr>
-        <w:lastRenderedPageBreak/>
-        <w:t xml:space="preserve">C. Deploy the application stack in a single AWS Region. Use Amazon </w:t>
+          <w:b/>
+          <w:bCs/>
+          <w:sz w:val="24"/>
+          <w:szCs w:val="24"/>
+        </w:rPr>
+        <w:t>C</w:t>
+      </w:r>
+      <w:r>
+        <w:rPr>
+          <w:rFonts w:ascii="Bookman Old Style" w:hAnsi="Bookman Old Style"/>
+        </w:rPr>
+        <w:t xml:space="preserve">. Deploy the application stack in a single AWS Region. Use Amazon </w:t>
       </w:r>
       <w:r>
         <w:rPr>
@@ -9908,8 +9999,18 @@
       <w:r>
         <w:rPr>
           <w:rFonts w:ascii="Bookman Old Style" w:hAnsi="Bookman Old Style"/>
-        </w:rPr>
-        <w:t xml:space="preserve">D. Deploy the application stack in two AWS Regions. Use an Amazon </w:t>
+          <w:b/>
+          <w:bCs/>
+          <w:sz w:val="24"/>
+          <w:szCs w:val="24"/>
+        </w:rPr>
+        <w:t>D</w:t>
+      </w:r>
+      <w:r>
+        <w:rPr>
+          <w:rFonts w:ascii="Bookman Old Style" w:hAnsi="Bookman Old Style"/>
+        </w:rPr>
+        <w:t xml:space="preserve">. Deploy the application stack in two AWS Regions. Use an Amazon </w:t>
       </w:r>
       <w:r>
         <w:rPr>
@@ -10418,21 +10519,18 @@
     </w:p>
     <w:p>
       <w:pPr>
-        <w:ind w:left="720"/>
-        <w:jc w:val="both"/>
+        <w:pStyle w:val="NoSpacing"/>
+      </w:pPr>
+      <w:r>
         <w:rPr>
           <w:rFonts w:ascii="Bookman Old Style" w:hAnsi="Bookman Old Style"/>
           <w:sz w:val="20"/>
           <w:szCs w:val="20"/>
         </w:rPr>
-      </w:pPr>
-      <w:r>
-        <w:rPr>
-          <w:rFonts w:ascii="Bookman Old Style" w:hAnsi="Bookman Old Style"/>
-          <w:sz w:val="20"/>
-          <w:szCs w:val="20"/>
-        </w:rPr>
-        <w:t>That's an excellent question, as it gets to the heart of how a Content Delivery Network (CDN) like CloudFront provides value beyond just caching.</w:t>
+        <w:t>That's an excellent question, as it gets to the heart of how a Content Delivery Network (CDN) like CloudFront provides value beyond just caching</w:t>
+      </w:r>
+      <w:r>
+        <w:t>.</w:t>
       </w:r>
     </w:p>
     <w:p>
@@ -10953,16 +11051,7 @@
           <w:sz w:val="20"/>
           <w:szCs w:val="20"/>
         </w:rPr>
-        <w:t xml:space="preserve"> For a user located far from your single AWS Region, the dynamic request must traverse thousands of miles over the public internet, which is subject to network congestion, longer latencies, </w:t>
-      </w:r>
-      <w:r>
-        <w:rPr>
-          <w:rFonts w:ascii="Bookman Old Style" w:hAnsi="Bookman Old Style"/>
-          <w:sz w:val="20"/>
-          <w:szCs w:val="20"/>
-        </w:rPr>
-        <w:lastRenderedPageBreak/>
-        <w:t>and fewer optimized routes. This would result in a noticeable delay compared to the CloudFront-optimized path in Option A.</w:t>
+        <w:t xml:space="preserve"> For a user located far from your single AWS Region, the dynamic request must traverse thousands of miles over the public internet, which is subject to network congestion, longer latencies, and fewer optimized routes. This would result in a noticeable delay compared to the CloudFront-optimized path in Option A.</w:t>
       </w:r>
     </w:p>
     <w:p>
@@ -11205,7 +11294,7 @@
           <w:rFonts w:ascii="Bookman Old Style" w:hAnsi="Bookman Old Style"/>
         </w:rPr>
         <w:pict w14:anchorId="59DAC187">
-          <v:rect id="_x0000_i1219" style="width:0;height:1.5pt" o:hralign="center" o:hrstd="t" o:hrnoshade="t" o:hr="t" fillcolor="#1b1c1d" stroked="f"/>
+          <v:rect id="_x0000_i1044" style="width:0;height:1.5pt" o:hralign="center" o:hrstd="t" o:hrnoshade="t" o:hr="t" fillcolor="#1b1c1d" stroked="f"/>
         </w:pict>
       </w:r>
     </w:p>
@@ -11395,7 +11484,7 @@
           <w:rFonts w:ascii="Bookman Old Style" w:hAnsi="Bookman Old Style"/>
         </w:rPr>
         <w:pict w14:anchorId="383F46CA">
-          <v:rect id="_x0000_i1220" style="width:0;height:1.5pt" o:hralign="center" o:hrstd="t" o:hrnoshade="t" o:hr="t" fillcolor="#1b1c1d" stroked="f"/>
+          <v:rect id="_x0000_i1045" style="width:0;height:1.5pt" o:hralign="center" o:hrstd="t" o:hrnoshade="t" o:hr="t" fillcolor="#1b1c1d" stroked="f"/>
         </w:pict>
       </w:r>
     </w:p>
@@ -11928,7 +12017,6 @@
           <w:b/>
           <w:bCs/>
         </w:rPr>
-        <w:lastRenderedPageBreak/>
         <w:t>Amazon EC2 instances</w:t>
       </w:r>
       <w:r>
@@ -12322,7 +12410,7 @@
           <w:rFonts w:ascii="Bookman Old Style" w:hAnsi="Bookman Old Style"/>
         </w:rPr>
         <w:pict w14:anchorId="7BE1103A">
-          <v:rect id="_x0000_i1259" style="width:0;height:1.5pt" o:hralign="center" o:hrstd="t" o:hrnoshade="t" o:hr="t" fillcolor="#1b1c1d" stroked="f"/>
+          <v:rect id="_x0000_i1046" style="width:0;height:1.5pt" o:hralign="center" o:hrstd="t" o:hrnoshade="t" o:hr="t" fillcolor="#1b1c1d" stroked="f"/>
         </w:pict>
       </w:r>
     </w:p>
@@ -12486,7 +12574,7 @@
           <w:rFonts w:ascii="Bookman Old Style" w:hAnsi="Bookman Old Style"/>
         </w:rPr>
         <w:pict w14:anchorId="04387ECE">
-          <v:rect id="_x0000_i1260" style="width:0;height:1.5pt" o:hralign="center" o:hrstd="t" o:hrnoshade="t" o:hr="t" fillcolor="#1b1c1d" stroked="f"/>
+          <v:rect id="_x0000_i1047" style="width:0;height:1.5pt" o:hralign="center" o:hrstd="t" o:hrnoshade="t" o:hr="t" fillcolor="#1b1c1d" stroked="f"/>
         </w:pict>
       </w:r>
     </w:p>
@@ -12563,14 +12651,7 @@
         <w:rPr>
           <w:rFonts w:ascii="Bookman Old Style" w:hAnsi="Bookman Old Style"/>
         </w:rPr>
-        <w:t xml:space="preserve"> The company can containerize its existing monolithic code into one or more containers (e.g., using Docker). This allows for a "lift-and-containerize" approach that keeps much of the existing code intact. From there, it can follow a phased strategy (like the Strangler Fig pattern) to break off </w:t>
-      </w:r>
-      <w:r>
-        <w:rPr>
-          <w:rFonts w:ascii="Bookman Old Style" w:hAnsi="Bookman Old Style"/>
-        </w:rPr>
-        <w:lastRenderedPageBreak/>
-        <w:t>smaller pieces of the monolith into new, independent containers, which represents the "smaller applications" managed by different teams.</w:t>
+        <w:t xml:space="preserve"> The company can containerize its existing monolithic code into one or more containers (e.g., using Docker). This allows for a "lift-and-containerize" approach that keeps much of the existing code intact. From there, it can follow a phased strategy (like the Strangler Fig pattern) to break off smaller pieces of the monolith into new, independent containers, which represents the "smaller applications" managed by different teams.</w:t>
       </w:r>
     </w:p>
     <w:p>
@@ -12866,7 +12947,7 @@
           <w:rFonts w:ascii="Arial" w:hAnsi="Arial" w:cs="Arial"/>
         </w:rPr>
         <w:pict w14:anchorId="248307DA">
-          <v:rect id="_x0000_i1275" style="width:0;height:1.5pt" o:hralign="center" o:hrstd="t" o:hrnoshade="t" o:hr="t" fillcolor="#1b1c1d" stroked="f"/>
+          <v:rect id="_x0000_i1048" style="width:0;height:1.5pt" o:hralign="center" o:hrstd="t" o:hrnoshade="t" o:hr="t" fillcolor="#1b1c1d" stroked="f"/>
         </w:pict>
       </w:r>
     </w:p>
@@ -13020,7 +13101,7 @@
           <w:rFonts w:ascii="Arial" w:hAnsi="Arial" w:cs="Arial"/>
         </w:rPr>
         <w:pict w14:anchorId="51D0FC8D">
-          <v:rect id="_x0000_i1276" style="width:0;height:1.5pt" o:hralign="center" o:hrstd="t" o:hrnoshade="t" o:hr="t" fillcolor="#1b1c1d" stroked="f"/>
+          <v:rect id="_x0000_i1049" style="width:0;height:1.5pt" o:hralign="center" o:hrstd="t" o:hrnoshade="t" o:hr="t" fillcolor="#1b1c1d" stroked="f"/>
         </w:pict>
       </w:r>
     </w:p>
@@ -13057,7 +13138,6 @@
         <w:rPr>
           <w:rFonts w:ascii="Arial" w:hAnsi="Arial" w:cs="Arial"/>
         </w:rPr>
-        <w:lastRenderedPageBreak/>
         <w:t>B. Migrate the monthly reporting to an Aurora Replica.</w:t>
       </w:r>
     </w:p>
@@ -13481,7 +13561,7 @@
           <w:rFonts w:ascii="Bookman Old Style" w:hAnsi="Bookman Old Style"/>
         </w:rPr>
         <w:pict w14:anchorId="75209E0B">
-          <v:rect id="_x0000_i1293" style="width:0;height:1.5pt" o:hralign="center" o:hrstd="t" o:hrnoshade="t" o:hr="t" fillcolor="#1b1c1d" stroked="f"/>
+          <v:rect id="_x0000_i1050" style="width:0;height:1.5pt" o:hralign="center" o:hrstd="t" o:hrnoshade="t" o:hr="t" fillcolor="#1b1c1d" stroked="f"/>
         </w:pict>
       </w:r>
     </w:p>
@@ -13633,7 +13713,7 @@
           <w:rFonts w:ascii="Bookman Old Style" w:hAnsi="Bookman Old Style"/>
         </w:rPr>
         <w:pict w14:anchorId="7F5BF39E">
-          <v:rect id="_x0000_i1294" style="width:0;height:1.5pt" o:hralign="center" o:hrstd="t" o:hrnoshade="t" o:hr="t" fillcolor="#1b1c1d" stroked="f"/>
+          <v:rect id="_x0000_i1051" style="width:0;height:1.5pt" o:hralign="center" o:hrstd="t" o:hrnoshade="t" o:hr="t" fillcolor="#1b1c1d" stroked="f"/>
         </w:pict>
       </w:r>
     </w:p>
@@ -13670,7 +13750,6 @@
         <w:rPr>
           <w:rFonts w:ascii="Bookman Old Style" w:hAnsi="Bookman Old Style"/>
         </w:rPr>
-        <w:lastRenderedPageBreak/>
         <w:t>D. Migrate the database to an Amazon Aurora MySQL DB instance. Create an AMI of the web application. Apply the AMI to a launch template. Create an Auto Scaling group with the launch template. Configure the launch template to use a Spot Fleet. Attach an Application Load Balancer to the Auto Scaling group.</w:t>
       </w:r>
     </w:p>
@@ -14004,7 +14083,6 @@
           <w:rFonts w:ascii="Bookman Old Style" w:hAnsi="Bookman Old Style"/>
           <w:lang w:val="en-US"/>
         </w:rPr>
-        <w:lastRenderedPageBreak/>
         <w:t>Which solution will meet these requirements?</w:t>
       </w:r>
     </w:p>
@@ -16049,7 +16127,6 @@
           <w:rFonts w:ascii="Bookman Old Style" w:hAnsi="Bookman Old Style"/>
           <w:lang w:val="en-US"/>
         </w:rPr>
-        <w:lastRenderedPageBreak/>
         <w:t xml:space="preserve">D. Create a service control policy in the root organizational unit to deny access to the services or actions. </w:t>
       </w:r>
     </w:p>
@@ -16691,7 +16768,78 @@
           <w:rFonts w:ascii="Bookman Old Style" w:hAnsi="Bookman Old Style"/>
           <w:lang w:val="en-US"/>
         </w:rPr>
-        <w:t>176</w:t>
+        <w:t>176.</w:t>
+      </w:r>
+      <w:r>
+        <w:rPr>
+          <w:rFonts w:ascii="Bookman Old Style" w:hAnsi="Bookman Old Style"/>
+          <w:lang w:val="en-US"/>
+        </w:rPr>
+        <w:t xml:space="preserve"> </w:t>
+      </w:r>
+      <w:r>
+        <w:rPr>
+          <w:rFonts w:ascii="Bookman Old Style" w:hAnsi="Bookman Old Style"/>
+          <w:lang w:val="en-US"/>
+        </w:rPr>
+        <w:t>An application runs on Amazon EC2 instances in private subnets. The application needs to access an Amazon DynamoDB table.</w:t>
+      </w:r>
+    </w:p>
+    <w:p>
+      <w:pPr>
+        <w:jc w:val="both"/>
+        <w:rPr>
+          <w:rFonts w:ascii="Bookman Old Style" w:hAnsi="Bookman Old Style"/>
+          <w:lang w:val="en-US"/>
+        </w:rPr>
+      </w:pPr>
+      <w:r>
+        <w:rPr>
+          <w:rFonts w:ascii="Bookman Old Style" w:hAnsi="Bookman Old Style"/>
+          <w:lang w:val="en-US"/>
+        </w:rPr>
+        <w:t xml:space="preserve">What is the MOST secure way to access the table while ensuring that the traffic does not leave the AWS network? </w:t>
+      </w:r>
+    </w:p>
+    <w:p>
+      <w:pPr>
+        <w:jc w:val="both"/>
+        <w:rPr>
+          <w:rFonts w:ascii="Bookman Old Style" w:hAnsi="Bookman Old Style"/>
+          <w:lang w:val="en-US"/>
+        </w:rPr>
+      </w:pPr>
+      <w:r>
+        <w:rPr>
+          <w:rFonts w:ascii="Bookman Old Style" w:hAnsi="Bookman Old Style"/>
+          <w:lang w:val="en-US"/>
+        </w:rPr>
+        <w:t>A. Use a VPC endpoint for DynamoDB.</w:t>
+      </w:r>
+    </w:p>
+    <w:p>
+      <w:pPr>
+        <w:jc w:val="both"/>
+        <w:rPr>
+          <w:rFonts w:ascii="Bookman Old Style" w:hAnsi="Bookman Old Style"/>
+          <w:lang w:val="en-US"/>
+        </w:rPr>
+      </w:pPr>
+    </w:p>
+    <w:p>
+      <w:pPr>
+        <w:jc w:val="both"/>
+        <w:rPr>
+          <w:rFonts w:ascii="Bookman Old Style" w:hAnsi="Bookman Old Style"/>
+          <w:lang w:val="en-US"/>
+        </w:rPr>
+      </w:pPr>
+      <w:r>
+        <w:rPr>
+          <w:rFonts w:ascii="Bookman Old Style" w:hAnsi="Bookman Old Style"/>
+          <w:lang w:val="en-US"/>
+        </w:rPr>
+        <w:t>177</w:t>
       </w:r>
       <w:proofErr w:type="gramStart"/>
       <w:r>
@@ -16707,72 +16855,24 @@
           <w:rFonts w:ascii="Bookman Old Style" w:hAnsi="Bookman Old Style"/>
           <w:lang w:val="en-US"/>
         </w:rPr>
-        <w:t xml:space="preserve"> application runs on Amazon EC2 instances in private subnets. The application needs to access an Amazon DynamoDB table.</w:t>
-      </w:r>
-    </w:p>
-    <w:p>
-      <w:pPr>
-        <w:jc w:val="both"/>
-        <w:rPr>
-          <w:rFonts w:ascii="Bookman Old Style" w:hAnsi="Bookman Old Style"/>
-          <w:lang w:val="en-US"/>
-        </w:rPr>
-      </w:pPr>
-      <w:r>
-        <w:rPr>
-          <w:rFonts w:ascii="Bookman Old Style" w:hAnsi="Bookman Old Style"/>
-          <w:lang w:val="en-US"/>
-        </w:rPr>
-        <w:t xml:space="preserve">What is the MOST secure way to access the table while ensuring that the traffic does not leave the AWS network? </w:t>
-      </w:r>
-    </w:p>
-    <w:p>
-      <w:pPr>
-        <w:jc w:val="both"/>
-        <w:rPr>
-          <w:rFonts w:ascii="Bookman Old Style" w:hAnsi="Bookman Old Style"/>
-          <w:lang w:val="en-US"/>
-        </w:rPr>
-      </w:pPr>
-      <w:r>
-        <w:rPr>
-          <w:rFonts w:ascii="Bookman Old Style" w:hAnsi="Bookman Old Style"/>
-          <w:lang w:val="en-US"/>
-        </w:rPr>
-        <w:t>A. Use a VPC endpoint for DynamoDB.</w:t>
-      </w:r>
-    </w:p>
-    <w:p>
-      <w:pPr>
-        <w:jc w:val="both"/>
-        <w:rPr>
-          <w:rFonts w:ascii="Bookman Old Style" w:hAnsi="Bookman Old Style"/>
-          <w:lang w:val="en-US"/>
-        </w:rPr>
-      </w:pPr>
-    </w:p>
-    <w:p>
-      <w:pPr>
-        <w:jc w:val="both"/>
-        <w:rPr>
-          <w:rFonts w:ascii="Bookman Old Style" w:hAnsi="Bookman Old Style"/>
-          <w:lang w:val="en-US"/>
-        </w:rPr>
-      </w:pPr>
-      <w:r>
-        <w:rPr>
-          <w:rFonts w:ascii="Bookman Old Style" w:hAnsi="Bookman Old Style"/>
-          <w:lang w:val="en-US"/>
-        </w:rPr>
-        <w:t>177</w:t>
-      </w:r>
+        <w:t xml:space="preserve"> entertainment company is using Amazon DynamoDB to store media metadata. The application is read intensive and experiencing delays. The company does not have staff to handle additional operational overhead and needs to improve the performance efficiency of DynamoDB without reconfiguring the application.</w:t>
+      </w:r>
+    </w:p>
+    <w:p>
+      <w:pPr>
+        <w:jc w:val="both"/>
+        <w:rPr>
+          <w:rFonts w:ascii="Bookman Old Style" w:hAnsi="Bookman Old Style"/>
+          <w:lang w:val="en-US"/>
+        </w:rPr>
+      </w:pPr>
       <w:proofErr w:type="gramStart"/>
       <w:r>
         <w:rPr>
           <w:rFonts w:ascii="Bookman Old Style" w:hAnsi="Bookman Old Style"/>
           <w:lang w:val="en-US"/>
         </w:rPr>
-        <w:t>.An</w:t>
+        <w:t>What</w:t>
       </w:r>
       <w:proofErr w:type="gramEnd"/>
       <w:r>
@@ -16780,24 +16880,15 @@
           <w:rFonts w:ascii="Bookman Old Style" w:hAnsi="Bookman Old Style"/>
           <w:lang w:val="en-US"/>
         </w:rPr>
-        <w:t xml:space="preserve"> entertainment company is using Amazon DynamoDB to store media metadata. The application is read intensive and experiencing delays. The company does not have staff to handle additional operational overhead and needs to improve the performance efficiency of DynamoDB without reconfiguring the application.</w:t>
-      </w:r>
-    </w:p>
-    <w:p>
-      <w:pPr>
-        <w:jc w:val="both"/>
-        <w:rPr>
-          <w:rFonts w:ascii="Bookman Old Style" w:hAnsi="Bookman Old Style"/>
-          <w:lang w:val="en-US"/>
-        </w:rPr>
-      </w:pPr>
+        <w:t xml:space="preserve"> </w:t>
+      </w:r>
       <w:proofErr w:type="gramStart"/>
       <w:r>
         <w:rPr>
           <w:rFonts w:ascii="Bookman Old Style" w:hAnsi="Bookman Old Style"/>
           <w:lang w:val="en-US"/>
         </w:rPr>
-        <w:t>What</w:t>
+        <w:t>should a solutions</w:t>
       </w:r>
       <w:proofErr w:type="gramEnd"/>
       <w:r>
@@ -16805,6 +16896,832 @@
           <w:rFonts w:ascii="Bookman Old Style" w:hAnsi="Bookman Old Style"/>
           <w:lang w:val="en-US"/>
         </w:rPr>
+        <w:t xml:space="preserve"> architect recommend </w:t>
+      </w:r>
+      <w:proofErr w:type="gramStart"/>
+      <w:r>
+        <w:rPr>
+          <w:rFonts w:ascii="Bookman Old Style" w:hAnsi="Bookman Old Style"/>
+          <w:lang w:val="en-US"/>
+        </w:rPr>
+        <w:t>to meet</w:t>
+      </w:r>
+      <w:proofErr w:type="gramEnd"/>
+      <w:r>
+        <w:rPr>
+          <w:rFonts w:ascii="Bookman Old Style" w:hAnsi="Bookman Old Style"/>
+          <w:lang w:val="en-US"/>
+        </w:rPr>
+        <w:t xml:space="preserve"> this requirement? </w:t>
+      </w:r>
+    </w:p>
+    <w:p>
+      <w:pPr>
+        <w:jc w:val="both"/>
+        <w:rPr>
+          <w:rFonts w:ascii="Bookman Old Style" w:hAnsi="Bookman Old Style"/>
+          <w:lang w:val="en-US"/>
+        </w:rPr>
+      </w:pPr>
+      <w:r>
+        <w:rPr>
+          <w:rFonts w:ascii="Bookman Old Style" w:hAnsi="Bookman Old Style"/>
+          <w:lang w:val="en-US"/>
+        </w:rPr>
+        <w:t xml:space="preserve">B. Use Amazon DynamoDB Accelerator (DAX). </w:t>
+      </w:r>
+    </w:p>
+    <w:p>
+      <w:pPr>
+        <w:jc w:val="both"/>
+        <w:rPr>
+          <w:rFonts w:ascii="Bookman Old Style" w:hAnsi="Bookman Old Style"/>
+          <w:lang w:val="en-US"/>
+        </w:rPr>
+      </w:pPr>
+    </w:p>
+    <w:p>
+      <w:pPr>
+        <w:jc w:val="both"/>
+        <w:rPr>
+          <w:rFonts w:ascii="Bookman Old Style" w:hAnsi="Bookman Old Style"/>
+          <w:lang w:val="en-US"/>
+        </w:rPr>
+      </w:pPr>
+      <w:r>
+        <w:rPr>
+          <w:rFonts w:ascii="Bookman Old Style" w:hAnsi="Bookman Old Style"/>
+          <w:lang w:val="en-US"/>
+        </w:rPr>
+        <w:t>IMP&gt;&gt;&gt;&gt;&gt;&gt;178</w:t>
+      </w:r>
+      <w:proofErr w:type="gramStart"/>
+      <w:r>
+        <w:rPr>
+          <w:rFonts w:ascii="Bookman Old Style" w:hAnsi="Bookman Old Style"/>
+          <w:lang w:val="en-US"/>
+        </w:rPr>
+        <w:t>.A</w:t>
+      </w:r>
+      <w:proofErr w:type="gramEnd"/>
+      <w:r>
+        <w:rPr>
+          <w:rFonts w:ascii="Bookman Old Style" w:hAnsi="Bookman Old Style"/>
+          <w:lang w:val="en-US"/>
+        </w:rPr>
+        <w:t xml:space="preserve"> company’s infrastructure consists of Amazon EC2 instances and an Amazon RDS DB instance in a single AWS Region. The company wants to back up its data in a separate Region.</w:t>
+      </w:r>
+    </w:p>
+    <w:p>
+      <w:pPr>
+        <w:jc w:val="both"/>
+        <w:rPr>
+          <w:rFonts w:ascii="Bookman Old Style" w:hAnsi="Bookman Old Style"/>
+          <w:lang w:val="en-US"/>
+        </w:rPr>
+      </w:pPr>
+      <w:r>
+        <w:rPr>
+          <w:rFonts w:ascii="Bookman Old Style" w:hAnsi="Bookman Old Style"/>
+          <w:lang w:val="en-US"/>
+        </w:rPr>
+        <w:t xml:space="preserve">Which solution will meet these requirements with the LEAST operational overhead? </w:t>
+      </w:r>
+    </w:p>
+    <w:p>
+      <w:pPr>
+        <w:jc w:val="both"/>
+        <w:rPr>
+          <w:rFonts w:ascii="Bookman Old Style" w:hAnsi="Bookman Old Style"/>
+          <w:lang w:val="en-US"/>
+        </w:rPr>
+      </w:pPr>
+      <w:r>
+        <w:rPr>
+          <w:rFonts w:ascii="Bookman Old Style" w:hAnsi="Bookman Old Style"/>
+          <w:lang w:val="en-US"/>
+        </w:rPr>
+        <w:t xml:space="preserve">    A. Use AWS Backup to copy EC2 backups and RDS backups to the separate Region.</w:t>
+      </w:r>
+    </w:p>
+    <w:p>
+      <w:pPr>
+        <w:jc w:val="both"/>
+        <w:rPr>
+          <w:rFonts w:ascii="Bookman Old Style" w:hAnsi="Bookman Old Style"/>
+          <w:lang w:val="en-US"/>
+        </w:rPr>
+      </w:pPr>
+      <w:r>
+        <w:rPr>
+          <w:rFonts w:ascii="Bookman Old Style" w:hAnsi="Bookman Old Style"/>
+          <w:lang w:val="en-US"/>
+        </w:rPr>
+        <w:t xml:space="preserve">    B. Use Amazon Data Lifecycle Manager (Amazon DLM) to copy EC2 backups and RDS backups to the separate Region.</w:t>
+      </w:r>
+    </w:p>
+    <w:p>
+      <w:pPr>
+        <w:jc w:val="both"/>
+        <w:rPr>
+          <w:rFonts w:ascii="Bookman Old Style" w:hAnsi="Bookman Old Style"/>
+          <w:lang w:val="en-US"/>
+        </w:rPr>
+      </w:pPr>
+      <w:r>
+        <w:rPr>
+          <w:rFonts w:ascii="Bookman Old Style" w:hAnsi="Bookman Old Style"/>
+          <w:lang w:val="en-US"/>
+        </w:rPr>
+        <w:t xml:space="preserve">    C. Create Amazon Machine Images (AMIs) of the EC2 instances. Copy the AMIs to the separate Region. Create a read replica for the RDS DB instance in the separate Region.</w:t>
+      </w:r>
+    </w:p>
+    <w:p>
+      <w:pPr>
+        <w:jc w:val="both"/>
+        <w:rPr>
+          <w:rFonts w:ascii="Bookman Old Style" w:hAnsi="Bookman Old Style"/>
+          <w:lang w:val="en-US"/>
+        </w:rPr>
+      </w:pPr>
+      <w:r>
+        <w:rPr>
+          <w:rFonts w:ascii="Bookman Old Style" w:hAnsi="Bookman Old Style"/>
+          <w:lang w:val="en-US"/>
+        </w:rPr>
+        <w:t xml:space="preserve">    D. Create Amazon Elastic Block Store (Amazon EBS) snapshots. Copy the EBS snapshots to the separate Region. Create RDS snapshots. Export the RDS snapshots to Amazon S3. Configure S3 Cross-Region Replication (CRR) to the separate Region.</w:t>
+      </w:r>
+    </w:p>
+    <w:p>
+      <w:pPr>
+        <w:jc w:val="both"/>
+        <w:rPr>
+          <w:rFonts w:ascii="Bookman Old Style" w:hAnsi="Bookman Old Style"/>
+          <w:lang w:val="en-US"/>
+        </w:rPr>
+      </w:pPr>
+    </w:p>
+    <w:p>
+      <w:pPr>
+        <w:jc w:val="both"/>
+        <w:rPr>
+          <w:rFonts w:ascii="Bookman Old Style" w:hAnsi="Bookman Old Style"/>
+          <w:lang w:val="en-US"/>
+        </w:rPr>
+      </w:pPr>
+      <w:r>
+        <w:rPr>
+          <w:rFonts w:ascii="Bookman Old Style" w:hAnsi="Bookman Old Style"/>
+          <w:lang w:val="en-US"/>
+        </w:rPr>
+        <w:t xml:space="preserve">IMP&gt;&gt;&gt;&gt;&gt;179. A solutions architect needs to securely store a database </w:t>
+      </w:r>
+      <w:proofErr w:type="gramStart"/>
+      <w:r>
+        <w:rPr>
+          <w:rFonts w:ascii="Bookman Old Style" w:hAnsi="Bookman Old Style"/>
+          <w:lang w:val="en-US"/>
+        </w:rPr>
+        <w:t>user name</w:t>
+      </w:r>
+      <w:proofErr w:type="gramEnd"/>
+      <w:r>
+        <w:rPr>
+          <w:rFonts w:ascii="Bookman Old Style" w:hAnsi="Bookman Old Style"/>
+          <w:lang w:val="en-US"/>
+        </w:rPr>
+        <w:t xml:space="preserve"> and password that an application uses to access an Amazon RDS DB instance. The application that accesses the database runs on an Amazon EC2 instance. The solutions architect wants to create a secure parameter in AWS Systems Manager Parameter Store.</w:t>
+      </w:r>
+    </w:p>
+    <w:p>
+      <w:pPr>
+        <w:jc w:val="both"/>
+        <w:rPr>
+          <w:rFonts w:ascii="Bookman Old Style" w:hAnsi="Bookman Old Style"/>
+          <w:lang w:val="en-US"/>
+        </w:rPr>
+      </w:pPr>
+      <w:r>
+        <w:rPr>
+          <w:rFonts w:ascii="Bookman Old Style" w:hAnsi="Bookman Old Style"/>
+          <w:lang w:val="en-US"/>
+        </w:rPr>
+        <w:t xml:space="preserve">What should the </w:t>
+      </w:r>
+      <w:proofErr w:type="gramStart"/>
+      <w:r>
+        <w:rPr>
+          <w:rFonts w:ascii="Bookman Old Style" w:hAnsi="Bookman Old Style"/>
+          <w:lang w:val="en-US"/>
+        </w:rPr>
+        <w:t>solutions architect</w:t>
+      </w:r>
+      <w:proofErr w:type="gramEnd"/>
+      <w:r>
+        <w:rPr>
+          <w:rFonts w:ascii="Bookman Old Style" w:hAnsi="Bookman Old Style"/>
+          <w:lang w:val="en-US"/>
+        </w:rPr>
+        <w:t xml:space="preserve"> do to meet this requirement?</w:t>
+      </w:r>
+    </w:p>
+    <w:p>
+      <w:pPr>
+        <w:jc w:val="both"/>
+        <w:rPr>
+          <w:rFonts w:ascii="Bookman Old Style" w:hAnsi="Bookman Old Style"/>
+          <w:lang w:val="en-US"/>
+        </w:rPr>
+      </w:pPr>
+      <w:r>
+        <w:rPr>
+          <w:rFonts w:ascii="Bookman Old Style" w:hAnsi="Bookman Old Style"/>
+          <w:lang w:val="en-US"/>
+        </w:rPr>
+        <w:t xml:space="preserve">    A. Create an IAM role that has read access to the Parameter Store parameter. Allow Decrypt access to an AWS Key Management Service (AWS KMS) key that is used to encrypt the parameter. Assign this IAM role to the EC2 instance.</w:t>
+      </w:r>
+    </w:p>
+    <w:p>
+      <w:pPr>
+        <w:jc w:val="both"/>
+        <w:rPr>
+          <w:rFonts w:ascii="Bookman Old Style" w:hAnsi="Bookman Old Style"/>
+          <w:lang w:val="en-US"/>
+        </w:rPr>
+      </w:pPr>
+      <w:r>
+        <w:rPr>
+          <w:rFonts w:ascii="Bookman Old Style" w:hAnsi="Bookman Old Style"/>
+          <w:lang w:val="en-US"/>
+        </w:rPr>
+        <w:t xml:space="preserve">    B. Create an IAM policy that allows read access to the Parameter Store parameter. Allow Decrypt access to an AWS Key Management Service (AWS KMS) key that is used to encrypt the parameter. Assign this IAM policy to the EC2 instance.</w:t>
+      </w:r>
+    </w:p>
+    <w:p>
+      <w:pPr>
+        <w:jc w:val="both"/>
+        <w:rPr>
+          <w:rFonts w:ascii="Bookman Old Style" w:hAnsi="Bookman Old Style"/>
+          <w:lang w:val="en-US"/>
+        </w:rPr>
+      </w:pPr>
+      <w:r>
+        <w:rPr>
+          <w:rFonts w:ascii="Bookman Old Style" w:hAnsi="Bookman Old Style"/>
+          <w:lang w:val="en-US"/>
+        </w:rPr>
+        <w:t xml:space="preserve">    C. Create an IAM trust relationship between the Parameter Store parameter and the EC2 instance. Specify Amazon RDS as a principal in the trust policy.</w:t>
+      </w:r>
+    </w:p>
+    <w:p>
+      <w:pPr>
+        <w:jc w:val="both"/>
+        <w:rPr>
+          <w:rFonts w:ascii="Bookman Old Style" w:hAnsi="Bookman Old Style"/>
+          <w:lang w:val="en-US"/>
+        </w:rPr>
+      </w:pPr>
+      <w:r>
+        <w:rPr>
+          <w:rFonts w:ascii="Bookman Old Style" w:hAnsi="Bookman Old Style"/>
+          <w:lang w:val="en-US"/>
+        </w:rPr>
+        <w:t xml:space="preserve">    D. Create an IAM trust relationship between the DB instance and the EC2 instance. Specify Systems Manager as a principal in the trust policy.</w:t>
+      </w:r>
+    </w:p>
+    <w:p>
+      <w:pPr>
+        <w:jc w:val="both"/>
+        <w:rPr>
+          <w:rFonts w:ascii="Bookman Old Style" w:hAnsi="Bookman Old Style"/>
+          <w:color w:val="8EAADB" w:themeColor="accent5" w:themeTint="99"/>
+        </w:rPr>
+      </w:pPr>
+      <w:r>
+        <w:rPr>
+          <w:rFonts w:ascii="Bookman Old Style" w:hAnsi="Bookman Old Style"/>
+          <w:color w:val="8EAADB" w:themeColor="accent5" w:themeTint="99"/>
+        </w:rPr>
+        <w:t>The correct solution to securely allow the application on the EC2 instance to access the encrypted parameter in AWS Systems Manager Parameter Store is:</w:t>
+      </w:r>
+    </w:p>
+    <w:p>
+      <w:pPr>
+        <w:jc w:val="both"/>
+        <w:rPr>
+          <w:rFonts w:ascii="Bookman Old Style" w:hAnsi="Bookman Old Style"/>
+          <w:color w:val="8EAADB" w:themeColor="accent5" w:themeTint="99"/>
+        </w:rPr>
+      </w:pPr>
+      <w:r>
+        <w:rPr>
+          <w:rFonts w:ascii="Bookman Old Style" w:hAnsi="Bookman Old Style"/>
+          <w:b/>
+          <w:bCs/>
+          <w:color w:val="8EAADB" w:themeColor="accent5" w:themeTint="99"/>
+        </w:rPr>
+        <w:t>A. Create an IAM role that has read access to the Parameter Store parameter. Allow Decrypt access to an AWS Key Management Service (AWS KMS) key that is used to encrypt the parameter. Assign this IAM role to the EC2 instance.</w:t>
+      </w:r>
+    </w:p>
+    <w:p>
+      <w:pPr>
+        <w:jc w:val="both"/>
+        <w:rPr>
+          <w:rFonts w:ascii="Bookman Old Style" w:hAnsi="Bookman Old Style"/>
+          <w:b/>
+          <w:bCs/>
+          <w:color w:val="8EAADB" w:themeColor="accent5" w:themeTint="99"/>
+        </w:rPr>
+      </w:pPr>
+      <w:r>
+        <w:rPr>
+          <w:rFonts w:ascii="Bookman Old Style" w:hAnsi="Bookman Old Style"/>
+          <w:b/>
+          <w:bCs/>
+          <w:color w:val="8EAADB" w:themeColor="accent5" w:themeTint="99"/>
+        </w:rPr>
+        <w:t>Rationale</w:t>
+      </w:r>
+    </w:p>
+    <w:p>
+      <w:pPr>
+        <w:numPr>
+          <w:ilvl w:val="0"/>
+          <w:numId w:val="49"/>
+        </w:numPr>
+        <w:jc w:val="both"/>
+        <w:rPr>
+          <w:rFonts w:ascii="Bookman Old Style" w:hAnsi="Bookman Old Style"/>
+          <w:color w:val="8EAADB" w:themeColor="accent5" w:themeTint="99"/>
+        </w:rPr>
+      </w:pPr>
+      <w:r>
+        <w:rPr>
+          <w:rFonts w:ascii="Bookman Old Style" w:hAnsi="Bookman Old Style"/>
+          <w:b/>
+          <w:bCs/>
+          <w:color w:val="8EAADB" w:themeColor="accent5" w:themeTint="99"/>
+        </w:rPr>
+        <w:t>Identity and Access Management (IAM) Role for EC2:</w:t>
+      </w:r>
+      <w:r>
+        <w:rPr>
+          <w:rFonts w:ascii="Bookman Old Style" w:hAnsi="Bookman Old Style"/>
+          <w:color w:val="8EAADB" w:themeColor="accent5" w:themeTint="99"/>
+        </w:rPr>
+        <w:t xml:space="preserve"> In AWS, the standard and most secure practice for granting permissions to an application running on an EC2 instance is by assigning an </w:t>
+      </w:r>
+      <w:r>
+        <w:rPr>
+          <w:rFonts w:ascii="Bookman Old Style" w:hAnsi="Bookman Old Style"/>
+          <w:b/>
+          <w:bCs/>
+          <w:color w:val="8EAADB" w:themeColor="accent5" w:themeTint="99"/>
+        </w:rPr>
+        <w:t>IAM role</w:t>
+      </w:r>
+      <w:r>
+        <w:rPr>
+          <w:rFonts w:ascii="Bookman Old Style" w:hAnsi="Bookman Old Style"/>
+          <w:color w:val="8EAADB" w:themeColor="accent5" w:themeTint="99"/>
+        </w:rPr>
+        <w:t xml:space="preserve"> to the instance. The application then automatically assumes the permissions of that role.</w:t>
+      </w:r>
+    </w:p>
+    <w:p>
+      <w:pPr>
+        <w:numPr>
+          <w:ilvl w:val="0"/>
+          <w:numId w:val="49"/>
+        </w:numPr>
+        <w:jc w:val="both"/>
+        <w:rPr>
+          <w:rFonts w:ascii="Bookman Old Style" w:hAnsi="Bookman Old Style"/>
+          <w:color w:val="8EAADB" w:themeColor="accent5" w:themeTint="99"/>
+        </w:rPr>
+      </w:pPr>
+      <w:r>
+        <w:rPr>
+          <w:rFonts w:ascii="Bookman Old Style" w:hAnsi="Bookman Old Style"/>
+          <w:b/>
+          <w:bCs/>
+          <w:color w:val="8EAADB" w:themeColor="accent5" w:themeTint="99"/>
+        </w:rPr>
+        <w:t>Parameter Store Access:</w:t>
+      </w:r>
+      <w:r>
+        <w:rPr>
+          <w:rFonts w:ascii="Bookman Old Style" w:hAnsi="Bookman Old Style"/>
+          <w:color w:val="8EAADB" w:themeColor="accent5" w:themeTint="99"/>
+        </w:rPr>
+        <w:t xml:space="preserve"> To retrieve a secure string parameter (which is encrypted using AWS KMS), the IAM role must have </w:t>
+      </w:r>
+      <w:r>
+        <w:rPr>
+          <w:rFonts w:ascii="Bookman Old Style" w:hAnsi="Bookman Old Style"/>
+          <w:b/>
+          <w:bCs/>
+          <w:color w:val="8EAADB" w:themeColor="accent5" w:themeTint="99"/>
+        </w:rPr>
+        <w:t>two specific permissions</w:t>
+      </w:r>
+      <w:r>
+        <w:rPr>
+          <w:rFonts w:ascii="Bookman Old Style" w:hAnsi="Bookman Old Style"/>
+          <w:color w:val="8EAADB" w:themeColor="accent5" w:themeTint="99"/>
+        </w:rPr>
+        <w:t>:</w:t>
+      </w:r>
+    </w:p>
+    <w:p>
+      <w:pPr>
+        <w:numPr>
+          <w:ilvl w:val="1"/>
+          <w:numId w:val="49"/>
+        </w:numPr>
+        <w:jc w:val="both"/>
+        <w:rPr>
+          <w:rFonts w:ascii="Bookman Old Style" w:hAnsi="Bookman Old Style"/>
+          <w:color w:val="8EAADB" w:themeColor="accent5" w:themeTint="99"/>
+        </w:rPr>
+      </w:pPr>
+      <w:proofErr w:type="spellStart"/>
+      <w:proofErr w:type="gramStart"/>
+      <w:r>
+        <w:rPr>
+          <w:rFonts w:ascii="Bookman Old Style" w:hAnsi="Bookman Old Style"/>
+          <w:color w:val="8EAADB" w:themeColor="accent5" w:themeTint="99"/>
+        </w:rPr>
+        <w:t>ssm:GetParameters</w:t>
+      </w:r>
+      <w:proofErr w:type="spellEnd"/>
+      <w:proofErr w:type="gramEnd"/>
+      <w:r>
+        <w:rPr>
+          <w:rFonts w:ascii="Bookman Old Style" w:hAnsi="Bookman Old Style"/>
+          <w:color w:val="8EAADB" w:themeColor="accent5" w:themeTint="99"/>
+        </w:rPr>
+        <w:t xml:space="preserve"> or similar action to read the parameter value from the Parameter Store.</w:t>
+      </w:r>
+    </w:p>
+    <w:p>
+      <w:pPr>
+        <w:numPr>
+          <w:ilvl w:val="1"/>
+          <w:numId w:val="49"/>
+        </w:numPr>
+        <w:jc w:val="both"/>
+        <w:rPr>
+          <w:rFonts w:ascii="Bookman Old Style" w:hAnsi="Bookman Old Style"/>
+          <w:color w:val="8EAADB" w:themeColor="accent5" w:themeTint="99"/>
+        </w:rPr>
+      </w:pPr>
+      <w:proofErr w:type="spellStart"/>
+      <w:proofErr w:type="gramStart"/>
+      <w:r>
+        <w:rPr>
+          <w:rFonts w:ascii="Bookman Old Style" w:hAnsi="Bookman Old Style"/>
+          <w:color w:val="8EAADB" w:themeColor="accent5" w:themeTint="99"/>
+        </w:rPr>
+        <w:t>kms:Decrypt</w:t>
+      </w:r>
+      <w:proofErr w:type="spellEnd"/>
+      <w:proofErr w:type="gramEnd"/>
+      <w:r>
+        <w:rPr>
+          <w:rFonts w:ascii="Bookman Old Style" w:hAnsi="Bookman Old Style"/>
+          <w:color w:val="8EAADB" w:themeColor="accent5" w:themeTint="99"/>
+        </w:rPr>
+        <w:t xml:space="preserve"> permission for the specific KMS key used to encrypt the parameter. Without this, the EC2 instance can retrieve the encrypted blob but cannot decrypt it.</w:t>
+      </w:r>
+    </w:p>
+    <w:p>
+      <w:pPr>
+        <w:numPr>
+          <w:ilvl w:val="0"/>
+          <w:numId w:val="49"/>
+        </w:numPr>
+        <w:jc w:val="both"/>
+        <w:rPr>
+          <w:rFonts w:ascii="Bookman Old Style" w:hAnsi="Bookman Old Style"/>
+          <w:color w:val="8EAADB" w:themeColor="accent5" w:themeTint="99"/>
+        </w:rPr>
+      </w:pPr>
+      <w:r>
+        <w:rPr>
+          <w:rFonts w:ascii="Bookman Old Style" w:hAnsi="Bookman Old Style"/>
+          <w:b/>
+          <w:bCs/>
+          <w:color w:val="8EAADB" w:themeColor="accent5" w:themeTint="99"/>
+        </w:rPr>
+        <w:t>Option A</w:t>
+      </w:r>
+      <w:r>
+        <w:rPr>
+          <w:rFonts w:ascii="Bookman Old Style" w:hAnsi="Bookman Old Style"/>
+          <w:color w:val="8EAADB" w:themeColor="accent5" w:themeTint="99"/>
+        </w:rPr>
+        <w:t xml:space="preserve"> correctly describes this process: creating the necessary role with both permissions and assigning it to the EC2 instance.</w:t>
+      </w:r>
+    </w:p>
+    <w:p>
+      <w:pPr>
+        <w:jc w:val="both"/>
+        <w:rPr>
+          <w:rFonts w:ascii="Bookman Old Style" w:hAnsi="Bookman Old Style"/>
+          <w:b/>
+          <w:bCs/>
+          <w:color w:val="8EAADB" w:themeColor="accent5" w:themeTint="99"/>
+        </w:rPr>
+      </w:pPr>
+      <w:r>
+        <w:rPr>
+          <w:rFonts w:ascii="Bookman Old Style" w:hAnsi="Bookman Old Style"/>
+          <w:b/>
+          <w:bCs/>
+          <w:color w:val="8EAADB" w:themeColor="accent5" w:themeTint="99"/>
+        </w:rPr>
+        <w:t>Why Other Options Are Incorrect</w:t>
+      </w:r>
+    </w:p>
+    <w:p>
+      <w:pPr>
+        <w:numPr>
+          <w:ilvl w:val="0"/>
+          <w:numId w:val="50"/>
+        </w:numPr>
+        <w:jc w:val="both"/>
+        <w:rPr>
+          <w:rFonts w:ascii="Bookman Old Style" w:hAnsi="Bookman Old Style"/>
+          <w:color w:val="8EAADB" w:themeColor="accent5" w:themeTint="99"/>
+        </w:rPr>
+      </w:pPr>
+      <w:r>
+        <w:rPr>
+          <w:rFonts w:ascii="Bookman Old Style" w:hAnsi="Bookman Old Style"/>
+          <w:b/>
+          <w:bCs/>
+          <w:color w:val="8EAADB" w:themeColor="accent5" w:themeTint="99"/>
+        </w:rPr>
+        <w:t>B. Create an IAM policy... Assign this IAM policy to the EC2 instance.</w:t>
+      </w:r>
+    </w:p>
+    <w:p>
+      <w:pPr>
+        <w:numPr>
+          <w:ilvl w:val="1"/>
+          <w:numId w:val="50"/>
+        </w:numPr>
+        <w:jc w:val="both"/>
+        <w:rPr>
+          <w:rFonts w:ascii="Bookman Old Style" w:hAnsi="Bookman Old Style"/>
+          <w:color w:val="8EAADB" w:themeColor="accent5" w:themeTint="99"/>
+        </w:rPr>
+      </w:pPr>
+      <w:r>
+        <w:rPr>
+          <w:rFonts w:ascii="Bookman Old Style" w:hAnsi="Bookman Old Style"/>
+          <w:color w:val="8EAADB" w:themeColor="accent5" w:themeTint="99"/>
+        </w:rPr>
+        <w:t xml:space="preserve">While the policy content is correct, you </w:t>
+      </w:r>
+      <w:r>
+        <w:rPr>
+          <w:rFonts w:ascii="Bookman Old Style" w:hAnsi="Bookman Old Style"/>
+          <w:b/>
+          <w:bCs/>
+          <w:color w:val="8EAADB" w:themeColor="accent5" w:themeTint="99"/>
+        </w:rPr>
+        <w:t>cannot directly assign an IAM policy to an EC2 instance</w:t>
+      </w:r>
+      <w:r>
+        <w:rPr>
+          <w:rFonts w:ascii="Bookman Old Style" w:hAnsi="Bookman Old Style"/>
+          <w:color w:val="8EAADB" w:themeColor="accent5" w:themeTint="99"/>
+        </w:rPr>
+        <w:t xml:space="preserve">. You must assign the policy to an </w:t>
+      </w:r>
+      <w:r>
+        <w:rPr>
+          <w:rFonts w:ascii="Bookman Old Style" w:hAnsi="Bookman Old Style"/>
+          <w:b/>
+          <w:bCs/>
+          <w:color w:val="8EAADB" w:themeColor="accent5" w:themeTint="99"/>
+        </w:rPr>
+        <w:t xml:space="preserve">IAM </w:t>
+      </w:r>
+      <w:proofErr w:type="gramStart"/>
+      <w:r>
+        <w:rPr>
+          <w:rFonts w:ascii="Bookman Old Style" w:hAnsi="Bookman Old Style"/>
+          <w:b/>
+          <w:bCs/>
+          <w:color w:val="8EAADB" w:themeColor="accent5" w:themeTint="99"/>
+        </w:rPr>
+        <w:t>role</w:t>
+      </w:r>
+      <w:r>
+        <w:rPr>
+          <w:rFonts w:ascii="Bookman Old Style" w:hAnsi="Bookman Old Style"/>
+          <w:color w:val="8EAADB" w:themeColor="accent5" w:themeTint="99"/>
+        </w:rPr>
+        <w:t>, and</w:t>
+      </w:r>
+      <w:proofErr w:type="gramEnd"/>
+      <w:r>
+        <w:rPr>
+          <w:rFonts w:ascii="Bookman Old Style" w:hAnsi="Bookman Old Style"/>
+          <w:color w:val="8EAADB" w:themeColor="accent5" w:themeTint="99"/>
+        </w:rPr>
+        <w:t xml:space="preserve"> then assign that role to the EC2 instance.</w:t>
+      </w:r>
+    </w:p>
+    <w:p>
+      <w:pPr>
+        <w:numPr>
+          <w:ilvl w:val="0"/>
+          <w:numId w:val="50"/>
+        </w:numPr>
+        <w:jc w:val="both"/>
+        <w:rPr>
+          <w:rFonts w:ascii="Bookman Old Style" w:hAnsi="Bookman Old Style"/>
+          <w:color w:val="8EAADB" w:themeColor="accent5" w:themeTint="99"/>
+        </w:rPr>
+      </w:pPr>
+      <w:r>
+        <w:rPr>
+          <w:rFonts w:ascii="Bookman Old Style" w:hAnsi="Bookman Old Style"/>
+          <w:b/>
+          <w:bCs/>
+          <w:color w:val="8EAADB" w:themeColor="accent5" w:themeTint="99"/>
+        </w:rPr>
+        <w:t xml:space="preserve">C. Create an IAM trust relationship between </w:t>
+      </w:r>
+      <w:r>
+        <w:rPr>
+          <w:rFonts w:ascii="Bookman Old Style" w:hAnsi="Bookman Old Style"/>
+          <w:color w:val="8EAADB" w:themeColor="accent5" w:themeTint="99"/>
+        </w:rPr>
+        <w:t>the</w:t>
+      </w:r>
+      <w:r>
+        <w:rPr>
+          <w:rFonts w:ascii="Bookman Old Style" w:hAnsi="Bookman Old Style"/>
+          <w:b/>
+          <w:bCs/>
+          <w:color w:val="8EAADB" w:themeColor="accent5" w:themeTint="99"/>
+        </w:rPr>
+        <w:t xml:space="preserve"> Parameter Store parameter </w:t>
+      </w:r>
+      <w:r>
+        <w:rPr>
+          <w:rFonts w:ascii="Bookman Old Style" w:hAnsi="Bookman Old Style"/>
+          <w:color w:val="8EAADB" w:themeColor="accent5" w:themeTint="99"/>
+        </w:rPr>
+        <w:t xml:space="preserve">and the </w:t>
+      </w:r>
+      <w:r>
+        <w:rPr>
+          <w:rFonts w:ascii="Bookman Old Style" w:hAnsi="Bookman Old Style"/>
+          <w:b/>
+          <w:bCs/>
+          <w:color w:val="8EAADB" w:themeColor="accent5" w:themeTint="99"/>
+        </w:rPr>
+        <w:t>EC2 instance...</w:t>
+      </w:r>
+    </w:p>
+    <w:p>
+      <w:pPr>
+        <w:numPr>
+          <w:ilvl w:val="1"/>
+          <w:numId w:val="50"/>
+        </w:numPr>
+        <w:jc w:val="both"/>
+        <w:rPr>
+          <w:rFonts w:ascii="Bookman Old Style" w:hAnsi="Bookman Old Style"/>
+          <w:color w:val="8EAADB" w:themeColor="accent5" w:themeTint="99"/>
+        </w:rPr>
+      </w:pPr>
+      <w:r>
+        <w:rPr>
+          <w:rFonts w:ascii="Bookman Old Style" w:hAnsi="Bookman Old Style"/>
+          <w:color w:val="8EAADB" w:themeColor="accent5" w:themeTint="99"/>
+        </w:rPr>
+        <w:t xml:space="preserve">IAM trust relationships are used to define which principals (users, roles, or AWS services) are allowed to assume a role. There is </w:t>
+      </w:r>
+      <w:r>
+        <w:rPr>
+          <w:rFonts w:ascii="Bookman Old Style" w:hAnsi="Bookman Old Style"/>
+          <w:b/>
+          <w:bCs/>
+          <w:color w:val="8EAADB" w:themeColor="accent5" w:themeTint="99"/>
+        </w:rPr>
+        <w:t>no direct "trust relationship"</w:t>
+      </w:r>
+      <w:r>
+        <w:rPr>
+          <w:rFonts w:ascii="Bookman Old Style" w:hAnsi="Bookman Old Style"/>
+          <w:color w:val="8EAADB" w:themeColor="accent5" w:themeTint="99"/>
+        </w:rPr>
+        <w:t xml:space="preserve"> between a Parameter Store parameter and an EC2 instance. Parameter Store is a data store, not a security principal.</w:t>
+      </w:r>
+    </w:p>
+    <w:p>
+      <w:pPr>
+        <w:numPr>
+          <w:ilvl w:val="0"/>
+          <w:numId w:val="50"/>
+        </w:numPr>
+        <w:jc w:val="both"/>
+        <w:rPr>
+          <w:rFonts w:ascii="Bookman Old Style" w:hAnsi="Bookman Old Style"/>
+          <w:color w:val="8EAADB" w:themeColor="accent5" w:themeTint="99"/>
+        </w:rPr>
+      </w:pPr>
+      <w:r>
+        <w:rPr>
+          <w:rFonts w:ascii="Bookman Old Style" w:hAnsi="Bookman Old Style"/>
+          <w:b/>
+          <w:bCs/>
+          <w:color w:val="8EAADB" w:themeColor="accent5" w:themeTint="99"/>
+        </w:rPr>
+        <w:t>D. Create an IAM trust relationship between the DB instance and the EC2 instance...</w:t>
+      </w:r>
+    </w:p>
+    <w:p>
+      <w:pPr>
+        <w:numPr>
+          <w:ilvl w:val="1"/>
+          <w:numId w:val="50"/>
+        </w:numPr>
+        <w:jc w:val="both"/>
+        <w:rPr>
+          <w:rFonts w:ascii="Bookman Old Style" w:hAnsi="Bookman Old Style"/>
+          <w:color w:val="8EAADB" w:themeColor="accent5" w:themeTint="99"/>
+        </w:rPr>
+      </w:pPr>
+      <w:r>
+        <w:rPr>
+          <w:rFonts w:ascii="Bookman Old Style" w:hAnsi="Bookman Old Style"/>
+          <w:color w:val="8EAADB" w:themeColor="accent5" w:themeTint="99"/>
+        </w:rPr>
+        <w:t xml:space="preserve">This is incorrect. The requirement is for the EC2 instance to read a secret from </w:t>
+      </w:r>
+      <w:r>
+        <w:rPr>
+          <w:rFonts w:ascii="Bookman Old Style" w:hAnsi="Bookman Old Style"/>
+          <w:b/>
+          <w:bCs/>
+          <w:color w:val="8EAADB" w:themeColor="accent5" w:themeTint="99"/>
+        </w:rPr>
+        <w:t>Systems Manager Parameter Store</w:t>
+      </w:r>
+      <w:r>
+        <w:rPr>
+          <w:rFonts w:ascii="Bookman Old Style" w:hAnsi="Bookman Old Style"/>
+          <w:color w:val="8EAADB" w:themeColor="accent5" w:themeTint="99"/>
+        </w:rPr>
+        <w:t>, not to establish a trust relationship directly with the RDS database. Systems Manager is the resource that needs to be accessed.</w:t>
+      </w:r>
+    </w:p>
+    <w:p>
+      <w:pPr>
+        <w:jc w:val="both"/>
+        <w:rPr>
+          <w:rFonts w:ascii="Bookman Old Style" w:hAnsi="Bookman Old Style"/>
+          <w:lang w:val="en-US"/>
+        </w:rPr>
+      </w:pPr>
+    </w:p>
+    <w:p>
+      <w:pPr>
+        <w:jc w:val="both"/>
+        <w:rPr>
+          <w:rFonts w:ascii="Bookman Old Style" w:hAnsi="Bookman Old Style"/>
+          <w:lang w:val="en-US"/>
+        </w:rPr>
+      </w:pPr>
+      <w:r>
+        <w:rPr>
+          <w:rFonts w:ascii="Bookman Old Style" w:hAnsi="Bookman Old Style"/>
+          <w:lang w:val="en-US"/>
+        </w:rPr>
+        <w:t xml:space="preserve">180.A company is designing a cloud communications platform that is driven by APIs. The application is hosted on Amazon EC2 instances behind a Network Load Balancer (NLB). The company uses Amazon API Gateway to provide external users with access to the application through APIs. The company wants to protect the platform against web exploits like SQL </w:t>
+      </w:r>
+      <w:proofErr w:type="gramStart"/>
+      <w:r>
+        <w:rPr>
+          <w:rFonts w:ascii="Bookman Old Style" w:hAnsi="Bookman Old Style"/>
+          <w:lang w:val="en-US"/>
+        </w:rPr>
+        <w:t>injection</w:t>
+      </w:r>
+      <w:proofErr w:type="gramEnd"/>
+      <w:r>
+        <w:rPr>
+          <w:rFonts w:ascii="Bookman Old Style" w:hAnsi="Bookman Old Style"/>
+          <w:lang w:val="en-US"/>
+        </w:rPr>
         <w:t xml:space="preserve"> </w:t>
       </w:r>
       <w:proofErr w:type="gramStart"/>
@@ -16813,6 +17730,159 @@
           <w:rFonts w:ascii="Bookman Old Style" w:hAnsi="Bookman Old Style"/>
           <w:lang w:val="en-US"/>
         </w:rPr>
+        <w:t>and also</w:t>
+      </w:r>
+      <w:proofErr w:type="gramEnd"/>
+      <w:r>
+        <w:rPr>
+          <w:rFonts w:ascii="Bookman Old Style" w:hAnsi="Bookman Old Style"/>
+          <w:lang w:val="en-US"/>
+        </w:rPr>
+        <w:t xml:space="preserve"> wants to detect and mitigate large, sophisticated DDoS attacks.</w:t>
+      </w:r>
+    </w:p>
+    <w:p>
+      <w:pPr>
+        <w:jc w:val="both"/>
+        <w:rPr>
+          <w:rFonts w:ascii="Bookman Old Style" w:hAnsi="Bookman Old Style"/>
+          <w:lang w:val="en-US"/>
+        </w:rPr>
+      </w:pPr>
+      <w:r>
+        <w:rPr>
+          <w:rFonts w:ascii="Bookman Old Style" w:hAnsi="Bookman Old Style"/>
+          <w:lang w:val="en-US"/>
+        </w:rPr>
+        <w:t xml:space="preserve">Which combination of solutions provides the MOST protection? (Choose two.) </w:t>
+      </w:r>
+    </w:p>
+    <w:p>
+      <w:pPr>
+        <w:jc w:val="both"/>
+        <w:rPr>
+          <w:rFonts w:ascii="Bookman Old Style" w:hAnsi="Bookman Old Style"/>
+          <w:lang w:val="en-US"/>
+        </w:rPr>
+      </w:pPr>
+      <w:r>
+        <w:rPr>
+          <w:rFonts w:ascii="Bookman Old Style" w:hAnsi="Bookman Old Style"/>
+          <w:lang w:val="en-US"/>
+        </w:rPr>
+        <w:t xml:space="preserve"> B. Use AWS Shield Advanced with the NLB.</w:t>
+      </w:r>
+    </w:p>
+    <w:p>
+      <w:pPr>
+        <w:jc w:val="both"/>
+        <w:rPr>
+          <w:rFonts w:ascii="Bookman Old Style" w:hAnsi="Bookman Old Style"/>
+          <w:lang w:val="en-US"/>
+        </w:rPr>
+      </w:pPr>
+      <w:r>
+        <w:rPr>
+          <w:rFonts w:ascii="Bookman Old Style" w:hAnsi="Bookman Old Style"/>
+          <w:lang w:val="en-US"/>
+        </w:rPr>
+        <w:t>C. Use AWS WAF to protect Amazon API Gateway.</w:t>
+      </w:r>
+    </w:p>
+    <w:p>
+      <w:pPr>
+        <w:jc w:val="both"/>
+        <w:rPr>
+          <w:rFonts w:ascii="Bookman Old Style" w:hAnsi="Bookman Old Style"/>
+          <w:lang w:val="en-US"/>
+        </w:rPr>
+      </w:pPr>
+    </w:p>
+    <w:p>
+      <w:pPr>
+        <w:jc w:val="both"/>
+        <w:rPr>
+          <w:rFonts w:ascii="Bookman Old Style" w:hAnsi="Bookman Old Style"/>
+          <w:lang w:val="en-US"/>
+        </w:rPr>
+      </w:pPr>
+      <w:r>
+        <w:rPr>
+          <w:rFonts w:ascii="Bookman Old Style" w:hAnsi="Bookman Old Style"/>
+          <w:lang w:val="en-US"/>
+        </w:rPr>
+        <w:t xml:space="preserve">181.A company has a legacy data processing application that runs on Amazon EC2 instances. Data is processed sequentially, but the order of results does not matter. The application uses </w:t>
+      </w:r>
+      <w:proofErr w:type="gramStart"/>
+      <w:r>
+        <w:rPr>
+          <w:rFonts w:ascii="Bookman Old Style" w:hAnsi="Bookman Old Style"/>
+          <w:lang w:val="en-US"/>
+        </w:rPr>
+        <w:t>a monolithic</w:t>
+      </w:r>
+      <w:proofErr w:type="gramEnd"/>
+      <w:r>
+        <w:rPr>
+          <w:rFonts w:ascii="Bookman Old Style" w:hAnsi="Bookman Old Style"/>
+          <w:lang w:val="en-US"/>
+        </w:rPr>
+        <w:t xml:space="preserve"> architecture. The only way that the company can scale the application to meet increased demand is to increase the size of the instances.</w:t>
+      </w:r>
+    </w:p>
+    <w:p>
+      <w:pPr>
+        <w:jc w:val="both"/>
+        <w:rPr>
+          <w:rFonts w:ascii="Bookman Old Style" w:hAnsi="Bookman Old Style"/>
+          <w:lang w:val="en-US"/>
+        </w:rPr>
+      </w:pPr>
+      <w:r>
+        <w:rPr>
+          <w:rFonts w:ascii="Bookman Old Style" w:hAnsi="Bookman Old Style"/>
+          <w:lang w:val="en-US"/>
+        </w:rPr>
+        <w:t xml:space="preserve">The company’s developers have decided to rewrite the application to use </w:t>
+      </w:r>
+      <w:proofErr w:type="gramStart"/>
+      <w:r>
+        <w:rPr>
+          <w:rFonts w:ascii="Bookman Old Style" w:hAnsi="Bookman Old Style"/>
+          <w:lang w:val="en-US"/>
+        </w:rPr>
+        <w:t>a microservices</w:t>
+      </w:r>
+      <w:proofErr w:type="gramEnd"/>
+      <w:r>
+        <w:rPr>
+          <w:rFonts w:ascii="Bookman Old Style" w:hAnsi="Bookman Old Style"/>
+          <w:lang w:val="en-US"/>
+        </w:rPr>
+        <w:t xml:space="preserve"> architecture on Amazon Elastic Container Service (Amazon ECS).</w:t>
+      </w:r>
+    </w:p>
+    <w:p>
+      <w:pPr>
+        <w:jc w:val="both"/>
+        <w:rPr>
+          <w:rFonts w:ascii="Bookman Old Style" w:hAnsi="Bookman Old Style"/>
+          <w:lang w:val="en-US"/>
+        </w:rPr>
+      </w:pPr>
+      <w:r>
+        <w:rPr>
+          <w:rFonts w:ascii="Bookman Old Style" w:hAnsi="Bookman Old Style"/>
+          <w:lang w:val="en-US"/>
+        </w:rPr>
+        <w:t xml:space="preserve">What </w:t>
+      </w:r>
+      <w:proofErr w:type="gramStart"/>
+      <w:r>
+        <w:rPr>
+          <w:rFonts w:ascii="Bookman Old Style" w:hAnsi="Bookman Old Style"/>
+          <w:lang w:val="en-US"/>
+        </w:rPr>
         <w:t>should a solutions</w:t>
       </w:r>
       <w:proofErr w:type="gramEnd"/>
@@ -16821,7 +17891,7 @@
           <w:rFonts w:ascii="Bookman Old Style" w:hAnsi="Bookman Old Style"/>
           <w:lang w:val="en-US"/>
         </w:rPr>
-        <w:t xml:space="preserve"> architect recommend </w:t>
+        <w:t xml:space="preserve"> architect recommend for communication between </w:t>
       </w:r>
       <w:proofErr w:type="gramStart"/>
       <w:r>
@@ -16829,7 +17899,7 @@
           <w:rFonts w:ascii="Bookman Old Style" w:hAnsi="Bookman Old Style"/>
           <w:lang w:val="en-US"/>
         </w:rPr>
-        <w:t>to meet</w:t>
+        <w:t>the microservices</w:t>
       </w:r>
       <w:proofErr w:type="gramEnd"/>
       <w:r>
@@ -16837,48 +17907,23 @@
           <w:rFonts w:ascii="Bookman Old Style" w:hAnsi="Bookman Old Style"/>
           <w:lang w:val="en-US"/>
         </w:rPr>
-        <w:t xml:space="preserve"> this requirement? </w:t>
-      </w:r>
-    </w:p>
-    <w:p>
-      <w:pPr>
-        <w:jc w:val="both"/>
-        <w:rPr>
-          <w:rFonts w:ascii="Bookman Old Style" w:hAnsi="Bookman Old Style"/>
-          <w:lang w:val="en-US"/>
-        </w:rPr>
-      </w:pPr>
-      <w:r>
-        <w:rPr>
-          <w:rFonts w:ascii="Bookman Old Style" w:hAnsi="Bookman Old Style"/>
-          <w:lang w:val="en-US"/>
-        </w:rPr>
-        <w:t xml:space="preserve">B. Use Amazon DynamoDB Accelerator (DAX). </w:t>
-      </w:r>
-    </w:p>
-    <w:p>
-      <w:pPr>
-        <w:jc w:val="both"/>
-        <w:rPr>
-          <w:rFonts w:ascii="Bookman Old Style" w:hAnsi="Bookman Old Style"/>
-          <w:lang w:val="en-US"/>
-        </w:rPr>
-      </w:pPr>
-    </w:p>
-    <w:p>
-      <w:pPr>
-        <w:jc w:val="both"/>
-        <w:rPr>
-          <w:rFonts w:ascii="Bookman Old Style" w:hAnsi="Bookman Old Style"/>
-          <w:lang w:val="en-US"/>
-        </w:rPr>
-      </w:pPr>
-      <w:r>
-        <w:rPr>
-          <w:rFonts w:ascii="Bookman Old Style" w:hAnsi="Bookman Old Style"/>
-          <w:lang w:val="en-US"/>
-        </w:rPr>
-        <w:t>IMP&gt;&gt;&gt;&gt;&gt;&gt;178</w:t>
+        <w:t>?</w:t>
+      </w:r>
+    </w:p>
+    <w:p>
+      <w:pPr>
+        <w:jc w:val="both"/>
+        <w:rPr>
+          <w:rFonts w:ascii="Bookman Old Style" w:hAnsi="Bookman Old Style"/>
+          <w:lang w:val="en-US"/>
+        </w:rPr>
+      </w:pPr>
+      <w:r>
+        <w:rPr>
+          <w:rFonts w:ascii="Bookman Old Style" w:hAnsi="Bookman Old Style"/>
+          <w:lang w:val="en-US"/>
+        </w:rPr>
+        <w:t xml:space="preserve">A. Create an Amazon Simple Queue Service (Amazon SQS) queue. Add code to the data </w:t>
       </w:r>
       <w:proofErr w:type="gramStart"/>
       <w:r>
@@ -16886,6 +17931,694 @@
           <w:rFonts w:ascii="Bookman Old Style" w:hAnsi="Bookman Old Style"/>
           <w:lang w:val="en-US"/>
         </w:rPr>
+        <w:t>producers, and</w:t>
+      </w:r>
+      <w:proofErr w:type="gramEnd"/>
+      <w:r>
+        <w:rPr>
+          <w:rFonts w:ascii="Bookman Old Style" w:hAnsi="Bookman Old Style"/>
+          <w:lang w:val="en-US"/>
+        </w:rPr>
+        <w:t xml:space="preserve"> send data to the queue. Add code to the data consumers to process data from the queue.</w:t>
+      </w:r>
+    </w:p>
+    <w:p>
+      <w:pPr>
+        <w:jc w:val="both"/>
+        <w:rPr>
+          <w:rFonts w:ascii="Bookman Old Style" w:hAnsi="Bookman Old Style"/>
+          <w:lang w:val="en-US"/>
+        </w:rPr>
+      </w:pPr>
+    </w:p>
+    <w:p>
+      <w:pPr>
+        <w:jc w:val="both"/>
+        <w:rPr>
+          <w:rFonts w:ascii="Bookman Old Style" w:hAnsi="Bookman Old Style"/>
+          <w:lang w:val="en-US"/>
+        </w:rPr>
+      </w:pPr>
+      <w:r>
+        <w:rPr>
+          <w:rFonts w:ascii="Bookman Old Style" w:hAnsi="Bookman Old Style"/>
+          <w:lang w:val="en-US"/>
+        </w:rPr>
+        <w:t>182.A company wants to migrate its MySQL database from on premises to AWS. The company recently experienced a database outage that significantly impacted the business. To ensure this does not happen again, the company wants a reliable database solution on AWS that minimizes data loss and stores every transaction on at least two nodes.</w:t>
+      </w:r>
+    </w:p>
+    <w:p>
+      <w:pPr>
+        <w:jc w:val="both"/>
+        <w:rPr>
+          <w:rFonts w:ascii="Bookman Old Style" w:hAnsi="Bookman Old Style"/>
+          <w:lang w:val="en-US"/>
+        </w:rPr>
+      </w:pPr>
+      <w:r>
+        <w:rPr>
+          <w:rFonts w:ascii="Bookman Old Style" w:hAnsi="Bookman Old Style"/>
+          <w:lang w:val="en-US"/>
+        </w:rPr>
+        <w:t xml:space="preserve">Which solution meets these requirements? </w:t>
+      </w:r>
+    </w:p>
+    <w:p>
+      <w:pPr>
+        <w:jc w:val="both"/>
+        <w:rPr>
+          <w:rFonts w:ascii="Bookman Old Style" w:hAnsi="Bookman Old Style"/>
+        </w:rPr>
+      </w:pPr>
+      <w:r>
+        <w:rPr>
+          <w:rFonts w:ascii="Bookman Old Style" w:hAnsi="Bookman Old Style"/>
+        </w:rPr>
+        <w:t>A. Create an Amazon RDS DB instance with synchronous replication to three nodes in three Availability Zones.</w:t>
+      </w:r>
+    </w:p>
+    <w:p>
+      <w:pPr>
+        <w:jc w:val="both"/>
+        <w:rPr>
+          <w:rFonts w:ascii="Bookman Old Style" w:hAnsi="Bookman Old Style"/>
+          <w:lang w:val="en-US"/>
+        </w:rPr>
+      </w:pPr>
+      <w:r>
+        <w:rPr>
+          <w:rFonts w:ascii="Bookman Old Style" w:hAnsi="Bookman Old Style"/>
+          <w:lang w:val="en-US"/>
+        </w:rPr>
+        <w:t xml:space="preserve">B. Create an Amazon RDS MySQL DB instance with </w:t>
+      </w:r>
+      <w:proofErr w:type="gramStart"/>
+      <w:r>
+        <w:rPr>
+          <w:rFonts w:ascii="Bookman Old Style" w:hAnsi="Bookman Old Style"/>
+          <w:lang w:val="en-US"/>
+        </w:rPr>
+        <w:t>Multi-AZ</w:t>
+      </w:r>
+      <w:proofErr w:type="gramEnd"/>
+      <w:r>
+        <w:rPr>
+          <w:rFonts w:ascii="Bookman Old Style" w:hAnsi="Bookman Old Style"/>
+          <w:lang w:val="en-US"/>
+        </w:rPr>
+        <w:t xml:space="preserve"> functionality enabled to synchronously replicate the data.</w:t>
+      </w:r>
+    </w:p>
+    <w:p>
+      <w:pPr>
+        <w:jc w:val="both"/>
+        <w:rPr>
+          <w:rFonts w:ascii="Bookman Old Style" w:hAnsi="Bookman Old Style"/>
+        </w:rPr>
+      </w:pPr>
+      <w:r>
+        <w:rPr>
+          <w:rFonts w:ascii="Bookman Old Style" w:hAnsi="Bookman Old Style"/>
+        </w:rPr>
+        <w:t>C. Create an Amazon RDS MySQL DB instance and then create a read replica in a separate AWS Region that synchronously replicates the data.</w:t>
+      </w:r>
+    </w:p>
+    <w:p>
+      <w:pPr>
+        <w:jc w:val="both"/>
+        <w:rPr>
+          <w:rFonts w:ascii="Bookman Old Style" w:hAnsi="Bookman Old Style"/>
+        </w:rPr>
+      </w:pPr>
+      <w:r>
+        <w:rPr>
+          <w:rFonts w:ascii="Bookman Old Style" w:hAnsi="Bookman Old Style"/>
+        </w:rPr>
+        <w:t>D. Create an Amazon EC2 instance with a MySQL engine installed that triggers an AWS Lambda function to synchronously replicate the data to an Amazon RDS MySQL DB instance.</w:t>
+      </w:r>
+    </w:p>
+    <w:p>
+      <w:pPr>
+        <w:jc w:val="both"/>
+        <w:rPr>
+          <w:rFonts w:ascii="Bookman Old Style" w:hAnsi="Bookman Old Style"/>
+        </w:rPr>
+      </w:pPr>
+    </w:p>
+    <w:p>
+      <w:pPr>
+        <w:jc w:val="both"/>
+        <w:rPr>
+          <w:rFonts w:ascii="Bookman Old Style" w:hAnsi="Bookman Old Style"/>
+          <w:color w:val="8EAADB" w:themeColor="accent5" w:themeTint="99"/>
+        </w:rPr>
+      </w:pPr>
+      <w:r>
+        <w:rPr>
+          <w:rFonts w:ascii="Bookman Old Style" w:hAnsi="Bookman Old Style"/>
+          <w:color w:val="8EAADB" w:themeColor="accent5" w:themeTint="99"/>
+        </w:rPr>
+        <w:t>The correct solution is:</w:t>
+      </w:r>
+    </w:p>
+    <w:p>
+      <w:pPr>
+        <w:jc w:val="both"/>
+        <w:rPr>
+          <w:rFonts w:ascii="Bookman Old Style" w:hAnsi="Bookman Old Style"/>
+          <w:color w:val="8EAADB" w:themeColor="accent5" w:themeTint="99"/>
+        </w:rPr>
+      </w:pPr>
+      <w:r>
+        <w:rPr>
+          <w:rFonts w:ascii="Bookman Old Style" w:hAnsi="Bookman Old Style"/>
+          <w:b/>
+          <w:bCs/>
+          <w:color w:val="8EAADB" w:themeColor="accent5" w:themeTint="99"/>
+        </w:rPr>
+        <w:t xml:space="preserve">B. Create an Amazon RDS MySQL DB instance with </w:t>
+      </w:r>
+      <w:proofErr w:type="gramStart"/>
+      <w:r>
+        <w:rPr>
+          <w:rFonts w:ascii="Bookman Old Style" w:hAnsi="Bookman Old Style"/>
+          <w:b/>
+          <w:bCs/>
+          <w:color w:val="8EAADB" w:themeColor="accent5" w:themeTint="99"/>
+        </w:rPr>
+        <w:t>Multi-AZ</w:t>
+      </w:r>
+      <w:proofErr w:type="gramEnd"/>
+      <w:r>
+        <w:rPr>
+          <w:rFonts w:ascii="Bookman Old Style" w:hAnsi="Bookman Old Style"/>
+          <w:b/>
+          <w:bCs/>
+          <w:color w:val="8EAADB" w:themeColor="accent5" w:themeTint="99"/>
+        </w:rPr>
+        <w:t xml:space="preserve"> functionality enabled to synchronously replicate the data.</w:t>
+      </w:r>
+    </w:p>
+    <w:p>
+      <w:pPr>
+        <w:jc w:val="both"/>
+        <w:rPr>
+          <w:rFonts w:ascii="Bookman Old Style" w:hAnsi="Bookman Old Style"/>
+          <w:b/>
+          <w:bCs/>
+          <w:color w:val="8EAADB" w:themeColor="accent5" w:themeTint="99"/>
+        </w:rPr>
+      </w:pPr>
+      <w:r>
+        <w:rPr>
+          <w:rFonts w:ascii="Bookman Old Style" w:hAnsi="Bookman Old Style"/>
+          <w:b/>
+          <w:bCs/>
+          <w:color w:val="8EAADB" w:themeColor="accent5" w:themeTint="99"/>
+        </w:rPr>
+        <w:t>Rationale</w:t>
+      </w:r>
+    </w:p>
+    <w:p>
+      <w:pPr>
+        <w:jc w:val="both"/>
+        <w:rPr>
+          <w:rFonts w:ascii="Bookman Old Style" w:hAnsi="Bookman Old Style"/>
+          <w:color w:val="8EAADB" w:themeColor="accent5" w:themeTint="99"/>
+        </w:rPr>
+      </w:pPr>
+      <w:r>
+        <w:rPr>
+          <w:rFonts w:ascii="Bookman Old Style" w:hAnsi="Bookman Old Style"/>
+          <w:color w:val="8EAADB" w:themeColor="accent5" w:themeTint="99"/>
+        </w:rPr>
+        <w:t>This solution directly addresses the key requirements:</w:t>
+      </w:r>
+    </w:p>
+    <w:p>
+      <w:pPr>
+        <w:numPr>
+          <w:ilvl w:val="0"/>
+          <w:numId w:val="47"/>
+        </w:numPr>
+        <w:jc w:val="both"/>
+        <w:rPr>
+          <w:rFonts w:ascii="Bookman Old Style" w:hAnsi="Bookman Old Style"/>
+          <w:color w:val="8EAADB" w:themeColor="accent5" w:themeTint="99"/>
+        </w:rPr>
+      </w:pPr>
+      <w:r>
+        <w:rPr>
+          <w:rFonts w:ascii="Bookman Old Style" w:hAnsi="Bookman Old Style"/>
+          <w:b/>
+          <w:bCs/>
+          <w:color w:val="8EAADB" w:themeColor="accent5" w:themeTint="99"/>
+        </w:rPr>
+        <w:t>Reliability and High Availability (Outage Minimization):</w:t>
+      </w:r>
+      <w:r>
+        <w:rPr>
+          <w:rFonts w:ascii="Bookman Old Style" w:hAnsi="Bookman Old Style"/>
+          <w:color w:val="8EAADB" w:themeColor="accent5" w:themeTint="99"/>
+        </w:rPr>
+        <w:t xml:space="preserve"> The </w:t>
+      </w:r>
+      <w:r>
+        <w:rPr>
+          <w:rFonts w:ascii="Bookman Old Style" w:hAnsi="Bookman Old Style"/>
+          <w:b/>
+          <w:bCs/>
+          <w:color w:val="8EAADB" w:themeColor="accent5" w:themeTint="99"/>
+        </w:rPr>
+        <w:t>Multi-AZ</w:t>
+      </w:r>
+      <w:r>
+        <w:rPr>
+          <w:rFonts w:ascii="Bookman Old Style" w:hAnsi="Bookman Old Style"/>
+          <w:color w:val="8EAADB" w:themeColor="accent5" w:themeTint="99"/>
+        </w:rPr>
+        <w:t xml:space="preserve"> deployment automatically provisions and maintains a synchronous standby replica of your primary DB instance in a different </w:t>
+      </w:r>
+      <w:r>
+        <w:rPr>
+          <w:rFonts w:ascii="Bookman Old Style" w:hAnsi="Bookman Old Style"/>
+          <w:b/>
+          <w:bCs/>
+          <w:color w:val="8EAADB" w:themeColor="accent5" w:themeTint="99"/>
+        </w:rPr>
+        <w:t>Availability Zone (AZ)</w:t>
+      </w:r>
+      <w:r>
+        <w:rPr>
+          <w:rFonts w:ascii="Bookman Old Style" w:hAnsi="Bookman Old Style"/>
+          <w:color w:val="8EAADB" w:themeColor="accent5" w:themeTint="99"/>
+        </w:rPr>
+        <w:t>. In the event of an outage (e.g., loss of an AZ), Amazon RDS automatically performs a failover to the standby replica, minimizing downtime and business impact.</w:t>
+      </w:r>
+    </w:p>
+    <w:p>
+      <w:pPr>
+        <w:numPr>
+          <w:ilvl w:val="0"/>
+          <w:numId w:val="47"/>
+        </w:numPr>
+        <w:jc w:val="both"/>
+        <w:rPr>
+          <w:rFonts w:ascii="Bookman Old Style" w:hAnsi="Bookman Old Style"/>
+          <w:color w:val="8EAADB" w:themeColor="accent5" w:themeTint="99"/>
+        </w:rPr>
+      </w:pPr>
+      <w:r>
+        <w:rPr>
+          <w:rFonts w:ascii="Bookman Old Style" w:hAnsi="Bookman Old Style"/>
+          <w:b/>
+          <w:bCs/>
+          <w:color w:val="8EAADB" w:themeColor="accent5" w:themeTint="99"/>
+        </w:rPr>
+        <w:t>Minimizing Data Loss (Zero RPO):</w:t>
+      </w:r>
+      <w:r>
+        <w:rPr>
+          <w:rFonts w:ascii="Bookman Old Style" w:hAnsi="Bookman Old Style"/>
+          <w:color w:val="8EAADB" w:themeColor="accent5" w:themeTint="99"/>
+        </w:rPr>
+        <w:t xml:space="preserve"> </w:t>
+      </w:r>
+      <w:r>
+        <w:rPr>
+          <w:rFonts w:ascii="Bookman Old Style" w:hAnsi="Bookman Old Style"/>
+          <w:b/>
+          <w:bCs/>
+          <w:color w:val="8EAADB" w:themeColor="accent5" w:themeTint="99"/>
+        </w:rPr>
+        <w:t>Synchronous replication</w:t>
+      </w:r>
+      <w:r>
+        <w:rPr>
+          <w:rFonts w:ascii="Bookman Old Style" w:hAnsi="Bookman Old Style"/>
+          <w:color w:val="8EAADB" w:themeColor="accent5" w:themeTint="99"/>
+        </w:rPr>
+        <w:t xml:space="preserve"> ensures that a transaction is not considered committed until it has been successfully written to both the primary and the standby instance. This guarantees that the standby copy is always </w:t>
+      </w:r>
+      <w:proofErr w:type="gramStart"/>
+      <w:r>
+        <w:rPr>
+          <w:rFonts w:ascii="Bookman Old Style" w:hAnsi="Bookman Old Style"/>
+          <w:color w:val="8EAADB" w:themeColor="accent5" w:themeTint="99"/>
+        </w:rPr>
+        <w:t>up-to-date</w:t>
+      </w:r>
+      <w:proofErr w:type="gramEnd"/>
+      <w:r>
+        <w:rPr>
+          <w:rFonts w:ascii="Bookman Old Style" w:hAnsi="Bookman Old Style"/>
+          <w:color w:val="8EAADB" w:themeColor="accent5" w:themeTint="99"/>
+        </w:rPr>
+        <w:t xml:space="preserve">, providing a </w:t>
+      </w:r>
+      <w:r>
+        <w:rPr>
+          <w:rFonts w:ascii="Bookman Old Style" w:hAnsi="Bookman Old Style"/>
+          <w:b/>
+          <w:bCs/>
+          <w:color w:val="8EAADB" w:themeColor="accent5" w:themeTint="99"/>
+        </w:rPr>
+        <w:t>Recovery Point Objective (RPO) of zero</w:t>
+      </w:r>
+      <w:r>
+        <w:rPr>
+          <w:rFonts w:ascii="Bookman Old Style" w:hAnsi="Bookman Old Style"/>
+          <w:color w:val="8EAADB" w:themeColor="accent5" w:themeTint="99"/>
+        </w:rPr>
+        <w:t xml:space="preserve"> (minimal to no data loss).</w:t>
+      </w:r>
+    </w:p>
+    <w:p>
+      <w:pPr>
+        <w:numPr>
+          <w:ilvl w:val="0"/>
+          <w:numId w:val="47"/>
+        </w:numPr>
+        <w:jc w:val="both"/>
+        <w:rPr>
+          <w:rFonts w:ascii="Bookman Old Style" w:hAnsi="Bookman Old Style"/>
+          <w:color w:val="8EAADB" w:themeColor="accent5" w:themeTint="99"/>
+        </w:rPr>
+      </w:pPr>
+      <w:r>
+        <w:rPr>
+          <w:rFonts w:ascii="Bookman Old Style" w:hAnsi="Bookman Old Style"/>
+          <w:b/>
+          <w:bCs/>
+          <w:color w:val="8EAADB" w:themeColor="accent5" w:themeTint="99"/>
+        </w:rPr>
+        <w:t>Two Nodes:</w:t>
+      </w:r>
+      <w:r>
+        <w:rPr>
+          <w:rFonts w:ascii="Bookman Old Style" w:hAnsi="Bookman Old Style"/>
+          <w:color w:val="8EAADB" w:themeColor="accent5" w:themeTint="99"/>
+        </w:rPr>
+        <w:t xml:space="preserve"> The Multi-AZ feature inherently creates </w:t>
+      </w:r>
+      <w:r>
+        <w:rPr>
+          <w:rFonts w:ascii="Bookman Old Style" w:hAnsi="Bookman Old Style"/>
+          <w:b/>
+          <w:bCs/>
+          <w:color w:val="8EAADB" w:themeColor="accent5" w:themeTint="99"/>
+        </w:rPr>
+        <w:t>two nodes</w:t>
+      </w:r>
+      <w:r>
+        <w:rPr>
+          <w:rFonts w:ascii="Bookman Old Style" w:hAnsi="Bookman Old Style"/>
+          <w:color w:val="8EAADB" w:themeColor="accent5" w:themeTint="99"/>
+        </w:rPr>
+        <w:t xml:space="preserve"> (a primary and a standby) where every transaction is stored.</w:t>
+      </w:r>
+    </w:p>
+    <w:p>
+      <w:pPr>
+        <w:jc w:val="both"/>
+        <w:rPr>
+          <w:rFonts w:ascii="Bookman Old Style" w:hAnsi="Bookman Old Style"/>
+          <w:color w:val="8EAADB" w:themeColor="accent5" w:themeTint="99"/>
+        </w:rPr>
+      </w:pPr>
+      <w:r>
+        <w:rPr>
+          <w:rFonts w:ascii="Bookman Old Style" w:hAnsi="Bookman Old Style"/>
+          <w:color w:val="8EAADB" w:themeColor="accent5" w:themeTint="99"/>
+        </w:rPr>
+        <w:pict w14:anchorId="39BF3ACC">
+          <v:rect id="_x0000_i1058" style="width:0;height:1.5pt" o:hralign="center" o:hrstd="t" o:hrnoshade="t" o:hr="t" fillcolor="gray" stroked="f"/>
+        </w:pict>
+      </w:r>
+    </w:p>
+    <w:p>
+      <w:pPr>
+        <w:jc w:val="both"/>
+        <w:rPr>
+          <w:rFonts w:ascii="Bookman Old Style" w:hAnsi="Bookman Old Style"/>
+          <w:b/>
+          <w:bCs/>
+          <w:color w:val="8EAADB" w:themeColor="accent5" w:themeTint="99"/>
+        </w:rPr>
+      </w:pPr>
+      <w:r>
+        <w:rPr>
+          <w:rFonts w:ascii="Bookman Old Style" w:hAnsi="Bookman Old Style"/>
+          <w:b/>
+          <w:bCs/>
+          <w:color w:val="8EAADB" w:themeColor="accent5" w:themeTint="99"/>
+        </w:rPr>
+        <w:t>Why Other Options Are Incorrect</w:t>
+      </w:r>
+    </w:p>
+    <w:p>
+      <w:pPr>
+        <w:numPr>
+          <w:ilvl w:val="0"/>
+          <w:numId w:val="48"/>
+        </w:numPr>
+        <w:jc w:val="both"/>
+        <w:rPr>
+          <w:rFonts w:ascii="Bookman Old Style" w:hAnsi="Bookman Old Style"/>
+          <w:color w:val="8EAADB" w:themeColor="accent5" w:themeTint="99"/>
+        </w:rPr>
+      </w:pPr>
+      <w:r>
+        <w:rPr>
+          <w:rFonts w:ascii="Bookman Old Style" w:hAnsi="Bookman Old Style"/>
+          <w:b/>
+          <w:bCs/>
+          <w:color w:val="8EAADB" w:themeColor="accent5" w:themeTint="99"/>
+        </w:rPr>
+        <w:t>A. Create an Amazon RDS DB instance with synchronous replication to three nodes in three Availability Zones.</w:t>
+      </w:r>
+    </w:p>
+    <w:p>
+      <w:pPr>
+        <w:numPr>
+          <w:ilvl w:val="1"/>
+          <w:numId w:val="48"/>
+        </w:numPr>
+        <w:jc w:val="both"/>
+        <w:rPr>
+          <w:rFonts w:ascii="Bookman Old Style" w:hAnsi="Bookman Old Style"/>
+          <w:color w:val="8EAADB" w:themeColor="accent5" w:themeTint="99"/>
+        </w:rPr>
+      </w:pPr>
+      <w:r>
+        <w:rPr>
+          <w:rFonts w:ascii="Bookman Old Style" w:hAnsi="Bookman Old Style"/>
+          <w:color w:val="8EAADB" w:themeColor="accent5" w:themeTint="99"/>
+        </w:rPr>
+        <w:t xml:space="preserve">While technically possible with certain database engines (like Amazon Aurora), standard Amazon RDS Multi-AZ for MySQL is a </w:t>
+      </w:r>
+      <w:r>
+        <w:rPr>
+          <w:rFonts w:ascii="Bookman Old Style" w:hAnsi="Bookman Old Style"/>
+          <w:b/>
+          <w:bCs/>
+          <w:color w:val="8EAADB" w:themeColor="accent5" w:themeTint="99"/>
+        </w:rPr>
+        <w:t>two-node</w:t>
+      </w:r>
+      <w:r>
+        <w:rPr>
+          <w:rFonts w:ascii="Bookman Old Style" w:hAnsi="Bookman Old Style"/>
+          <w:color w:val="8EAADB" w:themeColor="accent5" w:themeTint="99"/>
+        </w:rPr>
+        <w:t xml:space="preserve"> synchronous replication deployment (primary + standby). Deploying three nodes across three AZs is generally done with Amazon Aurora, which uses a cluster volume architecture, not standard RDS Multi-AZ.</w:t>
+      </w:r>
+    </w:p>
+    <w:p>
+      <w:pPr>
+        <w:ind w:left="360"/>
+        <w:jc w:val="both"/>
+        <w:rPr>
+          <w:rFonts w:ascii="Bookman Old Style" w:hAnsi="Bookman Old Style"/>
+          <w:color w:val="8EAADB" w:themeColor="accent5" w:themeTint="99"/>
+        </w:rPr>
+      </w:pPr>
+      <w:r>
+        <w:rPr>
+          <w:rFonts w:ascii="Bookman Old Style" w:hAnsi="Bookman Old Style"/>
+          <w:b/>
+          <w:bCs/>
+          <w:color w:val="8EAADB" w:themeColor="accent5" w:themeTint="99"/>
+        </w:rPr>
+        <w:t>C. Create an Amazon RDS MySQL DB instance and then create a read replica in a separate AWS Region that synchronously replicates the data.</w:t>
+      </w:r>
+    </w:p>
+    <w:p>
+      <w:pPr>
+        <w:numPr>
+          <w:ilvl w:val="1"/>
+          <w:numId w:val="48"/>
+        </w:numPr>
+        <w:jc w:val="both"/>
+        <w:rPr>
+          <w:rFonts w:ascii="Bookman Old Style" w:hAnsi="Bookman Old Style"/>
+          <w:color w:val="8EAADB" w:themeColor="accent5" w:themeTint="99"/>
+        </w:rPr>
+      </w:pPr>
+      <w:r>
+        <w:rPr>
+          <w:rFonts w:ascii="Bookman Old Style" w:hAnsi="Bookman Old Style"/>
+          <w:color w:val="8EAADB" w:themeColor="accent5" w:themeTint="99"/>
+        </w:rPr>
+        <w:t xml:space="preserve">An AWS Region Read Replica uses </w:t>
+      </w:r>
+      <w:r>
+        <w:rPr>
+          <w:rFonts w:ascii="Bookman Old Style" w:hAnsi="Bookman Old Style"/>
+          <w:b/>
+          <w:bCs/>
+          <w:color w:val="8EAADB" w:themeColor="accent5" w:themeTint="99"/>
+        </w:rPr>
+        <w:t>asynchronous replication</w:t>
+      </w:r>
+      <w:r>
+        <w:rPr>
+          <w:rFonts w:ascii="Bookman Old Style" w:hAnsi="Bookman Old Style"/>
+          <w:color w:val="8EAADB" w:themeColor="accent5" w:themeTint="99"/>
+        </w:rPr>
+        <w:t>. This means there will be a replication lag, and in the event of a failure, you could lose data (RPO &gt; 0). Cross-Region replicas are primarily for Disaster Recovery (DR) and global read performance, not for high availability within a single region requiring minimal data loss.</w:t>
+      </w:r>
+    </w:p>
+    <w:p>
+      <w:pPr>
+        <w:numPr>
+          <w:ilvl w:val="0"/>
+          <w:numId w:val="48"/>
+        </w:numPr>
+        <w:jc w:val="both"/>
+        <w:rPr>
+          <w:rFonts w:ascii="Bookman Old Style" w:hAnsi="Bookman Old Style"/>
+          <w:color w:val="8EAADB" w:themeColor="accent5" w:themeTint="99"/>
+        </w:rPr>
+      </w:pPr>
+      <w:r>
+        <w:rPr>
+          <w:rFonts w:ascii="Bookman Old Style" w:hAnsi="Bookman Old Style"/>
+          <w:b/>
+          <w:bCs/>
+          <w:color w:val="8EAADB" w:themeColor="accent5" w:themeTint="99"/>
+        </w:rPr>
+        <w:t>D. Create an Amazon EC2 instance with a MySQL engine installed that triggers an AWS Lambda function to synchronously replicate the data to an Amazon RDS MySQL DB instance.</w:t>
+      </w:r>
+    </w:p>
+    <w:p>
+      <w:pPr>
+        <w:numPr>
+          <w:ilvl w:val="1"/>
+          <w:numId w:val="48"/>
+        </w:numPr>
+        <w:jc w:val="both"/>
+        <w:rPr>
+          <w:rFonts w:ascii="Bookman Old Style" w:hAnsi="Bookman Old Style"/>
+          <w:color w:val="8EAADB" w:themeColor="accent5" w:themeTint="99"/>
+        </w:rPr>
+      </w:pPr>
+      <w:r>
+        <w:rPr>
+          <w:rFonts w:ascii="Bookman Old Style" w:hAnsi="Bookman Old Style"/>
+          <w:color w:val="8EAADB" w:themeColor="accent5" w:themeTint="99"/>
+        </w:rPr>
+        <w:t>This is a highly complex, custom, and unmanaged solution. Building your own synchronous replication mechanism is prone to error, difficult to maintain, and completely defeats the purpose of migrating to a fully managed service like Amazon RDS, which already provides the required functionality.</w:t>
+      </w:r>
+    </w:p>
+    <w:p>
+      <w:pPr>
+        <w:jc w:val="both"/>
+        <w:rPr>
+          <w:rFonts w:ascii="Bookman Old Style" w:hAnsi="Bookman Old Style"/>
+          <w:color w:val="8EAADB" w:themeColor="accent5" w:themeTint="99"/>
+          <w:lang w:val="en-US"/>
+        </w:rPr>
+      </w:pPr>
+    </w:p>
+    <w:p>
+      <w:pPr>
+        <w:jc w:val="both"/>
+        <w:rPr>
+          <w:rFonts w:ascii="Bookman Old Style" w:hAnsi="Bookman Old Style"/>
+          <w:lang w:val="en-US"/>
+        </w:rPr>
+      </w:pPr>
+      <w:r>
+        <w:rPr>
+          <w:rFonts w:ascii="Bookman Old Style" w:hAnsi="Bookman Old Style"/>
+          <w:lang w:val="en-US"/>
+        </w:rPr>
+        <w:t>183.A company is building a new dynamic ordering website. The company wants to minimize server maintenance and patching. The website must be highly available and must scale read and write capacity as quickly as possible to meet changes in user demand.</w:t>
+      </w:r>
+    </w:p>
+    <w:p>
+      <w:pPr>
+        <w:jc w:val="both"/>
+        <w:rPr>
+          <w:rFonts w:ascii="Bookman Old Style" w:hAnsi="Bookman Old Style"/>
+          <w:lang w:val="en-US"/>
+        </w:rPr>
+      </w:pPr>
+      <w:r>
+        <w:rPr>
+          <w:rFonts w:ascii="Bookman Old Style" w:hAnsi="Bookman Old Style"/>
+          <w:lang w:val="en-US"/>
+        </w:rPr>
+        <w:t>Which solution will meet these requirements?</w:t>
+      </w:r>
+    </w:p>
+    <w:p>
+      <w:pPr>
+        <w:jc w:val="both"/>
+        <w:rPr>
+          <w:rFonts w:ascii="Bookman Old Style" w:hAnsi="Bookman Old Style"/>
+          <w:lang w:val="en-US"/>
+        </w:rPr>
+      </w:pPr>
+      <w:r>
+        <w:rPr>
+          <w:rFonts w:ascii="Bookman Old Style" w:hAnsi="Bookman Old Style"/>
+          <w:lang w:val="en-US"/>
+        </w:rPr>
+        <w:t>A. Host static content in Amazon S3. Host dynamic content by using Amazon API Gateway and AWS Lambda. Use Amazon DynamoDB with on-demand capacity for the database. Configure Amazon CloudFront to deliver the website content.</w:t>
+      </w:r>
+    </w:p>
+    <w:p>
+      <w:pPr>
+        <w:jc w:val="both"/>
+        <w:rPr>
+          <w:rFonts w:ascii="Bookman Old Style" w:hAnsi="Bookman Old Style"/>
+          <w:lang w:val="en-US"/>
+        </w:rPr>
+      </w:pPr>
+    </w:p>
+    <w:p>
+      <w:pPr>
+        <w:jc w:val="both"/>
+        <w:rPr>
+          <w:rFonts w:ascii="Bookman Old Style" w:hAnsi="Bookman Old Style"/>
+          <w:lang w:val="en-US"/>
+        </w:rPr>
+      </w:pPr>
+      <w:r>
+        <w:rPr>
+          <w:rFonts w:ascii="Bookman Old Style" w:hAnsi="Bookman Old Style"/>
+          <w:lang w:val="en-US"/>
+        </w:rPr>
+        <w:t>IMP&gt;&gt;&gt;&gt;&gt;&gt;&gt;184</w:t>
+      </w:r>
+      <w:proofErr w:type="gramStart"/>
+      <w:r>
+        <w:rPr>
+          <w:rFonts w:ascii="Bookman Old Style" w:hAnsi="Bookman Old Style"/>
+          <w:lang w:val="en-US"/>
+        </w:rPr>
         <w:t>.A</w:t>
       </w:r>
       <w:proofErr w:type="gramEnd"/>
@@ -16894,163 +18627,720 @@
           <w:rFonts w:ascii="Bookman Old Style" w:hAnsi="Bookman Old Style"/>
           <w:lang w:val="en-US"/>
         </w:rPr>
-        <w:t xml:space="preserve"> company’s infrastructure consists of Amazon EC2 instances and an Amazon RDS DB instance in a single AWS Region. The company wants to back up its data in a separate Region.</w:t>
-      </w:r>
-    </w:p>
-    <w:p>
-      <w:pPr>
-        <w:jc w:val="both"/>
-        <w:rPr>
-          <w:rFonts w:ascii="Bookman Old Style" w:hAnsi="Bookman Old Style"/>
-          <w:lang w:val="en-US"/>
-        </w:rPr>
-      </w:pPr>
-      <w:r>
-        <w:rPr>
-          <w:rFonts w:ascii="Bookman Old Style" w:hAnsi="Bookman Old Style"/>
-          <w:lang w:val="en-US"/>
-        </w:rPr>
-        <w:t xml:space="preserve">Which solution will meet these requirements with the LEAST operational overhead? </w:t>
-      </w:r>
-    </w:p>
-    <w:p>
-      <w:pPr>
-        <w:jc w:val="both"/>
-        <w:rPr>
-          <w:rFonts w:ascii="Bookman Old Style" w:hAnsi="Bookman Old Style"/>
-          <w:lang w:val="en-US"/>
-        </w:rPr>
-      </w:pPr>
-    </w:p>
-    <w:p>
-      <w:pPr>
-        <w:jc w:val="both"/>
-        <w:rPr>
-          <w:rFonts w:ascii="Bookman Old Style" w:hAnsi="Bookman Old Style"/>
-          <w:lang w:val="en-US"/>
-        </w:rPr>
-      </w:pPr>
-      <w:r>
-        <w:rPr>
-          <w:rFonts w:ascii="Bookman Old Style" w:hAnsi="Bookman Old Style"/>
-          <w:lang w:val="en-US"/>
-        </w:rPr>
-        <w:t xml:space="preserve">    A. Use AWS Backup to copy EC2 backups and RDS backups to the separate Region.</w:t>
-      </w:r>
-    </w:p>
-    <w:p>
-      <w:pPr>
-        <w:jc w:val="both"/>
-        <w:rPr>
-          <w:rFonts w:ascii="Bookman Old Style" w:hAnsi="Bookman Old Style"/>
-          <w:lang w:val="en-US"/>
-        </w:rPr>
-      </w:pPr>
-      <w:r>
-        <w:rPr>
-          <w:rFonts w:ascii="Bookman Old Style" w:hAnsi="Bookman Old Style"/>
-          <w:lang w:val="en-US"/>
-        </w:rPr>
-        <w:t xml:space="preserve">    B. Use Amazon Data Lifecycle Manager (Amazon DLM) to copy EC2 backups and RDS backups to the separate Region.</w:t>
-      </w:r>
-    </w:p>
-    <w:p>
-      <w:pPr>
-        <w:jc w:val="both"/>
-        <w:rPr>
-          <w:rFonts w:ascii="Bookman Old Style" w:hAnsi="Bookman Old Style"/>
-          <w:lang w:val="en-US"/>
-        </w:rPr>
-      </w:pPr>
-      <w:r>
-        <w:rPr>
-          <w:rFonts w:ascii="Bookman Old Style" w:hAnsi="Bookman Old Style"/>
-          <w:lang w:val="en-US"/>
-        </w:rPr>
-        <w:lastRenderedPageBreak/>
-        <w:t xml:space="preserve">    C. Create Amazon Machine Images (AMIs) of the EC2 instances. Copy the AMIs to the separate Region. Create a read replica for the RDS DB instance in the separate Region.</w:t>
-      </w:r>
-    </w:p>
-    <w:p>
-      <w:pPr>
-        <w:jc w:val="both"/>
-        <w:rPr>
-          <w:rFonts w:ascii="Bookman Old Style" w:hAnsi="Bookman Old Style"/>
-          <w:lang w:val="en-US"/>
-        </w:rPr>
-      </w:pPr>
-      <w:r>
-        <w:rPr>
-          <w:rFonts w:ascii="Bookman Old Style" w:hAnsi="Bookman Old Style"/>
-          <w:lang w:val="en-US"/>
-        </w:rPr>
-        <w:t xml:space="preserve">    D. Create Amazon Elastic Block Store (Amazon EBS) snapshots. Copy the EBS snapshots to the separate Region. Create RDS snapshots. Export the RDS snapshots to Amazon S3. Configure S3 Cross-Region Replication (CRR) to the separate Region.</w:t>
-      </w:r>
-    </w:p>
-    <w:p>
-      <w:pPr>
-        <w:jc w:val="both"/>
-        <w:rPr>
-          <w:rFonts w:ascii="Bookman Old Style" w:hAnsi="Bookman Old Style"/>
-          <w:lang w:val="en-US"/>
-        </w:rPr>
-      </w:pPr>
-    </w:p>
-    <w:p>
-      <w:pPr>
-        <w:jc w:val="both"/>
-        <w:rPr>
-          <w:rFonts w:ascii="Bookman Old Style" w:hAnsi="Bookman Old Style"/>
-          <w:lang w:val="en-US"/>
-        </w:rPr>
-      </w:pPr>
-      <w:r>
-        <w:rPr>
-          <w:rFonts w:ascii="Bookman Old Style" w:hAnsi="Bookman Old Style"/>
-          <w:lang w:val="en-US"/>
-        </w:rPr>
-        <w:t xml:space="preserve">IMP&gt;&gt;&gt;&gt;&gt;179. A solutions architect needs to securely store a database </w:t>
+        <w:t xml:space="preserve"> company has an AWS account used for software engineering. The AWS account has access to the company’s on-premises data center through a pair of AWS Direct Connect connections. All non-VPC traffic routes to the virtual private gateway.</w:t>
+      </w:r>
+    </w:p>
+    <w:p>
+      <w:pPr>
+        <w:jc w:val="both"/>
+        <w:rPr>
+          <w:rFonts w:ascii="Bookman Old Style" w:hAnsi="Bookman Old Style"/>
+          <w:lang w:val="en-US"/>
+        </w:rPr>
+      </w:pPr>
+      <w:r>
+        <w:rPr>
+          <w:rFonts w:ascii="Bookman Old Style" w:hAnsi="Bookman Old Style"/>
+          <w:lang w:val="en-US"/>
+        </w:rPr>
+        <w:t>A development team recently created an AWS Lambda function through the console. The development team needs to allow the function to access a database that runs in a private subnet in the company’s data center.</w:t>
+      </w:r>
+    </w:p>
+    <w:p>
+      <w:pPr>
+        <w:jc w:val="both"/>
+        <w:rPr>
+          <w:rFonts w:ascii="Bookman Old Style" w:hAnsi="Bookman Old Style"/>
+          <w:lang w:val="en-US"/>
+        </w:rPr>
+      </w:pPr>
+      <w:r>
+        <w:rPr>
+          <w:rFonts w:ascii="Bookman Old Style" w:hAnsi="Bookman Old Style"/>
+          <w:lang w:val="en-US"/>
+        </w:rPr>
+        <w:t>Which solution will meet these requirements?</w:t>
+      </w:r>
+    </w:p>
+    <w:p>
+      <w:pPr>
+        <w:jc w:val="both"/>
+        <w:rPr>
+          <w:rFonts w:ascii="Bookman Old Style" w:hAnsi="Bookman Old Style"/>
+          <w:lang w:val="en-US"/>
+        </w:rPr>
+      </w:pPr>
+    </w:p>
+    <w:p>
+      <w:pPr>
+        <w:jc w:val="both"/>
+        <w:rPr>
+          <w:rFonts w:ascii="Bookman Old Style" w:hAnsi="Bookman Old Style"/>
+          <w:lang w:val="en-US"/>
+        </w:rPr>
+      </w:pPr>
+      <w:r>
+        <w:rPr>
+          <w:rFonts w:ascii="Bookman Old Style" w:hAnsi="Bookman Old Style"/>
+          <w:lang w:val="en-US"/>
+        </w:rPr>
+        <w:t xml:space="preserve">    A. Configure the Lambda function to run in the VPC with the appropriate security group.</w:t>
+      </w:r>
+    </w:p>
+    <w:p>
+      <w:pPr>
+        <w:jc w:val="both"/>
+        <w:rPr>
+          <w:rFonts w:ascii="Bookman Old Style" w:hAnsi="Bookman Old Style"/>
+          <w:lang w:val="en-US"/>
+        </w:rPr>
+      </w:pPr>
+      <w:r>
+        <w:rPr>
+          <w:rFonts w:ascii="Bookman Old Style" w:hAnsi="Bookman Old Style"/>
+          <w:lang w:val="en-US"/>
+        </w:rPr>
+        <w:t xml:space="preserve">    B. Set up a VPN connection from AWS to the data center. Route the traffic from the Lambda function through the VPN.</w:t>
+      </w:r>
+    </w:p>
+    <w:p>
+      <w:pPr>
+        <w:jc w:val="both"/>
+        <w:rPr>
+          <w:rFonts w:ascii="Bookman Old Style" w:hAnsi="Bookman Old Style"/>
+          <w:lang w:val="en-US"/>
+        </w:rPr>
+      </w:pPr>
+      <w:r>
+        <w:rPr>
+          <w:rFonts w:ascii="Bookman Old Style" w:hAnsi="Bookman Old Style"/>
+          <w:lang w:val="en-US"/>
+        </w:rPr>
+        <w:t xml:space="preserve">    C. Update the route tables in the VPC to allow the Lambda function to access the on-premises data center through Direct Connect.</w:t>
+      </w:r>
+    </w:p>
+    <w:p>
+      <w:pPr>
+        <w:jc w:val="both"/>
+        <w:rPr>
+          <w:rFonts w:ascii="Bookman Old Style" w:hAnsi="Bookman Old Style"/>
+          <w:lang w:val="en-US"/>
+        </w:rPr>
+      </w:pPr>
+      <w:r>
+        <w:rPr>
+          <w:rFonts w:ascii="Bookman Old Style" w:hAnsi="Bookman Old Style"/>
+          <w:lang w:val="en-US"/>
+        </w:rPr>
+        <w:t xml:space="preserve">    D. Create an Elastic IP address. Configure the Lambda function to send traffic through the Elastic IP address without an elastic network interface.</w:t>
+      </w:r>
+    </w:p>
+    <w:p>
+      <w:pPr>
+        <w:jc w:val="both"/>
+        <w:rPr>
+          <w:rFonts w:ascii="Bookman Old Style" w:hAnsi="Bookman Old Style"/>
+          <w:color w:val="8EAADB" w:themeColor="accent5" w:themeTint="99"/>
+        </w:rPr>
+      </w:pPr>
+      <w:r>
+        <w:rPr>
+          <w:rFonts w:ascii="Bookman Old Style" w:hAnsi="Bookman Old Style"/>
+          <w:lang w:val="en-US"/>
+        </w:rPr>
+        <w:t>Explanation:</w:t>
+      </w:r>
+      <w:r>
+        <w:rPr>
+          <w:rFonts w:ascii="Bookman Old Style" w:hAnsi="Bookman Old Style"/>
+          <w:color w:val="8EAADB" w:themeColor="accent5" w:themeTint="99"/>
+          <w:lang w:val="en-US"/>
+        </w:rPr>
+        <w:t xml:space="preserve"> </w:t>
+      </w:r>
+      <w:r>
+        <w:rPr>
+          <w:rFonts w:ascii="Bookman Old Style" w:hAnsi="Bookman Old Style"/>
+          <w:color w:val="8EAADB" w:themeColor="accent5" w:themeTint="99"/>
+        </w:rPr>
+        <w:t xml:space="preserve">The correct solution to allow the AWS Lambda function to access a database in your on-premises data </w:t>
+      </w:r>
+      <w:proofErr w:type="spellStart"/>
+      <w:r>
+        <w:rPr>
+          <w:rFonts w:ascii="Bookman Old Style" w:hAnsi="Bookman Old Style"/>
+          <w:color w:val="8EAADB" w:themeColor="accent5" w:themeTint="99"/>
+        </w:rPr>
+        <w:t>center</w:t>
+      </w:r>
+      <w:proofErr w:type="spellEnd"/>
+      <w:r>
+        <w:rPr>
+          <w:rFonts w:ascii="Bookman Old Style" w:hAnsi="Bookman Old Style"/>
+          <w:color w:val="8EAADB" w:themeColor="accent5" w:themeTint="99"/>
+        </w:rPr>
+        <w:t xml:space="preserve"> via Direct Connect is to:</w:t>
+      </w:r>
+    </w:p>
+    <w:p>
+      <w:pPr>
+        <w:jc w:val="both"/>
+        <w:rPr>
+          <w:rFonts w:ascii="Bookman Old Style" w:hAnsi="Bookman Old Style"/>
+          <w:color w:val="8EAADB" w:themeColor="accent5" w:themeTint="99"/>
+        </w:rPr>
+      </w:pPr>
+      <w:r>
+        <w:rPr>
+          <w:rFonts w:ascii="Bookman Old Style" w:hAnsi="Bookman Old Style"/>
+          <w:b/>
+          <w:bCs/>
+          <w:color w:val="8EAADB" w:themeColor="accent5" w:themeTint="99"/>
+        </w:rPr>
+        <w:t>A. Configure the Lambda function to run in the VPC with the appropriate security group.</w:t>
+      </w:r>
+    </w:p>
+    <w:p>
+      <w:pPr>
+        <w:jc w:val="both"/>
+        <w:rPr>
+          <w:rFonts w:ascii="Bookman Old Style" w:hAnsi="Bookman Old Style"/>
+          <w:b/>
+          <w:bCs/>
+          <w:color w:val="8EAADB" w:themeColor="accent5" w:themeTint="99"/>
+        </w:rPr>
+      </w:pPr>
+      <w:r>
+        <w:rPr>
+          <w:rFonts w:ascii="Bookman Old Style" w:hAnsi="Bookman Old Style"/>
+          <w:b/>
+          <w:bCs/>
+          <w:color w:val="8EAADB" w:themeColor="accent5" w:themeTint="99"/>
+        </w:rPr>
+        <w:t>Rationale</w:t>
+      </w:r>
+    </w:p>
+    <w:p>
+      <w:pPr>
+        <w:numPr>
+          <w:ilvl w:val="0"/>
+          <w:numId w:val="45"/>
+        </w:numPr>
+        <w:jc w:val="both"/>
+        <w:rPr>
+          <w:rFonts w:ascii="Bookman Old Style" w:hAnsi="Bookman Old Style"/>
+          <w:color w:val="8EAADB" w:themeColor="accent5" w:themeTint="99"/>
+        </w:rPr>
+      </w:pPr>
+      <w:r>
+        <w:rPr>
+          <w:rFonts w:ascii="Bookman Old Style" w:hAnsi="Bookman Old Style"/>
+          <w:b/>
+          <w:bCs/>
+          <w:color w:val="8EAADB" w:themeColor="accent5" w:themeTint="99"/>
+        </w:rPr>
+        <w:t>Lambda in a VPC:</w:t>
+      </w:r>
+      <w:r>
+        <w:rPr>
+          <w:rFonts w:ascii="Bookman Old Style" w:hAnsi="Bookman Old Style"/>
+          <w:color w:val="8EAADB" w:themeColor="accent5" w:themeTint="99"/>
+        </w:rPr>
+        <w:t xml:space="preserve"> When a Lambda function needs to access private resources, whether they are in an Amazon VPC or an on-premises data </w:t>
+      </w:r>
+      <w:proofErr w:type="spellStart"/>
+      <w:r>
+        <w:rPr>
+          <w:rFonts w:ascii="Bookman Old Style" w:hAnsi="Bookman Old Style"/>
+          <w:color w:val="8EAADB" w:themeColor="accent5" w:themeTint="99"/>
+        </w:rPr>
+        <w:t>center</w:t>
+      </w:r>
+      <w:proofErr w:type="spellEnd"/>
+      <w:r>
+        <w:rPr>
+          <w:rFonts w:ascii="Bookman Old Style" w:hAnsi="Bookman Old Style"/>
+          <w:color w:val="8EAADB" w:themeColor="accent5" w:themeTint="99"/>
+        </w:rPr>
+        <w:t xml:space="preserve"> connected via </w:t>
+      </w:r>
+      <w:r>
+        <w:rPr>
+          <w:rFonts w:ascii="Bookman Old Style" w:hAnsi="Bookman Old Style"/>
+          <w:b/>
+          <w:bCs/>
+          <w:color w:val="8EAADB" w:themeColor="accent5" w:themeTint="99"/>
+        </w:rPr>
+        <w:t>AWS Direct Connect</w:t>
+      </w:r>
+      <w:r>
+        <w:rPr>
+          <w:rFonts w:ascii="Bookman Old Style" w:hAnsi="Bookman Old Style"/>
+          <w:color w:val="8EAADB" w:themeColor="accent5" w:themeTint="99"/>
+        </w:rPr>
+        <w:t xml:space="preserve"> or VPN, the function must be configured to run </w:t>
+      </w:r>
+      <w:r>
+        <w:rPr>
+          <w:rFonts w:ascii="Bookman Old Style" w:hAnsi="Bookman Old Style"/>
+          <w:b/>
+          <w:bCs/>
+          <w:color w:val="8EAADB" w:themeColor="accent5" w:themeTint="99"/>
+        </w:rPr>
+        <w:t>inside the VPC</w:t>
+      </w:r>
+      <w:r>
+        <w:rPr>
+          <w:rFonts w:ascii="Bookman Old Style" w:hAnsi="Bookman Old Style"/>
+          <w:color w:val="8EAADB" w:themeColor="accent5" w:themeTint="99"/>
+        </w:rPr>
+        <w:t>. This makes the Lambda function's execution environment part of your VPC's private network.</w:t>
+      </w:r>
+    </w:p>
+    <w:p>
+      <w:pPr>
+        <w:numPr>
+          <w:ilvl w:val="0"/>
+          <w:numId w:val="45"/>
+        </w:numPr>
+        <w:jc w:val="both"/>
+        <w:rPr>
+          <w:rFonts w:ascii="Bookman Old Style" w:hAnsi="Bookman Old Style"/>
+          <w:color w:val="8EAADB" w:themeColor="accent5" w:themeTint="99"/>
+        </w:rPr>
+      </w:pPr>
+      <w:r>
+        <w:rPr>
+          <w:rFonts w:ascii="Bookman Old Style" w:hAnsi="Bookman Old Style"/>
+          <w:b/>
+          <w:bCs/>
+          <w:color w:val="8EAADB" w:themeColor="accent5" w:themeTint="99"/>
+        </w:rPr>
+        <w:t>Direct Connect Connectivity:</w:t>
+      </w:r>
+      <w:r>
+        <w:rPr>
+          <w:rFonts w:ascii="Bookman Old Style" w:hAnsi="Bookman Old Style"/>
+          <w:color w:val="8EAADB" w:themeColor="accent5" w:themeTint="99"/>
+        </w:rPr>
+        <w:t xml:space="preserve"> The problem states that the on-premises data </w:t>
+      </w:r>
+      <w:proofErr w:type="spellStart"/>
+      <w:r>
+        <w:rPr>
+          <w:rFonts w:ascii="Bookman Old Style" w:hAnsi="Bookman Old Style"/>
+          <w:color w:val="8EAADB" w:themeColor="accent5" w:themeTint="99"/>
+        </w:rPr>
+        <w:t>center</w:t>
+      </w:r>
+      <w:proofErr w:type="spellEnd"/>
+      <w:r>
+        <w:rPr>
+          <w:rFonts w:ascii="Bookman Old Style" w:hAnsi="Bookman Old Style"/>
+          <w:color w:val="8EAADB" w:themeColor="accent5" w:themeTint="99"/>
+        </w:rPr>
+        <w:t xml:space="preserve"> is already connected to the AWS account via </w:t>
+      </w:r>
+      <w:r>
+        <w:rPr>
+          <w:rFonts w:ascii="Bookman Old Style" w:hAnsi="Bookman Old Style"/>
+          <w:b/>
+          <w:bCs/>
+          <w:color w:val="8EAADB" w:themeColor="accent5" w:themeTint="99"/>
+        </w:rPr>
+        <w:t>Direct Connect</w:t>
+      </w:r>
+      <w:r>
+        <w:rPr>
+          <w:rFonts w:ascii="Bookman Old Style" w:hAnsi="Bookman Old Style"/>
+          <w:color w:val="8EAADB" w:themeColor="accent5" w:themeTint="99"/>
+        </w:rPr>
+        <w:t xml:space="preserve"> and a </w:t>
+      </w:r>
+      <w:r>
+        <w:rPr>
+          <w:rFonts w:ascii="Bookman Old Style" w:hAnsi="Bookman Old Style"/>
+          <w:b/>
+          <w:bCs/>
+          <w:color w:val="8EAADB" w:themeColor="accent5" w:themeTint="99"/>
+        </w:rPr>
+        <w:t>Virtual Private Gateway (VPG)</w:t>
+      </w:r>
+      <w:r>
+        <w:rPr>
+          <w:rFonts w:ascii="Bookman Old Style" w:hAnsi="Bookman Old Style"/>
+          <w:color w:val="8EAADB" w:themeColor="accent5" w:themeTint="99"/>
+        </w:rPr>
+        <w:t xml:space="preserve">. When a Lambda function is configured to run in the VPC (Option A), its traffic will automatically route through the </w:t>
+      </w:r>
+      <w:r>
+        <w:rPr>
+          <w:rFonts w:ascii="Bookman Old Style" w:hAnsi="Bookman Old Style"/>
+          <w:b/>
+          <w:bCs/>
+          <w:color w:val="8EAADB" w:themeColor="accent5" w:themeTint="99"/>
+        </w:rPr>
+        <w:t>VPG</w:t>
+      </w:r>
+      <w:r>
+        <w:rPr>
+          <w:rFonts w:ascii="Bookman Old Style" w:hAnsi="Bookman Old Style"/>
+          <w:color w:val="8EAADB" w:themeColor="accent5" w:themeTint="99"/>
+        </w:rPr>
+        <w:t>, which is connected to the Direct Connect, allowing access to the on-premises network.</w:t>
+      </w:r>
+    </w:p>
+    <w:p>
+      <w:pPr>
+        <w:numPr>
+          <w:ilvl w:val="0"/>
+          <w:numId w:val="45"/>
+        </w:numPr>
+        <w:jc w:val="both"/>
+        <w:rPr>
+          <w:rFonts w:ascii="Bookman Old Style" w:hAnsi="Bookman Old Style"/>
+          <w:color w:val="8EAADB" w:themeColor="accent5" w:themeTint="99"/>
+        </w:rPr>
+      </w:pPr>
+      <w:r>
+        <w:rPr>
+          <w:rFonts w:ascii="Bookman Old Style" w:hAnsi="Bookman Old Style"/>
+          <w:b/>
+          <w:bCs/>
+          <w:color w:val="8EAADB" w:themeColor="accent5" w:themeTint="99"/>
+        </w:rPr>
+        <w:t>Security Group:</w:t>
+      </w:r>
+      <w:r>
+        <w:rPr>
+          <w:rFonts w:ascii="Bookman Old Style" w:hAnsi="Bookman Old Style"/>
+          <w:color w:val="8EAADB" w:themeColor="accent5" w:themeTint="99"/>
+        </w:rPr>
+        <w:t xml:space="preserve"> The Lambda function needs the </w:t>
+      </w:r>
+      <w:r>
+        <w:rPr>
+          <w:rFonts w:ascii="Bookman Old Style" w:hAnsi="Bookman Old Style"/>
+          <w:b/>
+          <w:bCs/>
+          <w:color w:val="8EAADB" w:themeColor="accent5" w:themeTint="99"/>
+        </w:rPr>
+        <w:t>appropriate security group</w:t>
+      </w:r>
+      <w:r>
+        <w:rPr>
+          <w:rFonts w:ascii="Bookman Old Style" w:hAnsi="Bookman Old Style"/>
+          <w:color w:val="8EAADB" w:themeColor="accent5" w:themeTint="99"/>
+        </w:rPr>
+        <w:t xml:space="preserve"> to explicitly allow outbound traffic to the database's IP address and port in the on-premises data </w:t>
+      </w:r>
+      <w:proofErr w:type="spellStart"/>
+      <w:r>
+        <w:rPr>
+          <w:rFonts w:ascii="Bookman Old Style" w:hAnsi="Bookman Old Style"/>
+          <w:color w:val="8EAADB" w:themeColor="accent5" w:themeTint="99"/>
+        </w:rPr>
+        <w:t>center</w:t>
+      </w:r>
+      <w:proofErr w:type="spellEnd"/>
+      <w:r>
+        <w:rPr>
+          <w:rFonts w:ascii="Bookman Old Style" w:hAnsi="Bookman Old Style"/>
+          <w:color w:val="8EAADB" w:themeColor="accent5" w:themeTint="99"/>
+        </w:rPr>
+        <w:t>.</w:t>
+      </w:r>
+    </w:p>
+    <w:p>
+      <w:pPr>
+        <w:jc w:val="both"/>
+        <w:rPr>
+          <w:rFonts w:ascii="Bookman Old Style" w:hAnsi="Bookman Old Style"/>
+          <w:b/>
+          <w:bCs/>
+          <w:color w:val="8EAADB" w:themeColor="accent5" w:themeTint="99"/>
+        </w:rPr>
+      </w:pPr>
+      <w:r>
+        <w:rPr>
+          <w:rFonts w:ascii="Bookman Old Style" w:hAnsi="Bookman Old Style"/>
+          <w:b/>
+          <w:bCs/>
+          <w:color w:val="8EAADB" w:themeColor="accent5" w:themeTint="99"/>
+        </w:rPr>
+        <w:t>Why the Other Options are Incorrect:</w:t>
+      </w:r>
+    </w:p>
+    <w:p>
+      <w:pPr>
+        <w:numPr>
+          <w:ilvl w:val="0"/>
+          <w:numId w:val="46"/>
+        </w:numPr>
+        <w:jc w:val="both"/>
+        <w:rPr>
+          <w:rFonts w:ascii="Bookman Old Style" w:hAnsi="Bookman Old Style"/>
+          <w:color w:val="8EAADB" w:themeColor="accent5" w:themeTint="99"/>
+        </w:rPr>
+      </w:pPr>
+      <w:r>
+        <w:rPr>
+          <w:rFonts w:ascii="Bookman Old Style" w:hAnsi="Bookman Old Style"/>
+          <w:b/>
+          <w:bCs/>
+          <w:color w:val="8EAADB" w:themeColor="accent5" w:themeTint="99"/>
+        </w:rPr>
+        <w:t>B. Set up a VPN connection... Route the traffic from the Lambda function through the VPN.</w:t>
+      </w:r>
+    </w:p>
+    <w:p>
+      <w:pPr>
+        <w:numPr>
+          <w:ilvl w:val="1"/>
+          <w:numId w:val="46"/>
+        </w:numPr>
+        <w:jc w:val="both"/>
+        <w:rPr>
+          <w:rFonts w:ascii="Bookman Old Style" w:hAnsi="Bookman Old Style"/>
+          <w:color w:val="8EAADB" w:themeColor="accent5" w:themeTint="99"/>
+        </w:rPr>
+      </w:pPr>
+      <w:r>
+        <w:rPr>
+          <w:rFonts w:ascii="Bookman Old Style" w:hAnsi="Bookman Old Style"/>
+          <w:color w:val="8EAADB" w:themeColor="accent5" w:themeTint="99"/>
+        </w:rPr>
+        <w:t xml:space="preserve">This is redundant and unnecessary. The company already has a more robust and </w:t>
       </w:r>
       <w:proofErr w:type="gramStart"/>
       <w:r>
         <w:rPr>
           <w:rFonts w:ascii="Bookman Old Style" w:hAnsi="Bookman Old Style"/>
-          <w:lang w:val="en-US"/>
-        </w:rPr>
-        <w:t>user name</w:t>
+          <w:color w:val="8EAADB" w:themeColor="accent5" w:themeTint="99"/>
+        </w:rPr>
+        <w:t>higher-bandwidth</w:t>
       </w:r>
       <w:proofErr w:type="gramEnd"/>
       <w:r>
         <w:rPr>
           <w:rFonts w:ascii="Bookman Old Style" w:hAnsi="Bookman Old Style"/>
-          <w:lang w:val="en-US"/>
-        </w:rPr>
-        <w:t xml:space="preserve"> and password that an application uses to access an Amazon RDS DB instance. The application that accesses the database runs on an Amazon EC2 instance. The solutions architect wants to create a secure parameter in AWS Systems Manager Parameter Store.</w:t>
-      </w:r>
-    </w:p>
-    <w:p>
-      <w:pPr>
-        <w:jc w:val="both"/>
-        <w:rPr>
-          <w:rFonts w:ascii="Bookman Old Style" w:hAnsi="Bookman Old Style"/>
-          <w:lang w:val="en-US"/>
-        </w:rPr>
-      </w:pPr>
-    </w:p>
-    <w:p>
-      <w:pPr>
-        <w:jc w:val="both"/>
-        <w:rPr>
-          <w:rFonts w:ascii="Bookman Old Style" w:hAnsi="Bookman Old Style"/>
-          <w:lang w:val="en-US"/>
-        </w:rPr>
-      </w:pPr>
-      <w:r>
-        <w:rPr>
-          <w:rFonts w:ascii="Bookman Old Style" w:hAnsi="Bookman Old Style"/>
-          <w:lang w:val="en-US"/>
-        </w:rPr>
-        <w:t xml:space="preserve">What should the </w:t>
+          <w:color w:val="8EAADB" w:themeColor="accent5" w:themeTint="99"/>
+        </w:rPr>
+        <w:t xml:space="preserve"> </w:t>
+      </w:r>
+      <w:r>
+        <w:rPr>
+          <w:rFonts w:ascii="Bookman Old Style" w:hAnsi="Bookman Old Style"/>
+          <w:b/>
+          <w:bCs/>
+          <w:color w:val="8EAADB" w:themeColor="accent5" w:themeTint="99"/>
+        </w:rPr>
+        <w:t>Direct Connect</w:t>
+      </w:r>
+      <w:r>
+        <w:rPr>
+          <w:rFonts w:ascii="Bookman Old Style" w:hAnsi="Bookman Old Style"/>
+          <w:color w:val="8EAADB" w:themeColor="accent5" w:themeTint="99"/>
+        </w:rPr>
+        <w:t xml:space="preserve"> connection.</w:t>
+      </w:r>
+    </w:p>
+    <w:p>
+      <w:pPr>
+        <w:numPr>
+          <w:ilvl w:val="0"/>
+          <w:numId w:val="46"/>
+        </w:numPr>
+        <w:jc w:val="both"/>
+        <w:rPr>
+          <w:rFonts w:ascii="Bookman Old Style" w:hAnsi="Bookman Old Style"/>
+          <w:color w:val="8EAADB" w:themeColor="accent5" w:themeTint="99"/>
+        </w:rPr>
+      </w:pPr>
+      <w:r>
+        <w:rPr>
+          <w:rFonts w:ascii="Bookman Old Style" w:hAnsi="Bookman Old Style"/>
+          <w:b/>
+          <w:bCs/>
+          <w:color w:val="8EAADB" w:themeColor="accent5" w:themeTint="99"/>
+        </w:rPr>
+        <w:t>C. Update the route tables in the VPC...</w:t>
+      </w:r>
+    </w:p>
+    <w:p>
+      <w:pPr>
+        <w:numPr>
+          <w:ilvl w:val="1"/>
+          <w:numId w:val="46"/>
+        </w:numPr>
+        <w:jc w:val="both"/>
+        <w:rPr>
+          <w:rFonts w:ascii="Bookman Old Style" w:hAnsi="Bookman Old Style"/>
+          <w:color w:val="8EAADB" w:themeColor="accent5" w:themeTint="99"/>
+        </w:rPr>
+      </w:pPr>
+      <w:r>
+        <w:rPr>
+          <w:rFonts w:ascii="Bookman Old Style" w:hAnsi="Bookman Old Style"/>
+          <w:color w:val="8EAADB" w:themeColor="accent5" w:themeTint="99"/>
+        </w:rPr>
+        <w:t xml:space="preserve">While route tables are essential for the traffic to reach the Direct Connect, this step alone is insufficient. A Lambda function running </w:t>
+      </w:r>
+      <w:r>
+        <w:rPr>
+          <w:rFonts w:ascii="Bookman Old Style" w:hAnsi="Bookman Old Style"/>
+          <w:b/>
+          <w:bCs/>
+          <w:color w:val="8EAADB" w:themeColor="accent5" w:themeTint="99"/>
+        </w:rPr>
+        <w:t>outside</w:t>
+      </w:r>
+      <w:r>
+        <w:rPr>
+          <w:rFonts w:ascii="Bookman Old Style" w:hAnsi="Bookman Old Style"/>
+          <w:color w:val="8EAADB" w:themeColor="accent5" w:themeTint="99"/>
+        </w:rPr>
+        <w:t xml:space="preserve"> a VPC cannot send traffic to private networks; it must first be configured </w:t>
+      </w:r>
+      <w:r>
+        <w:rPr>
+          <w:rFonts w:ascii="Bookman Old Style" w:hAnsi="Bookman Old Style"/>
+          <w:b/>
+          <w:bCs/>
+          <w:color w:val="8EAADB" w:themeColor="accent5" w:themeTint="99"/>
+        </w:rPr>
+        <w:t>within</w:t>
+      </w:r>
+      <w:r>
+        <w:rPr>
+          <w:rFonts w:ascii="Bookman Old Style" w:hAnsi="Bookman Old Style"/>
+          <w:color w:val="8EAADB" w:themeColor="accent5" w:themeTint="99"/>
+        </w:rPr>
+        <w:t xml:space="preserve"> the VPC to leverage its routing.</w:t>
+      </w:r>
+    </w:p>
+    <w:p>
+      <w:pPr>
+        <w:numPr>
+          <w:ilvl w:val="0"/>
+          <w:numId w:val="46"/>
+        </w:numPr>
+        <w:jc w:val="both"/>
+        <w:rPr>
+          <w:rFonts w:ascii="Bookman Old Style" w:hAnsi="Bookman Old Style"/>
+          <w:color w:val="8EAADB" w:themeColor="accent5" w:themeTint="99"/>
+        </w:rPr>
+      </w:pPr>
+      <w:r>
+        <w:rPr>
+          <w:rFonts w:ascii="Bookman Old Style" w:hAnsi="Bookman Old Style"/>
+          <w:b/>
+          <w:bCs/>
+          <w:color w:val="8EAADB" w:themeColor="accent5" w:themeTint="99"/>
+        </w:rPr>
+        <w:t>D. Create an Elastic IP address...</w:t>
+      </w:r>
+    </w:p>
+    <w:p>
+      <w:pPr>
+        <w:numPr>
+          <w:ilvl w:val="1"/>
+          <w:numId w:val="46"/>
+        </w:numPr>
+        <w:jc w:val="both"/>
+        <w:rPr>
+          <w:rFonts w:ascii="Bookman Old Style" w:hAnsi="Bookman Old Style"/>
+          <w:color w:val="8EAADB" w:themeColor="accent5" w:themeTint="99"/>
+        </w:rPr>
+      </w:pPr>
+      <w:r>
+        <w:rPr>
+          <w:rFonts w:ascii="Bookman Old Style" w:hAnsi="Bookman Old Style"/>
+          <w:b/>
+          <w:bCs/>
+          <w:color w:val="8EAADB" w:themeColor="accent5" w:themeTint="99"/>
+        </w:rPr>
+        <w:t>Elastic IP addresses (EIPs)</w:t>
+      </w:r>
+      <w:r>
+        <w:rPr>
+          <w:rFonts w:ascii="Bookman Old Style" w:hAnsi="Bookman Old Style"/>
+          <w:color w:val="8EAADB" w:themeColor="accent5" w:themeTint="99"/>
+        </w:rPr>
+        <w:t xml:space="preserve"> are used for inbound public traffic or for NAT devices for outbound public traffic. They are not used to enable private access to an on-premises data </w:t>
+      </w:r>
+      <w:proofErr w:type="spellStart"/>
+      <w:r>
+        <w:rPr>
+          <w:rFonts w:ascii="Bookman Old Style" w:hAnsi="Bookman Old Style"/>
+          <w:color w:val="8EAADB" w:themeColor="accent5" w:themeTint="99"/>
+        </w:rPr>
+        <w:t>center</w:t>
+      </w:r>
+      <w:proofErr w:type="spellEnd"/>
+      <w:r>
+        <w:rPr>
+          <w:rFonts w:ascii="Bookman Old Style" w:hAnsi="Bookman Old Style"/>
+          <w:color w:val="8EAADB" w:themeColor="accent5" w:themeTint="99"/>
+        </w:rPr>
+        <w:t>. Furthermore, a Lambda function running outside a VPC cannot use a private Elastic Network Interface (ENI) to access private networks.</w:t>
+      </w:r>
+    </w:p>
+    <w:p>
+      <w:pPr>
+        <w:jc w:val="both"/>
+        <w:rPr>
+          <w:rFonts w:ascii="Bookman Old Style" w:hAnsi="Bookman Old Style"/>
+          <w:lang w:val="en-US"/>
+        </w:rPr>
+      </w:pPr>
+    </w:p>
+    <w:p>
+      <w:pPr>
+        <w:jc w:val="both"/>
+        <w:rPr>
+          <w:rFonts w:ascii="Bookman Old Style" w:hAnsi="Bookman Old Style"/>
+          <w:lang w:val="en-US"/>
+        </w:rPr>
+      </w:pPr>
+      <w:r>
+        <w:rPr>
+          <w:rFonts w:ascii="Bookman Old Style" w:hAnsi="Bookman Old Style"/>
+          <w:lang w:val="en-US"/>
+        </w:rPr>
+        <w:t>185.A company runs an application using Amazon ECS. The application creates resized versions of an original image and then makes Amazon S3 API calls to store the resized images in Amazon S3.</w:t>
+      </w:r>
+    </w:p>
+    <w:p>
+      <w:pPr>
+        <w:jc w:val="both"/>
+        <w:rPr>
+          <w:rFonts w:ascii="Bookman Old Style" w:hAnsi="Bookman Old Style"/>
+          <w:lang w:val="en-US"/>
+        </w:rPr>
+      </w:pPr>
+      <w:r>
+        <w:rPr>
+          <w:rFonts w:ascii="Bookman Old Style" w:hAnsi="Bookman Old Style"/>
+          <w:lang w:val="en-US"/>
+        </w:rPr>
+        <w:t>How can a solutions architect ensure that the application has permission to access Amazon S3?</w:t>
+      </w:r>
+    </w:p>
+    <w:p>
+      <w:pPr>
+        <w:jc w:val="both"/>
+        <w:rPr>
+          <w:rFonts w:ascii="Bookman Old Style" w:hAnsi="Bookman Old Style"/>
+          <w:lang w:val="en-US"/>
+        </w:rPr>
+      </w:pPr>
+      <w:r>
+        <w:rPr>
+          <w:rFonts w:ascii="Bookman Old Style" w:hAnsi="Bookman Old Style"/>
+          <w:lang w:val="en-US"/>
+        </w:rPr>
+        <w:t xml:space="preserve">B. Create an IAM role with S3 </w:t>
       </w:r>
       <w:proofErr w:type="gramStart"/>
       <w:r>
@@ -17058,7 +19348,7 @@
           <w:rFonts w:ascii="Bookman Old Style" w:hAnsi="Bookman Old Style"/>
           <w:lang w:val="en-US"/>
         </w:rPr>
-        <w:t>solutions architect</w:t>
+        <w:t>permissions, and</w:t>
       </w:r>
       <w:proofErr w:type="gramEnd"/>
       <w:r>
@@ -17066,105 +19356,100 @@
           <w:rFonts w:ascii="Bookman Old Style" w:hAnsi="Bookman Old Style"/>
           <w:lang w:val="en-US"/>
         </w:rPr>
-        <w:t xml:space="preserve"> do to meet this requirement?</w:t>
-      </w:r>
-    </w:p>
-    <w:p>
-      <w:pPr>
-        <w:jc w:val="both"/>
-        <w:rPr>
-          <w:rFonts w:ascii="Bookman Old Style" w:hAnsi="Bookman Old Style"/>
-          <w:lang w:val="en-US"/>
-        </w:rPr>
-      </w:pPr>
-    </w:p>
-    <w:p>
-      <w:pPr>
-        <w:jc w:val="both"/>
-        <w:rPr>
-          <w:rFonts w:ascii="Bookman Old Style" w:hAnsi="Bookman Old Style"/>
-          <w:lang w:val="en-US"/>
-        </w:rPr>
-      </w:pPr>
-      <w:r>
-        <w:rPr>
-          <w:rFonts w:ascii="Bookman Old Style" w:hAnsi="Bookman Old Style"/>
-          <w:lang w:val="en-US"/>
-        </w:rPr>
-        <w:t xml:space="preserve">    A. Create an IAM role that has read access to the Parameter Store parameter. Allow Decrypt access to an AWS Key Management Service (AWS KMS) key that is used to encrypt the parameter. Assign this IAM role to the EC2 instance.</w:t>
-      </w:r>
-    </w:p>
-    <w:p>
-      <w:pPr>
-        <w:jc w:val="both"/>
-        <w:rPr>
-          <w:rFonts w:ascii="Bookman Old Style" w:hAnsi="Bookman Old Style"/>
-          <w:lang w:val="en-US"/>
-        </w:rPr>
-      </w:pPr>
-      <w:r>
-        <w:rPr>
-          <w:rFonts w:ascii="Bookman Old Style" w:hAnsi="Bookman Old Style"/>
-          <w:lang w:val="en-US"/>
-        </w:rPr>
-        <w:t xml:space="preserve">    B. Create an IAM policy that allows read access to the Parameter Store parameter. Allow Decrypt access to an AWS Key Management Service (AWS KMS) key that is used to encrypt the parameter. Assign this IAM policy to the EC2 instance.</w:t>
-      </w:r>
-    </w:p>
-    <w:p>
-      <w:pPr>
-        <w:jc w:val="both"/>
-        <w:rPr>
-          <w:rFonts w:ascii="Bookman Old Style" w:hAnsi="Bookman Old Style"/>
-          <w:lang w:val="en-US"/>
-        </w:rPr>
-      </w:pPr>
-      <w:r>
-        <w:rPr>
-          <w:rFonts w:ascii="Bookman Old Style" w:hAnsi="Bookman Old Style"/>
-          <w:lang w:val="en-US"/>
-        </w:rPr>
-        <w:t xml:space="preserve">    C. Create an IAM trust relationship between the Parameter Store parameter and the EC2 instance. Specify Amazon RDS as a principal in the trust policy.</w:t>
-      </w:r>
-    </w:p>
-    <w:p>
-      <w:pPr>
-        <w:jc w:val="both"/>
-        <w:rPr>
-          <w:rFonts w:ascii="Bookman Old Style" w:hAnsi="Bookman Old Style"/>
-          <w:lang w:val="en-US"/>
-        </w:rPr>
-      </w:pPr>
-      <w:r>
-        <w:rPr>
-          <w:rFonts w:ascii="Bookman Old Style" w:hAnsi="Bookman Old Style"/>
-          <w:lang w:val="en-US"/>
-        </w:rPr>
-        <w:t xml:space="preserve">    D. Create an IAM trust relationship between the DB instance and the EC2 instance. Specify Systems Manager as a principal in the trust policy.</w:t>
-      </w:r>
-    </w:p>
-    <w:p>
-      <w:pPr>
-        <w:jc w:val="both"/>
-        <w:rPr>
-          <w:rFonts w:ascii="Bookman Old Style" w:hAnsi="Bookman Old Style"/>
-          <w:lang w:val="en-US"/>
-        </w:rPr>
-      </w:pPr>
-    </w:p>
-    <w:p>
-      <w:pPr>
-        <w:jc w:val="both"/>
-        <w:rPr>
-          <w:rFonts w:ascii="Bookman Old Style" w:hAnsi="Bookman Old Style"/>
-          <w:lang w:val="en-US"/>
-        </w:rPr>
-      </w:pPr>
-      <w:r>
-        <w:rPr>
-          <w:rFonts w:ascii="Bookman Old Style" w:hAnsi="Bookman Old Style"/>
-          <w:lang w:val="en-US"/>
-        </w:rPr>
-        <w:t xml:space="preserve">180.A company is designing a cloud communications platform that is driven by APIs. The application is hosted on Amazon EC2 instances behind a Network Load Balancer (NLB). The company uses Amazon API Gateway to provide external users with access to the application through APIs. The company wants to protect the platform against web exploits like SQL </w:t>
+        <w:t xml:space="preserve"> then specify that role as the </w:t>
+      </w:r>
+      <w:proofErr w:type="spellStart"/>
+      <w:r>
+        <w:rPr>
+          <w:rFonts w:ascii="Bookman Old Style" w:hAnsi="Bookman Old Style"/>
+          <w:lang w:val="en-US"/>
+        </w:rPr>
+        <w:t>taskRoleArn</w:t>
+      </w:r>
+      <w:proofErr w:type="spellEnd"/>
+      <w:r>
+        <w:rPr>
+          <w:rFonts w:ascii="Bookman Old Style" w:hAnsi="Bookman Old Style"/>
+          <w:lang w:val="en-US"/>
+        </w:rPr>
+        <w:t xml:space="preserve"> in the task definition.</w:t>
+      </w:r>
+    </w:p>
+    <w:p>
+      <w:pPr>
+        <w:jc w:val="both"/>
+        <w:rPr>
+          <w:rFonts w:ascii="Bookman Old Style" w:hAnsi="Bookman Old Style"/>
+          <w:lang w:val="en-US"/>
+        </w:rPr>
+      </w:pPr>
+    </w:p>
+    <w:p>
+      <w:pPr>
+        <w:jc w:val="both"/>
+        <w:rPr>
+          <w:rFonts w:ascii="Bookman Old Style" w:hAnsi="Bookman Old Style"/>
+          <w:lang w:val="en-US"/>
+        </w:rPr>
+      </w:pPr>
+    </w:p>
+    <w:p>
+      <w:pPr>
+        <w:jc w:val="both"/>
+        <w:rPr>
+          <w:rFonts w:ascii="Bookman Old Style" w:hAnsi="Bookman Old Style"/>
+          <w:lang w:val="en-US"/>
+        </w:rPr>
+      </w:pPr>
+    </w:p>
+    <w:p>
+      <w:pPr>
+        <w:jc w:val="both"/>
+        <w:rPr>
+          <w:rFonts w:ascii="Bookman Old Style" w:hAnsi="Bookman Old Style"/>
+          <w:lang w:val="en-US"/>
+        </w:rPr>
+      </w:pPr>
+    </w:p>
+    <w:p>
+      <w:pPr>
+        <w:jc w:val="both"/>
+        <w:rPr>
+          <w:rFonts w:ascii="Bookman Old Style" w:hAnsi="Bookman Old Style"/>
+          <w:lang w:val="en-US"/>
+        </w:rPr>
+      </w:pPr>
+      <w:r>
+        <w:rPr>
+          <w:rFonts w:ascii="Bookman Old Style" w:hAnsi="Bookman Old Style"/>
+          <w:lang w:val="en-US"/>
+        </w:rPr>
+        <w:t>186] A company has a Windows-based application that must be migrated to AWS. The application requires the use of a shared Windows file system attached to multiple Amazon EC2 Windows instances that are deployed across multiple Availability Zone:</w:t>
+      </w:r>
+    </w:p>
+    <w:p>
+      <w:pPr>
+        <w:jc w:val="both"/>
+        <w:rPr>
+          <w:rFonts w:ascii="Bookman Old Style" w:hAnsi="Bookman Old Style"/>
+          <w:lang w:val="en-US"/>
+        </w:rPr>
+      </w:pPr>
+    </w:p>
+    <w:p>
+      <w:pPr>
+        <w:jc w:val="both"/>
+        <w:rPr>
+          <w:rFonts w:ascii="Bookman Old Style" w:hAnsi="Bookman Old Style"/>
+          <w:lang w:val="en-US"/>
+        </w:rPr>
+      </w:pPr>
+      <w:r>
+        <w:rPr>
+          <w:rFonts w:ascii="Bookman Old Style" w:hAnsi="Bookman Old Style"/>
+          <w:lang w:val="en-US"/>
+        </w:rPr>
+        <w:t xml:space="preserve">What </w:t>
       </w:r>
       <w:proofErr w:type="gramStart"/>
       <w:r>
@@ -17172,7 +19457,7 @@
           <w:rFonts w:ascii="Bookman Old Style" w:hAnsi="Bookman Old Style"/>
           <w:lang w:val="en-US"/>
         </w:rPr>
-        <w:t>injection</w:t>
+        <w:t>should a solutions</w:t>
       </w:r>
       <w:proofErr w:type="gramEnd"/>
       <w:r>
@@ -17180,15 +19465,951 @@
           <w:rFonts w:ascii="Bookman Old Style" w:hAnsi="Bookman Old Style"/>
           <w:lang w:val="en-US"/>
         </w:rPr>
+        <w:t xml:space="preserve"> architect do to meet this requirement?</w:t>
+      </w:r>
+    </w:p>
+    <w:p>
+      <w:pPr>
+        <w:jc w:val="both"/>
+        <w:rPr>
+          <w:rFonts w:ascii="Bookman Old Style" w:hAnsi="Bookman Old Style"/>
+          <w:lang w:val="en-US"/>
+        </w:rPr>
+      </w:pPr>
+    </w:p>
+    <w:p>
+      <w:pPr>
+        <w:jc w:val="both"/>
+        <w:rPr>
+          <w:rFonts w:ascii="Bookman Old Style" w:hAnsi="Bookman Old Style"/>
+          <w:lang w:val="en-US"/>
+        </w:rPr>
+      </w:pPr>
+      <w:r>
+        <w:rPr>
+          <w:rFonts w:ascii="Bookman Old Style" w:hAnsi="Bookman Old Style"/>
+          <w:lang w:val="en-US"/>
+        </w:rPr>
+        <w:t xml:space="preserve">B. Configure Amazon </w:t>
+      </w:r>
+      <w:proofErr w:type="spellStart"/>
+      <w:r>
+        <w:rPr>
+          <w:rFonts w:ascii="Bookman Old Style" w:hAnsi="Bookman Old Style"/>
+          <w:lang w:val="en-US"/>
+        </w:rPr>
+        <w:t>FSx</w:t>
+      </w:r>
+      <w:proofErr w:type="spellEnd"/>
+      <w:r>
+        <w:rPr>
+          <w:rFonts w:ascii="Bookman Old Style" w:hAnsi="Bookman Old Style"/>
+          <w:lang w:val="en-US"/>
+        </w:rPr>
+        <w:t xml:space="preserve"> for Windows File Server. Mount the Amazon </w:t>
+      </w:r>
+      <w:proofErr w:type="spellStart"/>
+      <w:r>
+        <w:rPr>
+          <w:rFonts w:ascii="Bookman Old Style" w:hAnsi="Bookman Old Style"/>
+          <w:lang w:val="en-US"/>
+        </w:rPr>
+        <w:t>FSx</w:t>
+      </w:r>
+      <w:proofErr w:type="spellEnd"/>
+      <w:r>
+        <w:rPr>
+          <w:rFonts w:ascii="Bookman Old Style" w:hAnsi="Bookman Old Style"/>
+          <w:lang w:val="en-US"/>
+        </w:rPr>
+        <w:t xml:space="preserve"> file system to each Windows instance.</w:t>
+      </w:r>
+    </w:p>
+    <w:p>
+      <w:pPr>
+        <w:jc w:val="both"/>
+        <w:rPr>
+          <w:rFonts w:ascii="Bookman Old Style" w:hAnsi="Bookman Old Style"/>
+          <w:lang w:val="en-US"/>
+        </w:rPr>
+      </w:pPr>
+    </w:p>
+    <w:p>
+      <w:pPr>
+        <w:jc w:val="both"/>
+        <w:rPr>
+          <w:rFonts w:ascii="Bookman Old Style" w:hAnsi="Bookman Old Style"/>
+          <w:lang w:val="en-US"/>
+        </w:rPr>
+      </w:pPr>
+      <w:r>
+        <w:rPr>
+          <w:rFonts w:ascii="Bookman Old Style" w:hAnsi="Bookman Old Style"/>
+          <w:lang w:val="en-US"/>
+        </w:rPr>
+        <w:t xml:space="preserve">Amazon </w:t>
+      </w:r>
+      <w:proofErr w:type="spellStart"/>
+      <w:r>
+        <w:rPr>
+          <w:rFonts w:ascii="Bookman Old Style" w:hAnsi="Bookman Old Style"/>
+          <w:lang w:val="en-US"/>
+        </w:rPr>
+        <w:t>FSx</w:t>
+      </w:r>
+      <w:proofErr w:type="spellEnd"/>
+      <w:r>
+        <w:rPr>
+          <w:rFonts w:ascii="Bookman Old Style" w:hAnsi="Bookman Old Style"/>
+          <w:lang w:val="en-US"/>
+        </w:rPr>
+        <w:t xml:space="preserve"> for Windows File Server provides a fully managed Windows file system that can be accessed by multiple EC2 instances. It is designed to provide shared file storage for Windows-based applications. It supports the SMB protocol, allowing Windows instances to mount the file system. Amazon </w:t>
+      </w:r>
+      <w:proofErr w:type="spellStart"/>
+      <w:r>
+        <w:rPr>
+          <w:rFonts w:ascii="Bookman Old Style" w:hAnsi="Bookman Old Style"/>
+          <w:lang w:val="en-US"/>
+        </w:rPr>
+        <w:t>FSx</w:t>
+      </w:r>
+      <w:proofErr w:type="spellEnd"/>
+      <w:r>
+        <w:rPr>
+          <w:rFonts w:ascii="Bookman Old Style" w:hAnsi="Bookman Old Style"/>
+          <w:lang w:val="en-US"/>
+        </w:rPr>
+        <w:t xml:space="preserve"> for Windows File Server is fully managed, highly available, and provides features like automatic backups and integration with Active Directory.</w:t>
+      </w:r>
+    </w:p>
+    <w:p>
+      <w:pPr>
+        <w:jc w:val="both"/>
+        <w:rPr>
+          <w:rFonts w:ascii="Bookman Old Style" w:hAnsi="Bookman Old Style"/>
+          <w:lang w:val="en-US"/>
+        </w:rPr>
+      </w:pPr>
+      <w:r>
+        <w:rPr>
+          <w:rFonts w:ascii="Bookman Old Style" w:hAnsi="Bookman Old Style"/>
+          <w:lang w:val="en-US"/>
+        </w:rPr>
+        <w:t>---------------------------------------------------------</w:t>
+      </w:r>
+    </w:p>
+    <w:p>
+      <w:pPr>
+        <w:jc w:val="both"/>
+        <w:rPr>
+          <w:rFonts w:ascii="Bookman Old Style" w:hAnsi="Bookman Old Style"/>
+          <w:lang w:val="en-US"/>
+        </w:rPr>
+      </w:pPr>
+      <w:r>
+        <w:rPr>
+          <w:rFonts w:ascii="Bookman Old Style" w:hAnsi="Bookman Old Style"/>
+          <w:lang w:val="en-US"/>
+        </w:rPr>
+        <w:t>187] A company is developing an ecommerce application that will consist of a load-balanced front end, a container-based application, and a relational database. A solutions architect needs to create a highly available solution that operates with as little manual intervention as possible.</w:t>
+      </w:r>
+    </w:p>
+    <w:p>
+      <w:pPr>
+        <w:jc w:val="both"/>
+        <w:rPr>
+          <w:rFonts w:ascii="Bookman Old Style" w:hAnsi="Bookman Old Style"/>
+          <w:lang w:val="en-US"/>
+        </w:rPr>
+      </w:pPr>
+      <w:r>
+        <w:rPr>
+          <w:rFonts w:ascii="Bookman Old Style" w:hAnsi="Bookman Old Style"/>
+          <w:lang w:val="en-US"/>
+        </w:rPr>
+        <w:t>Which solutions meet these requirements? (Choose two.)</w:t>
+      </w:r>
+    </w:p>
+    <w:p>
+      <w:pPr>
+        <w:jc w:val="both"/>
+        <w:rPr>
+          <w:rFonts w:ascii="Bookman Old Style" w:hAnsi="Bookman Old Style"/>
+          <w:lang w:val="en-US"/>
+        </w:rPr>
+      </w:pPr>
+      <w:r>
+        <w:rPr>
+          <w:rFonts w:ascii="Bookman Old Style" w:hAnsi="Bookman Old Style"/>
+          <w:lang w:val="en-US"/>
+        </w:rPr>
+        <w:t xml:space="preserve">A. Create an Amazon RDS DB instance in </w:t>
+      </w:r>
+      <w:proofErr w:type="gramStart"/>
+      <w:r>
+        <w:rPr>
+          <w:rFonts w:ascii="Bookman Old Style" w:hAnsi="Bookman Old Style"/>
+          <w:lang w:val="en-US"/>
+        </w:rPr>
+        <w:t>Multi-AZ</w:t>
+      </w:r>
+      <w:proofErr w:type="gramEnd"/>
+      <w:r>
+        <w:rPr>
+          <w:rFonts w:ascii="Bookman Old Style" w:hAnsi="Bookman Old Style"/>
+          <w:lang w:val="en-US"/>
+        </w:rPr>
+        <w:t xml:space="preserve"> mode.</w:t>
+      </w:r>
+    </w:p>
+    <w:p>
+      <w:pPr>
+        <w:jc w:val="both"/>
+        <w:rPr>
+          <w:rFonts w:ascii="Bookman Old Style" w:hAnsi="Bookman Old Style"/>
+          <w:lang w:val="en-US"/>
+        </w:rPr>
+      </w:pPr>
+      <w:r>
+        <w:rPr>
+          <w:rFonts w:ascii="Bookman Old Style" w:hAnsi="Bookman Old Style"/>
+          <w:lang w:val="en-US"/>
+        </w:rPr>
+        <w:t xml:space="preserve">D. Create an Amazon Elastic Container Service (Amazon ECS) cluster with a </w:t>
+      </w:r>
+      <w:proofErr w:type="spellStart"/>
+      <w:r>
+        <w:rPr>
+          <w:rFonts w:ascii="Bookman Old Style" w:hAnsi="Bookman Old Style"/>
+          <w:lang w:val="en-US"/>
+        </w:rPr>
+        <w:t>Fargate</w:t>
+      </w:r>
+      <w:proofErr w:type="spellEnd"/>
+      <w:r>
+        <w:rPr>
+          <w:rFonts w:ascii="Bookman Old Style" w:hAnsi="Bookman Old Style"/>
+          <w:lang w:val="en-US"/>
+        </w:rPr>
+        <w:t xml:space="preserve"> launch type to handle the dynamic application load.</w:t>
+      </w:r>
+    </w:p>
+    <w:p>
+      <w:pPr>
+        <w:jc w:val="both"/>
+        <w:rPr>
+          <w:rFonts w:ascii="Bookman Old Style" w:hAnsi="Bookman Old Style"/>
+          <w:lang w:val="en-US"/>
+        </w:rPr>
+      </w:pPr>
+      <w:r>
+        <w:rPr>
+          <w:rFonts w:ascii="Bookman Old Style" w:hAnsi="Bookman Old Style"/>
+          <w:lang w:val="en-US"/>
+        </w:rPr>
+        <w:t>--------------------------------------------------------------------------------------------</w:t>
+      </w:r>
+    </w:p>
+    <w:p>
+      <w:pPr>
+        <w:jc w:val="both"/>
+        <w:rPr>
+          <w:rFonts w:ascii="Bookman Old Style" w:hAnsi="Bookman Old Style"/>
+          <w:lang w:val="en-US"/>
+        </w:rPr>
+      </w:pPr>
+      <w:r>
+        <w:rPr>
+          <w:rFonts w:ascii="Bookman Old Style" w:hAnsi="Bookman Old Style"/>
+          <w:lang w:val="en-US"/>
+        </w:rPr>
+        <w:t>188] A company uses Amazon S3 as its data lake. The company has a new partner that must use SFTP to upload data files. A solutions architect needs to implement a highly available SFTP solution that minimizes operational overhead.</w:t>
+      </w:r>
+    </w:p>
+    <w:p>
+      <w:pPr>
+        <w:jc w:val="both"/>
+        <w:rPr>
+          <w:rFonts w:ascii="Bookman Old Style" w:hAnsi="Bookman Old Style"/>
+          <w:lang w:val="en-US"/>
+        </w:rPr>
+      </w:pPr>
+      <w:r>
+        <w:rPr>
+          <w:rFonts w:ascii="Bookman Old Style" w:hAnsi="Bookman Old Style"/>
+          <w:lang w:val="en-US"/>
+        </w:rPr>
+        <w:t>Which solution will meet these requirements?</w:t>
+      </w:r>
+    </w:p>
+    <w:p>
+      <w:pPr>
+        <w:jc w:val="both"/>
+        <w:rPr>
+          <w:rFonts w:ascii="Bookman Old Style" w:hAnsi="Bookman Old Style"/>
+          <w:lang w:val="en-US"/>
+        </w:rPr>
+      </w:pPr>
+      <w:r>
+        <w:rPr>
+          <w:rFonts w:ascii="Bookman Old Style" w:hAnsi="Bookman Old Style"/>
+          <w:lang w:val="en-US"/>
+        </w:rPr>
+        <w:t>A. Use AWS Transfer Family to configure an SFTP-enabled server with a publicly accessible endpoint. Choose the S3 data lake as the destination.</w:t>
+      </w:r>
+    </w:p>
+    <w:p>
+      <w:pPr>
+        <w:jc w:val="both"/>
+        <w:rPr>
+          <w:rFonts w:ascii="Bookman Old Style" w:hAnsi="Bookman Old Style"/>
+          <w:lang w:val="en-US"/>
+        </w:rPr>
+      </w:pPr>
+      <w:r>
+        <w:rPr>
+          <w:rFonts w:ascii="Bookman Old Style" w:hAnsi="Bookman Old Style"/>
+          <w:lang w:val="en-US"/>
+        </w:rPr>
+        <w:t xml:space="preserve"> AWS Transfer Family is a fully managed service that allows you to set up a secure file transfer protocol (SFTP) server for transferring files into and out of Amazon S3. With AWS Transfer Family, you can avoid the operational overhead of managing traditional SFTP servers. This solution provides a highly available SFTP service with minimal effort, and the data can be directly transferred to the S3 data lake.</w:t>
+      </w:r>
+    </w:p>
+    <w:p>
+      <w:pPr>
+        <w:jc w:val="both"/>
+        <w:rPr>
+          <w:rFonts w:ascii="Bookman Old Style" w:hAnsi="Bookman Old Style"/>
+          <w:lang w:val="en-US"/>
+        </w:rPr>
+      </w:pPr>
+      <w:r>
+        <w:rPr>
+          <w:rFonts w:ascii="Bookman Old Style" w:hAnsi="Bookman Old Style"/>
+          <w:lang w:val="en-US"/>
+        </w:rPr>
+        <w:t>-----------------------------------------------------------------------------------------</w:t>
+      </w:r>
+    </w:p>
+    <w:p>
+      <w:pPr>
+        <w:jc w:val="both"/>
+        <w:rPr>
+          <w:rFonts w:ascii="Bookman Old Style" w:hAnsi="Bookman Old Style"/>
+          <w:lang w:val="en-US"/>
+        </w:rPr>
+      </w:pPr>
+    </w:p>
+    <w:p>
+      <w:pPr>
+        <w:jc w:val="both"/>
+        <w:rPr>
+          <w:rFonts w:ascii="Bookman Old Style" w:hAnsi="Bookman Old Style"/>
+          <w:lang w:val="en-US"/>
+        </w:rPr>
+      </w:pPr>
+      <w:r>
+        <w:rPr>
+          <w:rFonts w:ascii="Bookman Old Style" w:hAnsi="Bookman Old Style"/>
+          <w:lang w:val="en-US"/>
+        </w:rPr>
+        <w:t xml:space="preserve">189] A company needs to store contract documents. </w:t>
+      </w:r>
+      <w:proofErr w:type="gramStart"/>
+      <w:r>
+        <w:rPr>
+          <w:rFonts w:ascii="Bookman Old Style" w:hAnsi="Bookman Old Style"/>
+          <w:lang w:val="en-US"/>
+        </w:rPr>
+        <w:t>A contract</w:t>
+      </w:r>
+      <w:proofErr w:type="gramEnd"/>
+      <w:r>
+        <w:rPr>
+          <w:rFonts w:ascii="Bookman Old Style" w:hAnsi="Bookman Old Style"/>
+          <w:lang w:val="en-US"/>
+        </w:rPr>
+        <w:t xml:space="preserve"> lasts for 5 years. During the 5-year period, the company must ensure that the documents cannot be overwritten or deleted. The company needs to encrypt the documents at rest and rotate the encryption keys automatically every year.</w:t>
+      </w:r>
+    </w:p>
+    <w:p>
+      <w:pPr>
+        <w:jc w:val="both"/>
+        <w:rPr>
+          <w:rFonts w:ascii="Bookman Old Style" w:hAnsi="Bookman Old Style"/>
+          <w:lang w:val="en-US"/>
+        </w:rPr>
+      </w:pPr>
+    </w:p>
+    <w:p>
+      <w:pPr>
+        <w:jc w:val="both"/>
+        <w:rPr>
+          <w:rFonts w:ascii="Bookman Old Style" w:hAnsi="Bookman Old Style"/>
+          <w:lang w:val="en-US"/>
+        </w:rPr>
+      </w:pPr>
+      <w:r>
+        <w:rPr>
+          <w:rFonts w:ascii="Bookman Old Style" w:hAnsi="Bookman Old Style"/>
+          <w:lang w:val="en-US"/>
+        </w:rPr>
+        <w:t xml:space="preserve">Which combination of steps should a solutions architect take to meet these requirements with the LEAST operational overhead? (Choose two.) </w:t>
+      </w:r>
+    </w:p>
+    <w:p>
+      <w:pPr>
+        <w:jc w:val="both"/>
+        <w:rPr>
+          <w:rFonts w:ascii="Bookman Old Style" w:hAnsi="Bookman Old Style"/>
+          <w:lang w:val="en-US"/>
+        </w:rPr>
+      </w:pPr>
+    </w:p>
+    <w:p>
+      <w:pPr>
+        <w:jc w:val="both"/>
+        <w:rPr>
+          <w:rFonts w:ascii="Bookman Old Style" w:hAnsi="Bookman Old Style"/>
+          <w:lang w:val="en-US"/>
+        </w:rPr>
+      </w:pPr>
+      <w:r>
+        <w:rPr>
+          <w:rFonts w:ascii="Bookman Old Style" w:hAnsi="Bookman Old Style"/>
+          <w:lang w:val="en-US"/>
+        </w:rPr>
+        <w:t xml:space="preserve">B. Store the documents </w:t>
+      </w:r>
+      <w:proofErr w:type="gramStart"/>
+      <w:r>
+        <w:rPr>
+          <w:rFonts w:ascii="Bookman Old Style" w:hAnsi="Bookman Old Style"/>
+          <w:lang w:val="en-US"/>
+        </w:rPr>
+        <w:t>in</w:t>
+      </w:r>
+      <w:proofErr w:type="gramEnd"/>
+      <w:r>
+        <w:rPr>
+          <w:rFonts w:ascii="Bookman Old Style" w:hAnsi="Bookman Old Style"/>
+          <w:lang w:val="en-US"/>
+        </w:rPr>
+        <w:t xml:space="preserve"> Amazon S3. Use S3 Object Lock in compliance mode.</w:t>
+      </w:r>
+    </w:p>
+    <w:p>
+      <w:pPr>
+        <w:jc w:val="both"/>
+        <w:rPr>
+          <w:rFonts w:ascii="Bookman Old Style" w:hAnsi="Bookman Old Style"/>
+          <w:lang w:val="en-US"/>
+        </w:rPr>
+      </w:pPr>
+    </w:p>
+    <w:p>
+      <w:pPr>
+        <w:jc w:val="both"/>
+        <w:rPr>
+          <w:rFonts w:ascii="Bookman Old Style" w:hAnsi="Bookman Old Style"/>
+          <w:lang w:val="en-US"/>
+        </w:rPr>
+      </w:pPr>
+      <w:r>
+        <w:rPr>
+          <w:rFonts w:ascii="Bookman Old Style" w:hAnsi="Bookman Old Style"/>
+          <w:lang w:val="en-US"/>
+        </w:rPr>
+        <w:t>S3 Object Lock in compliance mode enforces a "Write Once, Read Many" (WORM) model, preventing the objects (contract documents, in this case) from being deleted or overwritten for a specified retention period.</w:t>
+      </w:r>
+    </w:p>
+    <w:p>
+      <w:pPr>
+        <w:jc w:val="both"/>
+        <w:rPr>
+          <w:rFonts w:ascii="Bookman Old Style" w:hAnsi="Bookman Old Style"/>
+          <w:lang w:val="en-US"/>
+        </w:rPr>
+      </w:pPr>
+    </w:p>
+    <w:p>
+      <w:pPr>
+        <w:jc w:val="both"/>
+        <w:rPr>
+          <w:rFonts w:ascii="Bookman Old Style" w:hAnsi="Bookman Old Style"/>
+          <w:lang w:val="en-US"/>
+        </w:rPr>
+      </w:pPr>
+      <w:r>
+        <w:rPr>
+          <w:rFonts w:ascii="Bookman Old Style" w:hAnsi="Bookman Old Style"/>
+          <w:lang w:val="en-US"/>
+        </w:rPr>
+        <w:t>D. Use server-side encryption with AWS Key Management Service (AWS KMS) customer managed keys. Configure key rotation.</w:t>
+      </w:r>
+    </w:p>
+    <w:p>
+      <w:pPr>
+        <w:jc w:val="both"/>
+        <w:rPr>
+          <w:rFonts w:ascii="Bookman Old Style" w:hAnsi="Bookman Old Style"/>
+          <w:lang w:val="en-US"/>
+        </w:rPr>
+      </w:pPr>
+    </w:p>
+    <w:p>
+      <w:pPr>
+        <w:jc w:val="both"/>
+        <w:rPr>
+          <w:rFonts w:ascii="Bookman Old Style" w:hAnsi="Bookman Old Style"/>
+          <w:lang w:val="en-US"/>
+        </w:rPr>
+      </w:pPr>
+      <w:r>
+        <w:rPr>
+          <w:rFonts w:ascii="Bookman Old Style" w:hAnsi="Bookman Old Style"/>
+          <w:lang w:val="en-US"/>
+        </w:rPr>
+        <w:t>By using AWS KMS customer managed keys, you can configure key rotation to automatically rotate encryption keys, meeting the requirement of rotating encryption keys every year.</w:t>
+      </w:r>
+    </w:p>
+    <w:p>
+      <w:pPr>
+        <w:jc w:val="both"/>
+        <w:rPr>
+          <w:rFonts w:ascii="Bookman Old Style" w:hAnsi="Bookman Old Style"/>
+          <w:lang w:val="en-US"/>
+        </w:rPr>
+      </w:pPr>
+      <w:r>
+        <w:rPr>
+          <w:rFonts w:ascii="Bookman Old Style" w:hAnsi="Bookman Old Style"/>
+          <w:lang w:val="en-US"/>
+        </w:rPr>
+        <w:t>---------------------------------------------------------------------------------------------</w:t>
+      </w:r>
+    </w:p>
+    <w:p>
+      <w:pPr>
+        <w:jc w:val="both"/>
+        <w:rPr>
+          <w:rFonts w:ascii="Bookman Old Style" w:hAnsi="Bookman Old Style"/>
+          <w:lang w:val="en-US"/>
+        </w:rPr>
+      </w:pPr>
+    </w:p>
+    <w:p>
+      <w:pPr>
+        <w:jc w:val="both"/>
+        <w:rPr>
+          <w:rFonts w:ascii="Bookman Old Style" w:hAnsi="Bookman Old Style"/>
+          <w:lang w:val="en-US"/>
+        </w:rPr>
+      </w:pPr>
+      <w:r>
+        <w:rPr>
+          <w:rFonts w:ascii="Bookman Old Style" w:hAnsi="Bookman Old Style"/>
+          <w:lang w:val="en-US"/>
+        </w:rPr>
+        <w:t>190] A company has a web application that is based on Java and PHP. The company plans to move the application from on premises to AWS. The company needs the ability to test new site features frequently. The company also needs a highly available and managed solution that requires minimum operational overhead.</w:t>
+      </w:r>
+    </w:p>
+    <w:p>
+      <w:pPr>
+        <w:jc w:val="both"/>
+        <w:rPr>
+          <w:rFonts w:ascii="Bookman Old Style" w:hAnsi="Bookman Old Style"/>
+          <w:lang w:val="en-US"/>
+        </w:rPr>
+      </w:pPr>
+    </w:p>
+    <w:p>
+      <w:pPr>
+        <w:jc w:val="both"/>
+        <w:rPr>
+          <w:rFonts w:ascii="Bookman Old Style" w:hAnsi="Bookman Old Style"/>
+          <w:lang w:val="en-US"/>
+        </w:rPr>
+      </w:pPr>
+      <w:r>
+        <w:rPr>
+          <w:rFonts w:ascii="Bookman Old Style" w:hAnsi="Bookman Old Style"/>
+          <w:lang w:val="en-US"/>
+        </w:rPr>
+        <w:t>Which solution will meet these requirements?</w:t>
+      </w:r>
+    </w:p>
+    <w:p>
+      <w:pPr>
+        <w:jc w:val="both"/>
+        <w:rPr>
+          <w:rFonts w:ascii="Bookman Old Style" w:hAnsi="Bookman Old Style"/>
+          <w:lang w:val="en-US"/>
+        </w:rPr>
+      </w:pPr>
+    </w:p>
+    <w:p>
+      <w:pPr>
+        <w:jc w:val="both"/>
+        <w:rPr>
+          <w:rFonts w:ascii="Bookman Old Style" w:hAnsi="Bookman Old Style"/>
+          <w:lang w:val="en-US"/>
+        </w:rPr>
+      </w:pPr>
+      <w:r>
+        <w:rPr>
+          <w:rFonts w:ascii="Bookman Old Style" w:hAnsi="Bookman Old Style"/>
+          <w:lang w:val="en-US"/>
+        </w:rPr>
+        <w:t>B. Deploy the web application to an AWS Elastic Beanstalk environment. Use URL swapping to switch between multiple Elastic Beanstalk environments for feature testing.</w:t>
+      </w:r>
+    </w:p>
+    <w:p>
+      <w:pPr>
+        <w:jc w:val="both"/>
+        <w:rPr>
+          <w:rFonts w:ascii="Bookman Old Style" w:hAnsi="Bookman Old Style"/>
+          <w:lang w:val="en-US"/>
+        </w:rPr>
+      </w:pPr>
+    </w:p>
+    <w:p>
+      <w:pPr>
+        <w:jc w:val="both"/>
+        <w:rPr>
+          <w:rFonts w:ascii="Bookman Old Style" w:hAnsi="Bookman Old Style"/>
+          <w:lang w:val="en-US"/>
+        </w:rPr>
+      </w:pPr>
+      <w:r>
+        <w:rPr>
+          <w:rFonts w:ascii="Bookman Old Style" w:hAnsi="Bookman Old Style"/>
+          <w:lang w:val="en-US"/>
+        </w:rPr>
+        <w:t>Elastic Beanstalk allows you to perform blue-green deployments, which involve creating a new environment (green) with the updated code, testing it, and then swapping the URLs to direct traffic to the new environment. This enables you to test new features without affecting the production environment.</w:t>
+      </w:r>
+    </w:p>
+    <w:p>
+      <w:pPr>
+        <w:jc w:val="both"/>
+        <w:rPr>
+          <w:rFonts w:ascii="Bookman Old Style" w:hAnsi="Bookman Old Style"/>
+          <w:lang w:val="en-US"/>
+        </w:rPr>
+      </w:pPr>
+      <w:r>
+        <w:rPr>
+          <w:rFonts w:ascii="Bookman Old Style" w:hAnsi="Bookman Old Style"/>
+          <w:lang w:val="en-US"/>
+        </w:rPr>
+        <w:t>-------------------------------------------------------------------------</w:t>
+      </w:r>
+    </w:p>
+    <w:p>
+      <w:pPr>
+        <w:jc w:val="both"/>
+        <w:rPr>
+          <w:rFonts w:ascii="Bookman Old Style" w:hAnsi="Bookman Old Style"/>
+          <w:lang w:val="en-US"/>
+        </w:rPr>
+      </w:pPr>
+    </w:p>
+    <w:p>
+      <w:pPr>
+        <w:jc w:val="both"/>
+        <w:rPr>
+          <w:rFonts w:ascii="Bookman Old Style" w:hAnsi="Bookman Old Style"/>
+          <w:lang w:val="en-US"/>
+        </w:rPr>
+      </w:pPr>
+    </w:p>
+    <w:p>
+      <w:pPr>
+        <w:jc w:val="both"/>
+        <w:rPr>
+          <w:rFonts w:ascii="Bookman Old Style" w:hAnsi="Bookman Old Style"/>
+          <w:lang w:val="en-US"/>
+        </w:rPr>
+      </w:pPr>
+    </w:p>
+    <w:p>
+      <w:pPr>
+        <w:jc w:val="both"/>
+        <w:rPr>
+          <w:rFonts w:ascii="Bookman Old Style" w:hAnsi="Bookman Old Style"/>
+          <w:lang w:val="en-US"/>
+        </w:rPr>
+      </w:pPr>
+      <w:r>
+        <w:rPr>
+          <w:rFonts w:ascii="Bookman Old Style" w:hAnsi="Bookman Old Style"/>
+          <w:lang w:val="en-US"/>
+        </w:rPr>
         <w:t xml:space="preserve"> </w:t>
       </w:r>
+    </w:p>
+    <w:p>
+      <w:pPr>
+        <w:jc w:val="both"/>
+        <w:rPr>
+          <w:rFonts w:ascii="Bookman Old Style" w:hAnsi="Bookman Old Style"/>
+          <w:lang w:val="en-US"/>
+        </w:rPr>
+      </w:pPr>
+    </w:p>
+    <w:p>
+      <w:pPr>
+        <w:jc w:val="both"/>
+        <w:rPr>
+          <w:rFonts w:ascii="Bookman Old Style" w:hAnsi="Bookman Old Style"/>
+          <w:lang w:val="en-US"/>
+        </w:rPr>
+      </w:pPr>
+      <w:r>
+        <w:rPr>
+          <w:rFonts w:ascii="Bookman Old Style" w:hAnsi="Bookman Old Style"/>
+          <w:lang w:val="en-US"/>
+        </w:rPr>
+        <w:t>201] A company is developing a marketing communications service that targets mobile app users. The company needs to send its users confirmation messages with Short Message Service (SMS). The users must be able to reply to the SMS messages. The company must store the responses for a year for analysis.</w:t>
+      </w:r>
+    </w:p>
+    <w:p>
+      <w:pPr>
+        <w:jc w:val="both"/>
+        <w:rPr>
+          <w:rFonts w:ascii="Bookman Old Style" w:hAnsi="Bookman Old Style"/>
+          <w:lang w:val="en-US"/>
+        </w:rPr>
+      </w:pPr>
+    </w:p>
+    <w:p>
+      <w:pPr>
+        <w:jc w:val="both"/>
+        <w:rPr>
+          <w:rFonts w:ascii="Bookman Old Style" w:hAnsi="Bookman Old Style"/>
+          <w:lang w:val="en-US"/>
+        </w:rPr>
+      </w:pPr>
+      <w:r>
+        <w:rPr>
+          <w:rFonts w:ascii="Bookman Old Style" w:hAnsi="Bookman Old Style"/>
+          <w:lang w:val="en-US"/>
+        </w:rPr>
+        <w:t>What should a solutions architect do to meet these requirements?</w:t>
+      </w:r>
+    </w:p>
+    <w:p>
+      <w:pPr>
+        <w:jc w:val="both"/>
+        <w:rPr>
+          <w:rFonts w:ascii="Bookman Old Style" w:hAnsi="Bookman Old Style"/>
+          <w:lang w:val="en-US"/>
+        </w:rPr>
+      </w:pPr>
+    </w:p>
+    <w:p>
+      <w:pPr>
+        <w:jc w:val="both"/>
+        <w:rPr>
+          <w:rFonts w:ascii="Bookman Old Style" w:hAnsi="Bookman Old Style"/>
+          <w:lang w:val="en-US"/>
+        </w:rPr>
+      </w:pPr>
+      <w:r>
+        <w:rPr>
+          <w:rFonts w:ascii="Bookman Old Style" w:hAnsi="Bookman Old Style"/>
+          <w:lang w:val="en-US"/>
+        </w:rPr>
+        <w:t>B. Build an Amazon Pinpoint journey. Configure Amazon Pinpoint to send events to an Amazon Kinesis data stream for analysis and archiving.</w:t>
+      </w:r>
+    </w:p>
+    <w:p>
+      <w:pPr>
+        <w:jc w:val="both"/>
+        <w:rPr>
+          <w:rFonts w:ascii="Bookman Old Style" w:hAnsi="Bookman Old Style"/>
+          <w:lang w:val="en-US"/>
+        </w:rPr>
+      </w:pPr>
+    </w:p>
+    <w:p>
+      <w:pPr>
+        <w:jc w:val="both"/>
+        <w:rPr>
+          <w:rFonts w:ascii="Bookman Old Style" w:hAnsi="Bookman Old Style"/>
+          <w:lang w:val="en-US"/>
+        </w:rPr>
+      </w:pPr>
+      <w:r>
+        <w:rPr>
+          <w:rFonts w:ascii="Bookman Old Style" w:hAnsi="Bookman Old Style"/>
+          <w:lang w:val="en-US"/>
+        </w:rPr>
+        <w:t>Amazon Pinpoint is a fully managed service for sending messages to mobile app users. With Amazon Pinpoint journeys, you can create multi-step campaigns to engage with users. By configuring Amazon Pinpoint to send events to an Amazon Kinesis data stream, you can capture the responses for further analysis and archiving. This solution provides a comprehensive approach to managing SMS messages and their responses in a scalable and efficient manner.</w:t>
+      </w:r>
+    </w:p>
+    <w:p>
+      <w:pPr>
+        <w:jc w:val="both"/>
+        <w:rPr>
+          <w:rFonts w:ascii="Bookman Old Style" w:hAnsi="Bookman Old Style"/>
+          <w:lang w:val="en-US"/>
+        </w:rPr>
+      </w:pPr>
+      <w:r>
+        <w:rPr>
+          <w:rFonts w:ascii="Bookman Old Style" w:hAnsi="Bookman Old Style"/>
+          <w:lang w:val="en-US"/>
+        </w:rPr>
+        <w:t>------------------------------------------------------------------------------------------------</w:t>
+      </w:r>
+    </w:p>
+    <w:p>
+      <w:pPr>
+        <w:jc w:val="both"/>
+        <w:rPr>
+          <w:rFonts w:ascii="Bookman Old Style" w:hAnsi="Bookman Old Style"/>
+          <w:lang w:val="en-US"/>
+        </w:rPr>
+      </w:pPr>
+    </w:p>
+    <w:p>
+      <w:pPr>
+        <w:jc w:val="both"/>
+        <w:rPr>
+          <w:rFonts w:ascii="Bookman Old Style" w:hAnsi="Bookman Old Style"/>
+          <w:lang w:val="en-US"/>
+        </w:rPr>
+      </w:pPr>
+      <w:r>
+        <w:rPr>
+          <w:rFonts w:ascii="Bookman Old Style" w:hAnsi="Bookman Old Style"/>
+          <w:lang w:val="en-US"/>
+        </w:rPr>
+        <w:t>202] A company is planning to move its data to an Amazon S3 bucket. The data must be encrypted when it is stored in the S3 bucket. Additionally, the encryption key must be automatically rotated every year.</w:t>
+      </w:r>
+    </w:p>
+    <w:p>
+      <w:pPr>
+        <w:jc w:val="both"/>
+        <w:rPr>
+          <w:rFonts w:ascii="Bookman Old Style" w:hAnsi="Bookman Old Style"/>
+          <w:lang w:val="en-US"/>
+        </w:rPr>
+      </w:pPr>
+    </w:p>
+    <w:p>
+      <w:pPr>
+        <w:jc w:val="both"/>
+        <w:rPr>
+          <w:rFonts w:ascii="Bookman Old Style" w:hAnsi="Bookman Old Style"/>
+          <w:lang w:val="en-US"/>
+        </w:rPr>
+      </w:pPr>
+      <w:r>
+        <w:rPr>
+          <w:rFonts w:ascii="Bookman Old Style" w:hAnsi="Bookman Old Style"/>
+          <w:lang w:val="en-US"/>
+        </w:rPr>
+        <w:t>Which solution will meet these requirements with the LEAST operational overhead?</w:t>
+      </w:r>
+    </w:p>
+    <w:p>
+      <w:pPr>
+        <w:jc w:val="both"/>
+        <w:rPr>
+          <w:rFonts w:ascii="Bookman Old Style" w:hAnsi="Bookman Old Style"/>
+          <w:lang w:val="en-US"/>
+        </w:rPr>
+      </w:pPr>
+    </w:p>
+    <w:p>
+      <w:pPr>
+        <w:jc w:val="both"/>
+        <w:rPr>
+          <w:rFonts w:ascii="Bookman Old Style" w:hAnsi="Bookman Old Style"/>
+          <w:lang w:val="en-US"/>
+        </w:rPr>
+      </w:pPr>
+      <w:r>
+        <w:rPr>
+          <w:rFonts w:ascii="Bookman Old Style" w:hAnsi="Bookman Old Style"/>
+          <w:lang w:val="en-US"/>
+        </w:rPr>
+        <w:t>B. Create an AWS Key Management Service (AWS KMS) customer managed key. Enable automatic key rotation. Set the S3 bucket’s default encryption behavior to use the customer managed KMS key. Move the data to the S3 bucket.</w:t>
+      </w:r>
+    </w:p>
+    <w:p>
+      <w:pPr>
+        <w:jc w:val="both"/>
+        <w:rPr>
+          <w:rFonts w:ascii="Bookman Old Style" w:hAnsi="Bookman Old Style"/>
+          <w:lang w:val="en-US"/>
+        </w:rPr>
+      </w:pPr>
+    </w:p>
+    <w:p>
+      <w:pPr>
+        <w:jc w:val="both"/>
+        <w:rPr>
+          <w:rFonts w:ascii="Bookman Old Style" w:hAnsi="Bookman Old Style"/>
+          <w:lang w:val="en-US"/>
+        </w:rPr>
+      </w:pPr>
+      <w:r>
+        <w:rPr>
+          <w:rFonts w:ascii="Bookman Old Style" w:hAnsi="Bookman Old Style"/>
+          <w:lang w:val="en-US"/>
+        </w:rPr>
+        <w:t>In this option, you use AWS KMS to create a customer managed key, enable automatic key rotation, and set it as the default encryption key for the S3 bucket. This ensures that the data is encrypted with a key managed by AWS KMS, and the key rotation is handled automatically. This approach minimizes manual intervention and provides a secure and automated solution for data encryption with key rotation.</w:t>
+      </w:r>
+    </w:p>
+    <w:p>
+      <w:pPr>
+        <w:jc w:val="both"/>
+        <w:rPr>
+          <w:rFonts w:ascii="Bookman Old Style" w:hAnsi="Bookman Old Style"/>
+          <w:lang w:val="en-US"/>
+        </w:rPr>
+      </w:pPr>
+      <w:r>
+        <w:rPr>
+          <w:rFonts w:ascii="Bookman Old Style" w:hAnsi="Bookman Old Style"/>
+          <w:lang w:val="en-US"/>
+        </w:rPr>
+        <w:t xml:space="preserve">--------------------------------------------------------------------------------------------------- </w:t>
+      </w:r>
+    </w:p>
+    <w:p>
+      <w:pPr>
+        <w:jc w:val="both"/>
+        <w:rPr>
+          <w:rFonts w:ascii="Bookman Old Style" w:hAnsi="Bookman Old Style"/>
+          <w:lang w:val="en-US"/>
+        </w:rPr>
+      </w:pPr>
+    </w:p>
+    <w:p>
+      <w:pPr>
+        <w:jc w:val="both"/>
+        <w:rPr>
+          <w:rFonts w:ascii="Bookman Old Style" w:hAnsi="Bookman Old Style"/>
+          <w:lang w:val="en-US"/>
+        </w:rPr>
+      </w:pPr>
+      <w:r>
+        <w:rPr>
+          <w:rFonts w:ascii="Bookman Old Style" w:hAnsi="Bookman Old Style"/>
+          <w:lang w:val="en-US"/>
+        </w:rPr>
+        <w:t xml:space="preserve">203] The customers of a finance company request appointments with financial advisors by sending text messages. A web application that runs on Amazon EC2 instances accepts the appointment requests. The text messages are published </w:t>
+      </w:r>
       <w:proofErr w:type="gramStart"/>
       <w:r>
         <w:rPr>
           <w:rFonts w:ascii="Bookman Old Style" w:hAnsi="Bookman Old Style"/>
           <w:lang w:val="en-US"/>
         </w:rPr>
-        <w:t>and also</w:t>
+        <w:t>to</w:t>
       </w:r>
       <w:proofErr w:type="gramEnd"/>
       <w:r>
@@ -17196,1708 +20417,7 @@
           <w:rFonts w:ascii="Bookman Old Style" w:hAnsi="Bookman Old Style"/>
           <w:lang w:val="en-US"/>
         </w:rPr>
-        <w:t xml:space="preserve"> wants to detect and mitigate large, sophisticated DDoS attacks.</w:t>
-      </w:r>
-    </w:p>
-    <w:p>
-      <w:pPr>
-        <w:jc w:val="both"/>
-        <w:rPr>
-          <w:rFonts w:ascii="Bookman Old Style" w:hAnsi="Bookman Old Style"/>
-          <w:lang w:val="en-US"/>
-        </w:rPr>
-      </w:pPr>
-      <w:r>
-        <w:rPr>
-          <w:rFonts w:ascii="Bookman Old Style" w:hAnsi="Bookman Old Style"/>
-          <w:lang w:val="en-US"/>
-        </w:rPr>
-        <w:t xml:space="preserve">Which combination of solutions provides the MOST protection? (Choose two.) </w:t>
-      </w:r>
-    </w:p>
-    <w:p>
-      <w:pPr>
-        <w:jc w:val="both"/>
-        <w:rPr>
-          <w:rFonts w:ascii="Bookman Old Style" w:hAnsi="Bookman Old Style"/>
-          <w:lang w:val="en-US"/>
-        </w:rPr>
-      </w:pPr>
-      <w:r>
-        <w:rPr>
-          <w:rFonts w:ascii="Bookman Old Style" w:hAnsi="Bookman Old Style"/>
-          <w:lang w:val="en-US"/>
-        </w:rPr>
-        <w:t xml:space="preserve"> B. Use AWS Shield Advanced with the NLB.</w:t>
-      </w:r>
-    </w:p>
-    <w:p>
-      <w:pPr>
-        <w:jc w:val="both"/>
-        <w:rPr>
-          <w:rFonts w:ascii="Bookman Old Style" w:hAnsi="Bookman Old Style"/>
-          <w:lang w:val="en-US"/>
-        </w:rPr>
-      </w:pPr>
-      <w:r>
-        <w:rPr>
-          <w:rFonts w:ascii="Bookman Old Style" w:hAnsi="Bookman Old Style"/>
-          <w:lang w:val="en-US"/>
-        </w:rPr>
-        <w:t>C. Use AWS WAF to protect Amazon API Gateway.</w:t>
-      </w:r>
-    </w:p>
-    <w:p>
-      <w:pPr>
-        <w:jc w:val="both"/>
-        <w:rPr>
-          <w:rFonts w:ascii="Bookman Old Style" w:hAnsi="Bookman Old Style"/>
-          <w:lang w:val="en-US"/>
-        </w:rPr>
-      </w:pPr>
-    </w:p>
-    <w:p>
-      <w:pPr>
-        <w:jc w:val="both"/>
-        <w:rPr>
-          <w:rFonts w:ascii="Bookman Old Style" w:hAnsi="Bookman Old Style"/>
-          <w:lang w:val="en-US"/>
-        </w:rPr>
-      </w:pPr>
-      <w:r>
-        <w:rPr>
-          <w:rFonts w:ascii="Bookman Old Style" w:hAnsi="Bookman Old Style"/>
-          <w:lang w:val="en-US"/>
-        </w:rPr>
-        <w:t xml:space="preserve">181.A company has a legacy data processing application that runs on Amazon EC2 instances. Data is processed sequentially, but the order of results does not matter. The application uses </w:t>
-      </w:r>
-      <w:proofErr w:type="gramStart"/>
-      <w:r>
-        <w:rPr>
-          <w:rFonts w:ascii="Bookman Old Style" w:hAnsi="Bookman Old Style"/>
-          <w:lang w:val="en-US"/>
-        </w:rPr>
-        <w:t>a monolithic</w:t>
-      </w:r>
-      <w:proofErr w:type="gramEnd"/>
-      <w:r>
-        <w:rPr>
-          <w:rFonts w:ascii="Bookman Old Style" w:hAnsi="Bookman Old Style"/>
-          <w:lang w:val="en-US"/>
-        </w:rPr>
-        <w:t xml:space="preserve"> architecture. The only way that the company can scale the application to meet increased demand is to increase the size of the instances.</w:t>
-      </w:r>
-    </w:p>
-    <w:p>
-      <w:pPr>
-        <w:jc w:val="both"/>
-        <w:rPr>
-          <w:rFonts w:ascii="Bookman Old Style" w:hAnsi="Bookman Old Style"/>
-          <w:lang w:val="en-US"/>
-        </w:rPr>
-      </w:pPr>
-      <w:r>
-        <w:rPr>
-          <w:rFonts w:ascii="Bookman Old Style" w:hAnsi="Bookman Old Style"/>
-          <w:lang w:val="en-US"/>
-        </w:rPr>
-        <w:t xml:space="preserve">The company’s developers have decided to rewrite the application to use </w:t>
-      </w:r>
-      <w:proofErr w:type="gramStart"/>
-      <w:r>
-        <w:rPr>
-          <w:rFonts w:ascii="Bookman Old Style" w:hAnsi="Bookman Old Style"/>
-          <w:lang w:val="en-US"/>
-        </w:rPr>
-        <w:t>a microservices</w:t>
-      </w:r>
-      <w:proofErr w:type="gramEnd"/>
-      <w:r>
-        <w:rPr>
-          <w:rFonts w:ascii="Bookman Old Style" w:hAnsi="Bookman Old Style"/>
-          <w:lang w:val="en-US"/>
-        </w:rPr>
-        <w:t xml:space="preserve"> architecture on Amazon Elastic Container Service (Amazon ECS).</w:t>
-      </w:r>
-    </w:p>
-    <w:p>
-      <w:pPr>
-        <w:jc w:val="both"/>
-        <w:rPr>
-          <w:rFonts w:ascii="Bookman Old Style" w:hAnsi="Bookman Old Style"/>
-          <w:lang w:val="en-US"/>
-        </w:rPr>
-      </w:pPr>
-      <w:r>
-        <w:rPr>
-          <w:rFonts w:ascii="Bookman Old Style" w:hAnsi="Bookman Old Style"/>
-          <w:lang w:val="en-US"/>
-        </w:rPr>
-        <w:t xml:space="preserve">What </w:t>
-      </w:r>
-      <w:proofErr w:type="gramStart"/>
-      <w:r>
-        <w:rPr>
-          <w:rFonts w:ascii="Bookman Old Style" w:hAnsi="Bookman Old Style"/>
-          <w:lang w:val="en-US"/>
-        </w:rPr>
-        <w:t>should a solutions</w:t>
-      </w:r>
-      <w:proofErr w:type="gramEnd"/>
-      <w:r>
-        <w:rPr>
-          <w:rFonts w:ascii="Bookman Old Style" w:hAnsi="Bookman Old Style"/>
-          <w:lang w:val="en-US"/>
-        </w:rPr>
-        <w:t xml:space="preserve"> architect recommend for communication between </w:t>
-      </w:r>
-      <w:proofErr w:type="gramStart"/>
-      <w:r>
-        <w:rPr>
-          <w:rFonts w:ascii="Bookman Old Style" w:hAnsi="Bookman Old Style"/>
-          <w:lang w:val="en-US"/>
-        </w:rPr>
-        <w:t>the microservices</w:t>
-      </w:r>
-      <w:proofErr w:type="gramEnd"/>
-      <w:r>
-        <w:rPr>
-          <w:rFonts w:ascii="Bookman Old Style" w:hAnsi="Bookman Old Style"/>
-          <w:lang w:val="en-US"/>
-        </w:rPr>
-        <w:t>?</w:t>
-      </w:r>
-    </w:p>
-    <w:p>
-      <w:pPr>
-        <w:jc w:val="both"/>
-        <w:rPr>
-          <w:rFonts w:ascii="Bookman Old Style" w:hAnsi="Bookman Old Style"/>
-          <w:lang w:val="en-US"/>
-        </w:rPr>
-      </w:pPr>
-      <w:r>
-        <w:rPr>
-          <w:rFonts w:ascii="Bookman Old Style" w:hAnsi="Bookman Old Style"/>
-          <w:lang w:val="en-US"/>
-        </w:rPr>
-        <w:t xml:space="preserve">A. Create an Amazon Simple Queue Service (Amazon SQS) queue. Add code to the data </w:t>
-      </w:r>
-      <w:proofErr w:type="gramStart"/>
-      <w:r>
-        <w:rPr>
-          <w:rFonts w:ascii="Bookman Old Style" w:hAnsi="Bookman Old Style"/>
-          <w:lang w:val="en-US"/>
-        </w:rPr>
-        <w:t>producers, and</w:t>
-      </w:r>
-      <w:proofErr w:type="gramEnd"/>
-      <w:r>
-        <w:rPr>
-          <w:rFonts w:ascii="Bookman Old Style" w:hAnsi="Bookman Old Style"/>
-          <w:lang w:val="en-US"/>
-        </w:rPr>
-        <w:t xml:space="preserve"> send data to the queue. Add code to the data consumers to process data from the queue.</w:t>
-      </w:r>
-    </w:p>
-    <w:p>
-      <w:pPr>
-        <w:jc w:val="both"/>
-        <w:rPr>
-          <w:rFonts w:ascii="Bookman Old Style" w:hAnsi="Bookman Old Style"/>
-          <w:lang w:val="en-US"/>
-        </w:rPr>
-      </w:pPr>
-    </w:p>
-    <w:p>
-      <w:pPr>
-        <w:jc w:val="both"/>
-        <w:rPr>
-          <w:rFonts w:ascii="Bookman Old Style" w:hAnsi="Bookman Old Style"/>
-          <w:lang w:val="en-US"/>
-        </w:rPr>
-      </w:pPr>
-      <w:r>
-        <w:rPr>
-          <w:rFonts w:ascii="Bookman Old Style" w:hAnsi="Bookman Old Style"/>
-          <w:lang w:val="en-US"/>
-        </w:rPr>
-        <w:lastRenderedPageBreak/>
-        <w:t>182.A company wants to migrate its MySQL database from on premises to AWS. The company recently experienced a database outage that significantly impacted the business. To ensure this does not happen again, the company wants a reliable database solution on AWS that minimizes data loss and stores every transaction on at least two nodes.</w:t>
-      </w:r>
-    </w:p>
-    <w:p>
-      <w:pPr>
-        <w:jc w:val="both"/>
-        <w:rPr>
-          <w:rFonts w:ascii="Bookman Old Style" w:hAnsi="Bookman Old Style"/>
-          <w:lang w:val="en-US"/>
-        </w:rPr>
-      </w:pPr>
-      <w:r>
-        <w:rPr>
-          <w:rFonts w:ascii="Bookman Old Style" w:hAnsi="Bookman Old Style"/>
-          <w:lang w:val="en-US"/>
-        </w:rPr>
-        <w:t xml:space="preserve">Which solution meets these requirements? </w:t>
-      </w:r>
-    </w:p>
-    <w:p>
-      <w:pPr>
-        <w:jc w:val="both"/>
-        <w:rPr>
-          <w:rFonts w:ascii="Bookman Old Style" w:hAnsi="Bookman Old Style"/>
-          <w:lang w:val="en-US"/>
-        </w:rPr>
-      </w:pPr>
-      <w:r>
-        <w:rPr>
-          <w:rFonts w:ascii="Bookman Old Style" w:hAnsi="Bookman Old Style"/>
-          <w:lang w:val="en-US"/>
-        </w:rPr>
-        <w:t xml:space="preserve">B. Create an Amazon RDS MySQL DB instance with </w:t>
-      </w:r>
-      <w:proofErr w:type="gramStart"/>
-      <w:r>
-        <w:rPr>
-          <w:rFonts w:ascii="Bookman Old Style" w:hAnsi="Bookman Old Style"/>
-          <w:lang w:val="en-US"/>
-        </w:rPr>
-        <w:t>Multi-AZ</w:t>
-      </w:r>
-      <w:proofErr w:type="gramEnd"/>
-      <w:r>
-        <w:rPr>
-          <w:rFonts w:ascii="Bookman Old Style" w:hAnsi="Bookman Old Style"/>
-          <w:lang w:val="en-US"/>
-        </w:rPr>
-        <w:t xml:space="preserve"> functionality enabled to synchronously replicate the data.</w:t>
-      </w:r>
-    </w:p>
-    <w:p>
-      <w:pPr>
-        <w:jc w:val="both"/>
-        <w:rPr>
-          <w:rFonts w:ascii="Bookman Old Style" w:hAnsi="Bookman Old Style"/>
-          <w:lang w:val="en-US"/>
-        </w:rPr>
-      </w:pPr>
-    </w:p>
-    <w:p>
-      <w:pPr>
-        <w:jc w:val="both"/>
-        <w:rPr>
-          <w:rFonts w:ascii="Bookman Old Style" w:hAnsi="Bookman Old Style"/>
-          <w:lang w:val="en-US"/>
-        </w:rPr>
-      </w:pPr>
-      <w:r>
-        <w:rPr>
-          <w:rFonts w:ascii="Bookman Old Style" w:hAnsi="Bookman Old Style"/>
-          <w:lang w:val="en-US"/>
-        </w:rPr>
-        <w:t>183.A company is building a new dynamic ordering website. The company wants to minimize server maintenance and patching. The website must be highly available and must scale read and write capacity as quickly as possible to meet changes in user demand.</w:t>
-      </w:r>
-    </w:p>
-    <w:p>
-      <w:pPr>
-        <w:jc w:val="both"/>
-        <w:rPr>
-          <w:rFonts w:ascii="Bookman Old Style" w:hAnsi="Bookman Old Style"/>
-          <w:lang w:val="en-US"/>
-        </w:rPr>
-      </w:pPr>
-      <w:r>
-        <w:rPr>
-          <w:rFonts w:ascii="Bookman Old Style" w:hAnsi="Bookman Old Style"/>
-          <w:lang w:val="en-US"/>
-        </w:rPr>
-        <w:t>Which solution will meet these requirements?</w:t>
-      </w:r>
-    </w:p>
-    <w:p>
-      <w:pPr>
-        <w:jc w:val="both"/>
-        <w:rPr>
-          <w:rFonts w:ascii="Bookman Old Style" w:hAnsi="Bookman Old Style"/>
-          <w:lang w:val="en-US"/>
-        </w:rPr>
-      </w:pPr>
-      <w:r>
-        <w:rPr>
-          <w:rFonts w:ascii="Bookman Old Style" w:hAnsi="Bookman Old Style"/>
-          <w:lang w:val="en-US"/>
-        </w:rPr>
-        <w:t>A. Host static content in Amazon S3. Host dynamic content by using Amazon API Gateway and AWS Lambda. Use Amazon DynamoDB with on-demand capacity for the database. Configure Amazon CloudFront to deliver the website content.</w:t>
-      </w:r>
-    </w:p>
-    <w:p>
-      <w:pPr>
-        <w:jc w:val="both"/>
-        <w:rPr>
-          <w:rFonts w:ascii="Bookman Old Style" w:hAnsi="Bookman Old Style"/>
-          <w:lang w:val="en-US"/>
-        </w:rPr>
-      </w:pPr>
-    </w:p>
-    <w:p>
-      <w:pPr>
-        <w:jc w:val="both"/>
-        <w:rPr>
-          <w:rFonts w:ascii="Bookman Old Style" w:hAnsi="Bookman Old Style"/>
-          <w:lang w:val="en-US"/>
-        </w:rPr>
-      </w:pPr>
-      <w:r>
-        <w:rPr>
-          <w:rFonts w:ascii="Bookman Old Style" w:hAnsi="Bookman Old Style"/>
-          <w:lang w:val="en-US"/>
-        </w:rPr>
-        <w:t>IMP&gt;&gt;&gt;&gt;&gt;&gt;&gt;184</w:t>
-      </w:r>
-      <w:proofErr w:type="gramStart"/>
-      <w:r>
-        <w:rPr>
-          <w:rFonts w:ascii="Bookman Old Style" w:hAnsi="Bookman Old Style"/>
-          <w:lang w:val="en-US"/>
-        </w:rPr>
-        <w:t>.A</w:t>
-      </w:r>
-      <w:proofErr w:type="gramEnd"/>
-      <w:r>
-        <w:rPr>
-          <w:rFonts w:ascii="Bookman Old Style" w:hAnsi="Bookman Old Style"/>
-          <w:lang w:val="en-US"/>
-        </w:rPr>
-        <w:t xml:space="preserve"> company has an AWS account used for software engineering. The AWS account has access to the company’s on-premises data center through a pair of AWS Direct Connect connections. All non-VPC traffic routes to the virtual private gateway.</w:t>
-      </w:r>
-    </w:p>
-    <w:p>
-      <w:pPr>
-        <w:jc w:val="both"/>
-        <w:rPr>
-          <w:rFonts w:ascii="Bookman Old Style" w:hAnsi="Bookman Old Style"/>
-          <w:lang w:val="en-US"/>
-        </w:rPr>
-      </w:pPr>
-      <w:r>
-        <w:rPr>
-          <w:rFonts w:ascii="Bookman Old Style" w:hAnsi="Bookman Old Style"/>
-          <w:lang w:val="en-US"/>
-        </w:rPr>
-        <w:t>A development team recently created an AWS Lambda function through the console. The development team needs to allow the function to access a database that runs in a private subnet in the company’s data center.</w:t>
-      </w:r>
-    </w:p>
-    <w:p>
-      <w:pPr>
-        <w:jc w:val="both"/>
-        <w:rPr>
-          <w:rFonts w:ascii="Bookman Old Style" w:hAnsi="Bookman Old Style"/>
-          <w:lang w:val="en-US"/>
-        </w:rPr>
-      </w:pPr>
-      <w:r>
-        <w:rPr>
-          <w:rFonts w:ascii="Bookman Old Style" w:hAnsi="Bookman Old Style"/>
-          <w:lang w:val="en-US"/>
-        </w:rPr>
-        <w:t>Which solution will meet these requirements?</w:t>
-      </w:r>
-    </w:p>
-    <w:p>
-      <w:pPr>
-        <w:jc w:val="both"/>
-        <w:rPr>
-          <w:rFonts w:ascii="Bookman Old Style" w:hAnsi="Bookman Old Style"/>
-          <w:lang w:val="en-US"/>
-        </w:rPr>
-      </w:pPr>
-    </w:p>
-    <w:p>
-      <w:pPr>
-        <w:jc w:val="both"/>
-        <w:rPr>
-          <w:rFonts w:ascii="Bookman Old Style" w:hAnsi="Bookman Old Style"/>
-          <w:lang w:val="en-US"/>
-        </w:rPr>
-      </w:pPr>
-      <w:r>
-        <w:rPr>
-          <w:rFonts w:ascii="Bookman Old Style" w:hAnsi="Bookman Old Style"/>
-          <w:lang w:val="en-US"/>
-        </w:rPr>
-        <w:t xml:space="preserve">    A. Configure the Lambda function to run in the VPC with the appropriate security group.</w:t>
-      </w:r>
-    </w:p>
-    <w:p>
-      <w:pPr>
-        <w:jc w:val="both"/>
-        <w:rPr>
-          <w:rFonts w:ascii="Bookman Old Style" w:hAnsi="Bookman Old Style"/>
-          <w:lang w:val="en-US"/>
-        </w:rPr>
-      </w:pPr>
-      <w:r>
-        <w:rPr>
-          <w:rFonts w:ascii="Bookman Old Style" w:hAnsi="Bookman Old Style"/>
-          <w:lang w:val="en-US"/>
-        </w:rPr>
-        <w:t xml:space="preserve">    B. Set up a VPN connection from AWS to the data center. Route the traffic from the Lambda function through the VPN.</w:t>
-      </w:r>
-    </w:p>
-    <w:p>
-      <w:pPr>
-        <w:jc w:val="both"/>
-        <w:rPr>
-          <w:rFonts w:ascii="Bookman Old Style" w:hAnsi="Bookman Old Style"/>
-          <w:lang w:val="en-US"/>
-        </w:rPr>
-      </w:pPr>
-      <w:r>
-        <w:rPr>
-          <w:rFonts w:ascii="Bookman Old Style" w:hAnsi="Bookman Old Style"/>
-          <w:lang w:val="en-US"/>
-        </w:rPr>
-        <w:t xml:space="preserve">    C. Update the route tables in the VPC to allow the Lambda function to access the on-premises data center through Direct Connect.</w:t>
-      </w:r>
-    </w:p>
-    <w:p>
-      <w:pPr>
-        <w:jc w:val="both"/>
-        <w:rPr>
-          <w:rFonts w:ascii="Bookman Old Style" w:hAnsi="Bookman Old Style"/>
-          <w:lang w:val="en-US"/>
-        </w:rPr>
-      </w:pPr>
-      <w:r>
-        <w:rPr>
-          <w:rFonts w:ascii="Bookman Old Style" w:hAnsi="Bookman Old Style"/>
-          <w:lang w:val="en-US"/>
-        </w:rPr>
-        <w:t xml:space="preserve">    D. Create an Elastic IP address. Configure the Lambda function to send traffic through the Elastic IP address without an elastic network interface.</w:t>
-      </w:r>
-    </w:p>
-    <w:p>
-      <w:pPr>
-        <w:jc w:val="both"/>
-        <w:rPr>
-          <w:rFonts w:ascii="Bookman Old Style" w:hAnsi="Bookman Old Style"/>
-          <w:lang w:val="en-US"/>
-        </w:rPr>
-      </w:pPr>
-    </w:p>
-    <w:p>
-      <w:pPr>
-        <w:jc w:val="both"/>
-        <w:rPr>
-          <w:rFonts w:ascii="Bookman Old Style" w:hAnsi="Bookman Old Style"/>
-          <w:lang w:val="en-US"/>
-        </w:rPr>
-      </w:pPr>
-      <w:r>
-        <w:rPr>
-          <w:rFonts w:ascii="Bookman Old Style" w:hAnsi="Bookman Old Style"/>
-          <w:lang w:val="en-US"/>
-        </w:rPr>
-        <w:t>185.A company runs an application using Amazon ECS. The application creates resized versions of an original image and then makes Amazon S3 API calls to store the resized images in Amazon S3.</w:t>
-      </w:r>
-    </w:p>
-    <w:p>
-      <w:pPr>
-        <w:jc w:val="both"/>
-        <w:rPr>
-          <w:rFonts w:ascii="Bookman Old Style" w:hAnsi="Bookman Old Style"/>
-          <w:lang w:val="en-US"/>
-        </w:rPr>
-      </w:pPr>
-      <w:r>
-        <w:rPr>
-          <w:rFonts w:ascii="Bookman Old Style" w:hAnsi="Bookman Old Style"/>
-          <w:lang w:val="en-US"/>
-        </w:rPr>
-        <w:t>How can a solutions architect ensure that the application has permission to access Amazon S3?</w:t>
-      </w:r>
-    </w:p>
-    <w:p>
-      <w:pPr>
-        <w:jc w:val="both"/>
-        <w:rPr>
-          <w:rFonts w:ascii="Bookman Old Style" w:hAnsi="Bookman Old Style"/>
-          <w:lang w:val="en-US"/>
-        </w:rPr>
-      </w:pPr>
-      <w:r>
-        <w:rPr>
-          <w:rFonts w:ascii="Bookman Old Style" w:hAnsi="Bookman Old Style"/>
-          <w:lang w:val="en-US"/>
-        </w:rPr>
-        <w:t xml:space="preserve">B. Create an IAM role with S3 </w:t>
-      </w:r>
-      <w:proofErr w:type="gramStart"/>
-      <w:r>
-        <w:rPr>
-          <w:rFonts w:ascii="Bookman Old Style" w:hAnsi="Bookman Old Style"/>
-          <w:lang w:val="en-US"/>
-        </w:rPr>
-        <w:t>permissions, and</w:t>
-      </w:r>
-      <w:proofErr w:type="gramEnd"/>
-      <w:r>
-        <w:rPr>
-          <w:rFonts w:ascii="Bookman Old Style" w:hAnsi="Bookman Old Style"/>
-          <w:lang w:val="en-US"/>
-        </w:rPr>
-        <w:t xml:space="preserve"> then specify that role as the </w:t>
-      </w:r>
-      <w:proofErr w:type="spellStart"/>
-      <w:r>
-        <w:rPr>
-          <w:rFonts w:ascii="Bookman Old Style" w:hAnsi="Bookman Old Style"/>
-          <w:lang w:val="en-US"/>
-        </w:rPr>
-        <w:t>taskRoleArn</w:t>
-      </w:r>
-      <w:proofErr w:type="spellEnd"/>
-      <w:r>
-        <w:rPr>
-          <w:rFonts w:ascii="Bookman Old Style" w:hAnsi="Bookman Old Style"/>
-          <w:lang w:val="en-US"/>
-        </w:rPr>
-        <w:t xml:space="preserve"> in the task definition.</w:t>
-      </w:r>
-    </w:p>
-    <w:p>
-      <w:pPr>
-        <w:jc w:val="both"/>
-        <w:rPr>
-          <w:rFonts w:ascii="Bookman Old Style" w:hAnsi="Bookman Old Style"/>
-          <w:lang w:val="en-US"/>
-        </w:rPr>
-      </w:pPr>
-    </w:p>
-    <w:p>
-      <w:pPr>
-        <w:jc w:val="both"/>
-        <w:rPr>
-          <w:rFonts w:ascii="Bookman Old Style" w:hAnsi="Bookman Old Style"/>
-          <w:lang w:val="en-US"/>
-        </w:rPr>
-      </w:pPr>
-    </w:p>
-    <w:p>
-      <w:pPr>
-        <w:jc w:val="both"/>
-        <w:rPr>
-          <w:rFonts w:ascii="Bookman Old Style" w:hAnsi="Bookman Old Style"/>
-          <w:lang w:val="en-US"/>
-        </w:rPr>
-      </w:pPr>
-    </w:p>
-    <w:p>
-      <w:pPr>
-        <w:jc w:val="both"/>
-        <w:rPr>
-          <w:rFonts w:ascii="Bookman Old Style" w:hAnsi="Bookman Old Style"/>
-          <w:lang w:val="en-US"/>
-        </w:rPr>
-      </w:pPr>
-    </w:p>
-    <w:p>
-      <w:pPr>
-        <w:jc w:val="both"/>
-        <w:rPr>
-          <w:rFonts w:ascii="Bookman Old Style" w:hAnsi="Bookman Old Style"/>
-          <w:lang w:val="en-US"/>
-        </w:rPr>
-      </w:pPr>
-      <w:r>
-        <w:rPr>
-          <w:rFonts w:ascii="Bookman Old Style" w:hAnsi="Bookman Old Style"/>
-          <w:lang w:val="en-US"/>
-        </w:rPr>
-        <w:lastRenderedPageBreak/>
-        <w:t>186] A company has a Windows-based application that must be migrated to AWS. The application requires the use of a shared Windows file system attached to multiple Amazon EC2 Windows instances that are deployed across multiple Availability Zone:</w:t>
-      </w:r>
-    </w:p>
-    <w:p>
-      <w:pPr>
-        <w:jc w:val="both"/>
-        <w:rPr>
-          <w:rFonts w:ascii="Bookman Old Style" w:hAnsi="Bookman Old Style"/>
-          <w:lang w:val="en-US"/>
-        </w:rPr>
-      </w:pPr>
-    </w:p>
-    <w:p>
-      <w:pPr>
-        <w:jc w:val="both"/>
-        <w:rPr>
-          <w:rFonts w:ascii="Bookman Old Style" w:hAnsi="Bookman Old Style"/>
-          <w:lang w:val="en-US"/>
-        </w:rPr>
-      </w:pPr>
-      <w:r>
-        <w:rPr>
-          <w:rFonts w:ascii="Bookman Old Style" w:hAnsi="Bookman Old Style"/>
-          <w:lang w:val="en-US"/>
-        </w:rPr>
-        <w:t xml:space="preserve">What </w:t>
-      </w:r>
-      <w:proofErr w:type="gramStart"/>
-      <w:r>
-        <w:rPr>
-          <w:rFonts w:ascii="Bookman Old Style" w:hAnsi="Bookman Old Style"/>
-          <w:lang w:val="en-US"/>
-        </w:rPr>
-        <w:t>should a solutions</w:t>
-      </w:r>
-      <w:proofErr w:type="gramEnd"/>
-      <w:r>
-        <w:rPr>
-          <w:rFonts w:ascii="Bookman Old Style" w:hAnsi="Bookman Old Style"/>
-          <w:lang w:val="en-US"/>
-        </w:rPr>
-        <w:t xml:space="preserve"> architect do to meet this requirement?</w:t>
-      </w:r>
-    </w:p>
-    <w:p>
-      <w:pPr>
-        <w:jc w:val="both"/>
-        <w:rPr>
-          <w:rFonts w:ascii="Bookman Old Style" w:hAnsi="Bookman Old Style"/>
-          <w:lang w:val="en-US"/>
-        </w:rPr>
-      </w:pPr>
-    </w:p>
-    <w:p>
-      <w:pPr>
-        <w:jc w:val="both"/>
-        <w:rPr>
-          <w:rFonts w:ascii="Bookman Old Style" w:hAnsi="Bookman Old Style"/>
-          <w:lang w:val="en-US"/>
-        </w:rPr>
-      </w:pPr>
-      <w:r>
-        <w:rPr>
-          <w:rFonts w:ascii="Bookman Old Style" w:hAnsi="Bookman Old Style"/>
-          <w:lang w:val="en-US"/>
-        </w:rPr>
-        <w:t xml:space="preserve">B. Configure Amazon </w:t>
-      </w:r>
-      <w:proofErr w:type="spellStart"/>
-      <w:r>
-        <w:rPr>
-          <w:rFonts w:ascii="Bookman Old Style" w:hAnsi="Bookman Old Style"/>
-          <w:lang w:val="en-US"/>
-        </w:rPr>
-        <w:t>FSx</w:t>
-      </w:r>
-      <w:proofErr w:type="spellEnd"/>
-      <w:r>
-        <w:rPr>
-          <w:rFonts w:ascii="Bookman Old Style" w:hAnsi="Bookman Old Style"/>
-          <w:lang w:val="en-US"/>
-        </w:rPr>
-        <w:t xml:space="preserve"> for Windows File Server. Mount the Amazon </w:t>
-      </w:r>
-      <w:proofErr w:type="spellStart"/>
-      <w:r>
-        <w:rPr>
-          <w:rFonts w:ascii="Bookman Old Style" w:hAnsi="Bookman Old Style"/>
-          <w:lang w:val="en-US"/>
-        </w:rPr>
-        <w:t>FSx</w:t>
-      </w:r>
-      <w:proofErr w:type="spellEnd"/>
-      <w:r>
-        <w:rPr>
-          <w:rFonts w:ascii="Bookman Old Style" w:hAnsi="Bookman Old Style"/>
-          <w:lang w:val="en-US"/>
-        </w:rPr>
-        <w:t xml:space="preserve"> file system to each Windows instance.</w:t>
-      </w:r>
-    </w:p>
-    <w:p>
-      <w:pPr>
-        <w:jc w:val="both"/>
-        <w:rPr>
-          <w:rFonts w:ascii="Bookman Old Style" w:hAnsi="Bookman Old Style"/>
-          <w:lang w:val="en-US"/>
-        </w:rPr>
-      </w:pPr>
-    </w:p>
-    <w:p>
-      <w:pPr>
-        <w:jc w:val="both"/>
-        <w:rPr>
-          <w:rFonts w:ascii="Bookman Old Style" w:hAnsi="Bookman Old Style"/>
-          <w:lang w:val="en-US"/>
-        </w:rPr>
-      </w:pPr>
-      <w:r>
-        <w:rPr>
-          <w:rFonts w:ascii="Bookman Old Style" w:hAnsi="Bookman Old Style"/>
-          <w:lang w:val="en-US"/>
-        </w:rPr>
-        <w:t xml:space="preserve">Amazon </w:t>
-      </w:r>
-      <w:proofErr w:type="spellStart"/>
-      <w:r>
-        <w:rPr>
-          <w:rFonts w:ascii="Bookman Old Style" w:hAnsi="Bookman Old Style"/>
-          <w:lang w:val="en-US"/>
-        </w:rPr>
-        <w:t>FSx</w:t>
-      </w:r>
-      <w:proofErr w:type="spellEnd"/>
-      <w:r>
-        <w:rPr>
-          <w:rFonts w:ascii="Bookman Old Style" w:hAnsi="Bookman Old Style"/>
-          <w:lang w:val="en-US"/>
-        </w:rPr>
-        <w:t xml:space="preserve"> for Windows File Server provides a fully managed Windows file system that can be accessed by multiple EC2 instances. It is designed to provide shared file storage for Windows-based applications. It supports the SMB protocol, allowing Windows instances to mount the file system. Amazon </w:t>
-      </w:r>
-      <w:proofErr w:type="spellStart"/>
-      <w:r>
-        <w:rPr>
-          <w:rFonts w:ascii="Bookman Old Style" w:hAnsi="Bookman Old Style"/>
-          <w:lang w:val="en-US"/>
-        </w:rPr>
-        <w:t>FSx</w:t>
-      </w:r>
-      <w:proofErr w:type="spellEnd"/>
-      <w:r>
-        <w:rPr>
-          <w:rFonts w:ascii="Bookman Old Style" w:hAnsi="Bookman Old Style"/>
-          <w:lang w:val="en-US"/>
-        </w:rPr>
-        <w:t xml:space="preserve"> for Windows File Server is fully managed, highly available, and provides features like automatic backups and integration with Active Directory.</w:t>
-      </w:r>
-    </w:p>
-    <w:p>
-      <w:pPr>
-        <w:jc w:val="both"/>
-        <w:rPr>
-          <w:rFonts w:ascii="Bookman Old Style" w:hAnsi="Bookman Old Style"/>
-          <w:lang w:val="en-US"/>
-        </w:rPr>
-      </w:pPr>
-      <w:r>
-        <w:rPr>
-          <w:rFonts w:ascii="Bookman Old Style" w:hAnsi="Bookman Old Style"/>
-          <w:lang w:val="en-US"/>
-        </w:rPr>
-        <w:t>---------------------------------------------------------</w:t>
-      </w:r>
-    </w:p>
-    <w:p>
-      <w:pPr>
-        <w:jc w:val="both"/>
-        <w:rPr>
-          <w:rFonts w:ascii="Bookman Old Style" w:hAnsi="Bookman Old Style"/>
-          <w:lang w:val="en-US"/>
-        </w:rPr>
-      </w:pPr>
-    </w:p>
-    <w:p>
-      <w:pPr>
-        <w:jc w:val="both"/>
-        <w:rPr>
-          <w:rFonts w:ascii="Bookman Old Style" w:hAnsi="Bookman Old Style"/>
-          <w:lang w:val="en-US"/>
-        </w:rPr>
-      </w:pPr>
-      <w:r>
-        <w:rPr>
-          <w:rFonts w:ascii="Bookman Old Style" w:hAnsi="Bookman Old Style"/>
-          <w:lang w:val="en-US"/>
-        </w:rPr>
-        <w:t>187] A company is developing an ecommerce application that will consist of a load-balanced front end, a container-based application, and a relational database. A solutions architect needs to create a highly available solution that operates with as little manual intervention as possible.</w:t>
-      </w:r>
-    </w:p>
-    <w:p>
-      <w:pPr>
-        <w:jc w:val="both"/>
-        <w:rPr>
-          <w:rFonts w:ascii="Bookman Old Style" w:hAnsi="Bookman Old Style"/>
-          <w:lang w:val="en-US"/>
-        </w:rPr>
-      </w:pPr>
-    </w:p>
-    <w:p>
-      <w:pPr>
-        <w:jc w:val="both"/>
-        <w:rPr>
-          <w:rFonts w:ascii="Bookman Old Style" w:hAnsi="Bookman Old Style"/>
-          <w:lang w:val="en-US"/>
-        </w:rPr>
-      </w:pPr>
-      <w:r>
-        <w:rPr>
-          <w:rFonts w:ascii="Bookman Old Style" w:hAnsi="Bookman Old Style"/>
-          <w:lang w:val="en-US"/>
-        </w:rPr>
-        <w:t>Which solutions meet these requirements? (Choose two.)</w:t>
-      </w:r>
-    </w:p>
-    <w:p>
-      <w:pPr>
-        <w:jc w:val="both"/>
-        <w:rPr>
-          <w:rFonts w:ascii="Bookman Old Style" w:hAnsi="Bookman Old Style"/>
-          <w:lang w:val="en-US"/>
-        </w:rPr>
-      </w:pPr>
-    </w:p>
-    <w:p>
-      <w:pPr>
-        <w:jc w:val="both"/>
-        <w:rPr>
-          <w:rFonts w:ascii="Bookman Old Style" w:hAnsi="Bookman Old Style"/>
-          <w:lang w:val="en-US"/>
-        </w:rPr>
-      </w:pPr>
-      <w:r>
-        <w:rPr>
-          <w:rFonts w:ascii="Bookman Old Style" w:hAnsi="Bookman Old Style"/>
-          <w:lang w:val="en-US"/>
-        </w:rPr>
-        <w:t xml:space="preserve">A. Create an Amazon RDS DB instance in </w:t>
-      </w:r>
-      <w:proofErr w:type="gramStart"/>
-      <w:r>
-        <w:rPr>
-          <w:rFonts w:ascii="Bookman Old Style" w:hAnsi="Bookman Old Style"/>
-          <w:lang w:val="en-US"/>
-        </w:rPr>
-        <w:t>Multi-AZ</w:t>
-      </w:r>
-      <w:proofErr w:type="gramEnd"/>
-      <w:r>
-        <w:rPr>
-          <w:rFonts w:ascii="Bookman Old Style" w:hAnsi="Bookman Old Style"/>
-          <w:lang w:val="en-US"/>
-        </w:rPr>
-        <w:t xml:space="preserve"> mode.</w:t>
-      </w:r>
-    </w:p>
-    <w:p>
-      <w:pPr>
-        <w:jc w:val="both"/>
-        <w:rPr>
-          <w:rFonts w:ascii="Bookman Old Style" w:hAnsi="Bookman Old Style"/>
-          <w:lang w:val="en-US"/>
-        </w:rPr>
-      </w:pPr>
-    </w:p>
-    <w:p>
-      <w:pPr>
-        <w:jc w:val="both"/>
-        <w:rPr>
-          <w:rFonts w:ascii="Bookman Old Style" w:hAnsi="Bookman Old Style"/>
-          <w:lang w:val="en-US"/>
-        </w:rPr>
-      </w:pPr>
-      <w:r>
-        <w:rPr>
-          <w:rFonts w:ascii="Bookman Old Style" w:hAnsi="Bookman Old Style"/>
-          <w:lang w:val="en-US"/>
-        </w:rPr>
-        <w:t xml:space="preserve">D. Create an Amazon Elastic Container Service (Amazon ECS) cluster with a </w:t>
-      </w:r>
-      <w:proofErr w:type="spellStart"/>
-      <w:r>
-        <w:rPr>
-          <w:rFonts w:ascii="Bookman Old Style" w:hAnsi="Bookman Old Style"/>
-          <w:lang w:val="en-US"/>
-        </w:rPr>
-        <w:t>Fargate</w:t>
-      </w:r>
-      <w:proofErr w:type="spellEnd"/>
-      <w:r>
-        <w:rPr>
-          <w:rFonts w:ascii="Bookman Old Style" w:hAnsi="Bookman Old Style"/>
-          <w:lang w:val="en-US"/>
-        </w:rPr>
-        <w:t xml:space="preserve"> launch type to handle the dynamic application load.</w:t>
-      </w:r>
-    </w:p>
-    <w:p>
-      <w:pPr>
-        <w:jc w:val="both"/>
-        <w:rPr>
-          <w:rFonts w:ascii="Bookman Old Style" w:hAnsi="Bookman Old Style"/>
-          <w:lang w:val="en-US"/>
-        </w:rPr>
-      </w:pPr>
-      <w:r>
-        <w:rPr>
-          <w:rFonts w:ascii="Bookman Old Style" w:hAnsi="Bookman Old Style"/>
-          <w:lang w:val="en-US"/>
-        </w:rPr>
-        <w:t>--------------------------------------------------------------------------------------------</w:t>
-      </w:r>
-    </w:p>
-    <w:p>
-      <w:pPr>
-        <w:jc w:val="both"/>
-        <w:rPr>
-          <w:rFonts w:ascii="Bookman Old Style" w:hAnsi="Bookman Old Style"/>
-          <w:lang w:val="en-US"/>
-        </w:rPr>
-      </w:pPr>
-    </w:p>
-    <w:p>
-      <w:pPr>
-        <w:jc w:val="both"/>
-        <w:rPr>
-          <w:rFonts w:ascii="Bookman Old Style" w:hAnsi="Bookman Old Style"/>
-          <w:lang w:val="en-US"/>
-        </w:rPr>
-      </w:pPr>
-      <w:r>
-        <w:rPr>
-          <w:rFonts w:ascii="Bookman Old Style" w:hAnsi="Bookman Old Style"/>
-          <w:lang w:val="en-US"/>
-        </w:rPr>
-        <w:t>188] A company uses Amazon S3 as its data lake. The company has a new partner that must use SFTP to upload data files. A solutions architect needs to implement a highly available SFTP solution that minimizes operational overhead.</w:t>
-      </w:r>
-    </w:p>
-    <w:p>
-      <w:pPr>
-        <w:jc w:val="both"/>
-        <w:rPr>
-          <w:rFonts w:ascii="Bookman Old Style" w:hAnsi="Bookman Old Style"/>
-          <w:lang w:val="en-US"/>
-        </w:rPr>
-      </w:pPr>
-    </w:p>
-    <w:p>
-      <w:pPr>
-        <w:jc w:val="both"/>
-        <w:rPr>
-          <w:rFonts w:ascii="Bookman Old Style" w:hAnsi="Bookman Old Style"/>
-          <w:lang w:val="en-US"/>
-        </w:rPr>
-      </w:pPr>
-      <w:r>
-        <w:rPr>
-          <w:rFonts w:ascii="Bookman Old Style" w:hAnsi="Bookman Old Style"/>
-          <w:lang w:val="en-US"/>
-        </w:rPr>
-        <w:t>Which solution will meet these requirements?</w:t>
-      </w:r>
-    </w:p>
-    <w:p>
-      <w:pPr>
-        <w:jc w:val="both"/>
-        <w:rPr>
-          <w:rFonts w:ascii="Bookman Old Style" w:hAnsi="Bookman Old Style"/>
-          <w:lang w:val="en-US"/>
-        </w:rPr>
-      </w:pPr>
-    </w:p>
-    <w:p>
-      <w:pPr>
-        <w:jc w:val="both"/>
-        <w:rPr>
-          <w:rFonts w:ascii="Bookman Old Style" w:hAnsi="Bookman Old Style"/>
-          <w:lang w:val="en-US"/>
-        </w:rPr>
-      </w:pPr>
-      <w:r>
-        <w:rPr>
-          <w:rFonts w:ascii="Bookman Old Style" w:hAnsi="Bookman Old Style"/>
-          <w:lang w:val="en-US"/>
-        </w:rPr>
-        <w:t>A. Use AWS Transfer Family to configure an SFTP-enabled server with a publicly accessible endpoint. Choose the S3 data lake as the destination.</w:t>
-      </w:r>
-    </w:p>
-    <w:p>
-      <w:pPr>
-        <w:jc w:val="both"/>
-        <w:rPr>
-          <w:rFonts w:ascii="Bookman Old Style" w:hAnsi="Bookman Old Style"/>
-          <w:lang w:val="en-US"/>
-        </w:rPr>
-      </w:pPr>
-    </w:p>
-    <w:p>
-      <w:pPr>
-        <w:jc w:val="both"/>
-        <w:rPr>
-          <w:rFonts w:ascii="Bookman Old Style" w:hAnsi="Bookman Old Style"/>
-          <w:lang w:val="en-US"/>
-        </w:rPr>
-      </w:pPr>
-      <w:r>
-        <w:rPr>
-          <w:rFonts w:ascii="Bookman Old Style" w:hAnsi="Bookman Old Style"/>
-          <w:lang w:val="en-US"/>
-        </w:rPr>
-        <w:t xml:space="preserve"> AWS Transfer Family is a fully managed service that allows you to set up a secure file transfer protocol (SFTP) server for transferring files into and out of Amazon S3. With AWS Transfer Family, you can avoid the operational overhead of managing traditional SFTP servers. This solution </w:t>
-      </w:r>
-      <w:r>
-        <w:rPr>
-          <w:rFonts w:ascii="Bookman Old Style" w:hAnsi="Bookman Old Style"/>
-          <w:lang w:val="en-US"/>
-        </w:rPr>
-        <w:lastRenderedPageBreak/>
-        <w:t>provides a highly available SFTP service with minimal effort, and the data can be directly transferred to the S3 data lake.</w:t>
-      </w:r>
-    </w:p>
-    <w:p>
-      <w:pPr>
-        <w:jc w:val="both"/>
-        <w:rPr>
-          <w:rFonts w:ascii="Bookman Old Style" w:hAnsi="Bookman Old Style"/>
-          <w:lang w:val="en-US"/>
-        </w:rPr>
-      </w:pPr>
-      <w:r>
-        <w:rPr>
-          <w:rFonts w:ascii="Bookman Old Style" w:hAnsi="Bookman Old Style"/>
-          <w:lang w:val="en-US"/>
-        </w:rPr>
-        <w:t>-----------------------------------------------------------------------------------------</w:t>
-      </w:r>
-    </w:p>
-    <w:p>
-      <w:pPr>
-        <w:jc w:val="both"/>
-        <w:rPr>
-          <w:rFonts w:ascii="Bookman Old Style" w:hAnsi="Bookman Old Style"/>
-          <w:lang w:val="en-US"/>
-        </w:rPr>
-      </w:pPr>
-    </w:p>
-    <w:p>
-      <w:pPr>
-        <w:jc w:val="both"/>
-        <w:rPr>
-          <w:rFonts w:ascii="Bookman Old Style" w:hAnsi="Bookman Old Style"/>
-          <w:lang w:val="en-US"/>
-        </w:rPr>
-      </w:pPr>
-      <w:r>
-        <w:rPr>
-          <w:rFonts w:ascii="Bookman Old Style" w:hAnsi="Bookman Old Style"/>
-          <w:lang w:val="en-US"/>
-        </w:rPr>
-        <w:t xml:space="preserve">189] A company needs to store contract documents. </w:t>
-      </w:r>
-      <w:proofErr w:type="gramStart"/>
-      <w:r>
-        <w:rPr>
-          <w:rFonts w:ascii="Bookman Old Style" w:hAnsi="Bookman Old Style"/>
-          <w:lang w:val="en-US"/>
-        </w:rPr>
-        <w:t>A contract</w:t>
-      </w:r>
-      <w:proofErr w:type="gramEnd"/>
-      <w:r>
-        <w:rPr>
-          <w:rFonts w:ascii="Bookman Old Style" w:hAnsi="Bookman Old Style"/>
-          <w:lang w:val="en-US"/>
-        </w:rPr>
-        <w:t xml:space="preserve"> lasts for 5 years. During the 5-year period, the company must ensure that the documents cannot be overwritten or deleted. The company needs to encrypt the documents at rest and rotate the encryption keys automatically every year.</w:t>
-      </w:r>
-    </w:p>
-    <w:p>
-      <w:pPr>
-        <w:jc w:val="both"/>
-        <w:rPr>
-          <w:rFonts w:ascii="Bookman Old Style" w:hAnsi="Bookman Old Style"/>
-          <w:lang w:val="en-US"/>
-        </w:rPr>
-      </w:pPr>
-    </w:p>
-    <w:p>
-      <w:pPr>
-        <w:jc w:val="both"/>
-        <w:rPr>
-          <w:rFonts w:ascii="Bookman Old Style" w:hAnsi="Bookman Old Style"/>
-          <w:lang w:val="en-US"/>
-        </w:rPr>
-      </w:pPr>
-      <w:r>
-        <w:rPr>
-          <w:rFonts w:ascii="Bookman Old Style" w:hAnsi="Bookman Old Style"/>
-          <w:lang w:val="en-US"/>
-        </w:rPr>
-        <w:t xml:space="preserve">Which combination of steps should a solutions architect take to meet these requirements with the LEAST operational overhead? (Choose two.) </w:t>
-      </w:r>
-    </w:p>
-    <w:p>
-      <w:pPr>
-        <w:jc w:val="both"/>
-        <w:rPr>
-          <w:rFonts w:ascii="Bookman Old Style" w:hAnsi="Bookman Old Style"/>
-          <w:lang w:val="en-US"/>
-        </w:rPr>
-      </w:pPr>
-    </w:p>
-    <w:p>
-      <w:pPr>
-        <w:jc w:val="both"/>
-        <w:rPr>
-          <w:rFonts w:ascii="Bookman Old Style" w:hAnsi="Bookman Old Style"/>
-          <w:lang w:val="en-US"/>
-        </w:rPr>
-      </w:pPr>
-      <w:r>
-        <w:rPr>
-          <w:rFonts w:ascii="Bookman Old Style" w:hAnsi="Bookman Old Style"/>
-          <w:lang w:val="en-US"/>
-        </w:rPr>
-        <w:t xml:space="preserve">B. Store the documents </w:t>
-      </w:r>
-      <w:proofErr w:type="gramStart"/>
-      <w:r>
-        <w:rPr>
-          <w:rFonts w:ascii="Bookman Old Style" w:hAnsi="Bookman Old Style"/>
-          <w:lang w:val="en-US"/>
-        </w:rPr>
-        <w:t>in</w:t>
-      </w:r>
-      <w:proofErr w:type="gramEnd"/>
-      <w:r>
-        <w:rPr>
-          <w:rFonts w:ascii="Bookman Old Style" w:hAnsi="Bookman Old Style"/>
-          <w:lang w:val="en-US"/>
-        </w:rPr>
-        <w:t xml:space="preserve"> Amazon S3. Use S3 Object Lock in compliance mode.</w:t>
-      </w:r>
-    </w:p>
-    <w:p>
-      <w:pPr>
-        <w:jc w:val="both"/>
-        <w:rPr>
-          <w:rFonts w:ascii="Bookman Old Style" w:hAnsi="Bookman Old Style"/>
-          <w:lang w:val="en-US"/>
-        </w:rPr>
-      </w:pPr>
-    </w:p>
-    <w:p>
-      <w:pPr>
-        <w:jc w:val="both"/>
-        <w:rPr>
-          <w:rFonts w:ascii="Bookman Old Style" w:hAnsi="Bookman Old Style"/>
-          <w:lang w:val="en-US"/>
-        </w:rPr>
-      </w:pPr>
-      <w:r>
-        <w:rPr>
-          <w:rFonts w:ascii="Bookman Old Style" w:hAnsi="Bookman Old Style"/>
-          <w:lang w:val="en-US"/>
-        </w:rPr>
-        <w:t>S3 Object Lock in compliance mode enforces a "Write Once, Read Many" (WORM) model, preventing the objects (contract documents, in this case) from being deleted or overwritten for a specified retention period.</w:t>
-      </w:r>
-    </w:p>
-    <w:p>
-      <w:pPr>
-        <w:jc w:val="both"/>
-        <w:rPr>
-          <w:rFonts w:ascii="Bookman Old Style" w:hAnsi="Bookman Old Style"/>
-          <w:lang w:val="en-US"/>
-        </w:rPr>
-      </w:pPr>
-    </w:p>
-    <w:p>
-      <w:pPr>
-        <w:jc w:val="both"/>
-        <w:rPr>
-          <w:rFonts w:ascii="Bookman Old Style" w:hAnsi="Bookman Old Style"/>
-          <w:lang w:val="en-US"/>
-        </w:rPr>
-      </w:pPr>
-      <w:r>
-        <w:rPr>
-          <w:rFonts w:ascii="Bookman Old Style" w:hAnsi="Bookman Old Style"/>
-          <w:lang w:val="en-US"/>
-        </w:rPr>
-        <w:t>D. Use server-side encryption with AWS Key Management Service (AWS KMS) customer managed keys. Configure key rotation.</w:t>
-      </w:r>
-    </w:p>
-    <w:p>
-      <w:pPr>
-        <w:jc w:val="both"/>
-        <w:rPr>
-          <w:rFonts w:ascii="Bookman Old Style" w:hAnsi="Bookman Old Style"/>
-          <w:lang w:val="en-US"/>
-        </w:rPr>
-      </w:pPr>
-    </w:p>
-    <w:p>
-      <w:pPr>
-        <w:jc w:val="both"/>
-        <w:rPr>
-          <w:rFonts w:ascii="Bookman Old Style" w:hAnsi="Bookman Old Style"/>
-          <w:lang w:val="en-US"/>
-        </w:rPr>
-      </w:pPr>
-      <w:r>
-        <w:rPr>
-          <w:rFonts w:ascii="Bookman Old Style" w:hAnsi="Bookman Old Style"/>
-          <w:lang w:val="en-US"/>
-        </w:rPr>
-        <w:t>By using AWS KMS customer managed keys, you can configure key rotation to automatically rotate encryption keys, meeting the requirement of rotating encryption keys every year.</w:t>
-      </w:r>
-    </w:p>
-    <w:p>
-      <w:pPr>
-        <w:jc w:val="both"/>
-        <w:rPr>
-          <w:rFonts w:ascii="Bookman Old Style" w:hAnsi="Bookman Old Style"/>
-          <w:lang w:val="en-US"/>
-        </w:rPr>
-      </w:pPr>
-      <w:r>
-        <w:rPr>
-          <w:rFonts w:ascii="Bookman Old Style" w:hAnsi="Bookman Old Style"/>
-          <w:lang w:val="en-US"/>
-        </w:rPr>
-        <w:t>---------------------------------------------------------------------------------------------</w:t>
-      </w:r>
-    </w:p>
-    <w:p>
-      <w:pPr>
-        <w:jc w:val="both"/>
-        <w:rPr>
-          <w:rFonts w:ascii="Bookman Old Style" w:hAnsi="Bookman Old Style"/>
-          <w:lang w:val="en-US"/>
-        </w:rPr>
-      </w:pPr>
-    </w:p>
-    <w:p>
-      <w:pPr>
-        <w:jc w:val="both"/>
-        <w:rPr>
-          <w:rFonts w:ascii="Bookman Old Style" w:hAnsi="Bookman Old Style"/>
-          <w:lang w:val="en-US"/>
-        </w:rPr>
-      </w:pPr>
-      <w:r>
-        <w:rPr>
-          <w:rFonts w:ascii="Bookman Old Style" w:hAnsi="Bookman Old Style"/>
-          <w:lang w:val="en-US"/>
-        </w:rPr>
-        <w:t>190] A company has a web application that is based on Java and PHP. The company plans to move the application from on premises to AWS. The company needs the ability to test new site features frequently. The company also needs a highly available and managed solution that requires minimum operational overhead.</w:t>
-      </w:r>
-    </w:p>
-    <w:p>
-      <w:pPr>
-        <w:jc w:val="both"/>
-        <w:rPr>
-          <w:rFonts w:ascii="Bookman Old Style" w:hAnsi="Bookman Old Style"/>
-          <w:lang w:val="en-US"/>
-        </w:rPr>
-      </w:pPr>
-    </w:p>
-    <w:p>
-      <w:pPr>
-        <w:jc w:val="both"/>
-        <w:rPr>
-          <w:rFonts w:ascii="Bookman Old Style" w:hAnsi="Bookman Old Style"/>
-          <w:lang w:val="en-US"/>
-        </w:rPr>
-      </w:pPr>
-      <w:r>
-        <w:rPr>
-          <w:rFonts w:ascii="Bookman Old Style" w:hAnsi="Bookman Old Style"/>
-          <w:lang w:val="en-US"/>
-        </w:rPr>
-        <w:t>Which solution will meet these requirements?</w:t>
-      </w:r>
-    </w:p>
-    <w:p>
-      <w:pPr>
-        <w:jc w:val="both"/>
-        <w:rPr>
-          <w:rFonts w:ascii="Bookman Old Style" w:hAnsi="Bookman Old Style"/>
-          <w:lang w:val="en-US"/>
-        </w:rPr>
-      </w:pPr>
-    </w:p>
-    <w:p>
-      <w:pPr>
-        <w:jc w:val="both"/>
-        <w:rPr>
-          <w:rFonts w:ascii="Bookman Old Style" w:hAnsi="Bookman Old Style"/>
-          <w:lang w:val="en-US"/>
-        </w:rPr>
-      </w:pPr>
-      <w:r>
-        <w:rPr>
-          <w:rFonts w:ascii="Bookman Old Style" w:hAnsi="Bookman Old Style"/>
-          <w:lang w:val="en-US"/>
-        </w:rPr>
-        <w:t>B. Deploy the web application to an AWS Elastic Beanstalk environment. Use URL swapping to switch between multiple Elastic Beanstalk environments for feature testing.</w:t>
-      </w:r>
-    </w:p>
-    <w:p>
-      <w:pPr>
-        <w:jc w:val="both"/>
-        <w:rPr>
-          <w:rFonts w:ascii="Bookman Old Style" w:hAnsi="Bookman Old Style"/>
-          <w:lang w:val="en-US"/>
-        </w:rPr>
-      </w:pPr>
-    </w:p>
-    <w:p>
-      <w:pPr>
-        <w:jc w:val="both"/>
-        <w:rPr>
-          <w:rFonts w:ascii="Bookman Old Style" w:hAnsi="Bookman Old Style"/>
-          <w:lang w:val="en-US"/>
-        </w:rPr>
-      </w:pPr>
-      <w:r>
-        <w:rPr>
-          <w:rFonts w:ascii="Bookman Old Style" w:hAnsi="Bookman Old Style"/>
-          <w:lang w:val="en-US"/>
-        </w:rPr>
-        <w:t>Elastic Beanstalk allows you to perform blue-green deployments, which involve creating a new environment (green) with the updated code, testing it, and then swapping the URLs to direct traffic to the new environment. This enables you to test new features without affecting the production environment.</w:t>
-      </w:r>
-    </w:p>
-    <w:p>
-      <w:pPr>
-        <w:jc w:val="both"/>
-        <w:rPr>
-          <w:rFonts w:ascii="Bookman Old Style" w:hAnsi="Bookman Old Style"/>
-          <w:lang w:val="en-US"/>
-        </w:rPr>
-      </w:pPr>
-      <w:r>
-        <w:rPr>
-          <w:rFonts w:ascii="Bookman Old Style" w:hAnsi="Bookman Old Style"/>
-          <w:lang w:val="en-US"/>
-        </w:rPr>
-        <w:t>-------------------------------------------------------------------------</w:t>
-      </w:r>
-    </w:p>
-    <w:p>
-      <w:pPr>
-        <w:jc w:val="both"/>
-        <w:rPr>
-          <w:rFonts w:ascii="Bookman Old Style" w:hAnsi="Bookman Old Style"/>
-          <w:lang w:val="en-US"/>
-        </w:rPr>
-      </w:pPr>
-    </w:p>
-    <w:p>
-      <w:pPr>
-        <w:jc w:val="both"/>
-        <w:rPr>
-          <w:rFonts w:ascii="Bookman Old Style" w:hAnsi="Bookman Old Style"/>
-          <w:lang w:val="en-US"/>
-        </w:rPr>
-      </w:pPr>
-    </w:p>
-    <w:p>
-      <w:pPr>
-        <w:jc w:val="both"/>
-        <w:rPr>
-          <w:rFonts w:ascii="Bookman Old Style" w:hAnsi="Bookman Old Style"/>
-          <w:lang w:val="en-US"/>
-        </w:rPr>
-      </w:pPr>
-    </w:p>
-    <w:p>
-      <w:pPr>
-        <w:jc w:val="both"/>
-        <w:rPr>
-          <w:rFonts w:ascii="Bookman Old Style" w:hAnsi="Bookman Old Style"/>
-          <w:lang w:val="en-US"/>
-        </w:rPr>
-      </w:pPr>
-      <w:r>
-        <w:rPr>
-          <w:rFonts w:ascii="Bookman Old Style" w:hAnsi="Bookman Old Style"/>
-          <w:lang w:val="en-US"/>
-        </w:rPr>
-        <w:t xml:space="preserve"> </w:t>
-      </w:r>
-    </w:p>
-    <w:p>
-      <w:pPr>
-        <w:jc w:val="both"/>
-        <w:rPr>
-          <w:rFonts w:ascii="Bookman Old Style" w:hAnsi="Bookman Old Style"/>
-          <w:lang w:val="en-US"/>
-        </w:rPr>
-      </w:pPr>
-    </w:p>
-    <w:p>
-      <w:pPr>
-        <w:jc w:val="both"/>
-        <w:rPr>
-          <w:rFonts w:ascii="Bookman Old Style" w:hAnsi="Bookman Old Style"/>
-          <w:lang w:val="en-US"/>
-        </w:rPr>
-      </w:pPr>
-      <w:r>
-        <w:rPr>
-          <w:rFonts w:ascii="Bookman Old Style" w:hAnsi="Bookman Old Style"/>
-          <w:lang w:val="en-US"/>
-        </w:rPr>
-        <w:t>201] A company is developing a marketing communications service that targets mobile app users. The company needs to send its users confirmation messages with Short Message Service (SMS). The users must be able to reply to the SMS messages. The company must store the responses for a year for analysis.</w:t>
-      </w:r>
-    </w:p>
-    <w:p>
-      <w:pPr>
-        <w:jc w:val="both"/>
-        <w:rPr>
-          <w:rFonts w:ascii="Bookman Old Style" w:hAnsi="Bookman Old Style"/>
-          <w:lang w:val="en-US"/>
-        </w:rPr>
-      </w:pPr>
-    </w:p>
-    <w:p>
-      <w:pPr>
-        <w:jc w:val="both"/>
-        <w:rPr>
-          <w:rFonts w:ascii="Bookman Old Style" w:hAnsi="Bookman Old Style"/>
-          <w:lang w:val="en-US"/>
-        </w:rPr>
-      </w:pPr>
-      <w:r>
-        <w:rPr>
-          <w:rFonts w:ascii="Bookman Old Style" w:hAnsi="Bookman Old Style"/>
-          <w:lang w:val="en-US"/>
-        </w:rPr>
-        <w:t>What should a solutions architect do to meet these requirements?</w:t>
-      </w:r>
-    </w:p>
-    <w:p>
-      <w:pPr>
-        <w:jc w:val="both"/>
-        <w:rPr>
-          <w:rFonts w:ascii="Bookman Old Style" w:hAnsi="Bookman Old Style"/>
-          <w:lang w:val="en-US"/>
-        </w:rPr>
-      </w:pPr>
-    </w:p>
-    <w:p>
-      <w:pPr>
-        <w:jc w:val="both"/>
-        <w:rPr>
-          <w:rFonts w:ascii="Bookman Old Style" w:hAnsi="Bookman Old Style"/>
-          <w:lang w:val="en-US"/>
-        </w:rPr>
-      </w:pPr>
-      <w:r>
-        <w:rPr>
-          <w:rFonts w:ascii="Bookman Old Style" w:hAnsi="Bookman Old Style"/>
-          <w:lang w:val="en-US"/>
-        </w:rPr>
-        <w:t>B. Build an Amazon Pinpoint journey. Configure Amazon Pinpoint to send events to an Amazon Kinesis data stream for analysis and archiving.</w:t>
-      </w:r>
-    </w:p>
-    <w:p>
-      <w:pPr>
-        <w:jc w:val="both"/>
-        <w:rPr>
-          <w:rFonts w:ascii="Bookman Old Style" w:hAnsi="Bookman Old Style"/>
-          <w:lang w:val="en-US"/>
-        </w:rPr>
-      </w:pPr>
-    </w:p>
-    <w:p>
-      <w:pPr>
-        <w:jc w:val="both"/>
-        <w:rPr>
-          <w:rFonts w:ascii="Bookman Old Style" w:hAnsi="Bookman Old Style"/>
-          <w:lang w:val="en-US"/>
-        </w:rPr>
-      </w:pPr>
-      <w:r>
-        <w:rPr>
-          <w:rFonts w:ascii="Bookman Old Style" w:hAnsi="Bookman Old Style"/>
-          <w:lang w:val="en-US"/>
-        </w:rPr>
-        <w:t>Amazon Pinpoint is a fully managed service for sending messages to mobile app users. With Amazon Pinpoint journeys, you can create multi-step campaigns to engage with users. By configuring Amazon Pinpoint to send events to an Amazon Kinesis data stream, you can capture the responses for further analysis and archiving. This solution provides a comprehensive approach to managing SMS messages and their responses in a scalable and efficient manner.</w:t>
-      </w:r>
-    </w:p>
-    <w:p>
-      <w:pPr>
-        <w:jc w:val="both"/>
-        <w:rPr>
-          <w:rFonts w:ascii="Bookman Old Style" w:hAnsi="Bookman Old Style"/>
-          <w:lang w:val="en-US"/>
-        </w:rPr>
-      </w:pPr>
-      <w:r>
-        <w:rPr>
-          <w:rFonts w:ascii="Bookman Old Style" w:hAnsi="Bookman Old Style"/>
-          <w:lang w:val="en-US"/>
-        </w:rPr>
-        <w:t>------------------------------------------------------------------------------------------------</w:t>
-      </w:r>
-    </w:p>
-    <w:p>
-      <w:pPr>
-        <w:jc w:val="both"/>
-        <w:rPr>
-          <w:rFonts w:ascii="Bookman Old Style" w:hAnsi="Bookman Old Style"/>
-          <w:lang w:val="en-US"/>
-        </w:rPr>
-      </w:pPr>
-    </w:p>
-    <w:p>
-      <w:pPr>
-        <w:jc w:val="both"/>
-        <w:rPr>
-          <w:rFonts w:ascii="Bookman Old Style" w:hAnsi="Bookman Old Style"/>
-          <w:lang w:val="en-US"/>
-        </w:rPr>
-      </w:pPr>
-      <w:r>
-        <w:rPr>
-          <w:rFonts w:ascii="Bookman Old Style" w:hAnsi="Bookman Old Style"/>
-          <w:lang w:val="en-US"/>
-        </w:rPr>
-        <w:t>202] A company is planning to move its data to an Amazon S3 bucket. The data must be encrypted when it is stored in the S3 bucket. Additionally, the encryption key must be automatically rotated every year.</w:t>
-      </w:r>
-    </w:p>
-    <w:p>
-      <w:pPr>
-        <w:jc w:val="both"/>
-        <w:rPr>
-          <w:rFonts w:ascii="Bookman Old Style" w:hAnsi="Bookman Old Style"/>
-          <w:lang w:val="en-US"/>
-        </w:rPr>
-      </w:pPr>
-    </w:p>
-    <w:p>
-      <w:pPr>
-        <w:jc w:val="both"/>
-        <w:rPr>
-          <w:rFonts w:ascii="Bookman Old Style" w:hAnsi="Bookman Old Style"/>
-          <w:lang w:val="en-US"/>
-        </w:rPr>
-      </w:pPr>
-      <w:r>
-        <w:rPr>
-          <w:rFonts w:ascii="Bookman Old Style" w:hAnsi="Bookman Old Style"/>
-          <w:lang w:val="en-US"/>
-        </w:rPr>
-        <w:t>Which solution will meet these requirements with the LEAST operational overhead?</w:t>
-      </w:r>
-    </w:p>
-    <w:p>
-      <w:pPr>
-        <w:jc w:val="both"/>
-        <w:rPr>
-          <w:rFonts w:ascii="Bookman Old Style" w:hAnsi="Bookman Old Style"/>
-          <w:lang w:val="en-US"/>
-        </w:rPr>
-      </w:pPr>
-    </w:p>
-    <w:p>
-      <w:pPr>
-        <w:jc w:val="both"/>
-        <w:rPr>
-          <w:rFonts w:ascii="Bookman Old Style" w:hAnsi="Bookman Old Style"/>
-          <w:lang w:val="en-US"/>
-        </w:rPr>
-      </w:pPr>
-      <w:r>
-        <w:rPr>
-          <w:rFonts w:ascii="Bookman Old Style" w:hAnsi="Bookman Old Style"/>
-          <w:lang w:val="en-US"/>
-        </w:rPr>
-        <w:t>B. Create an AWS Key Management Service (AWS KMS) customer managed key. Enable automatic key rotation. Set the S3 bucket’s default encryption behavior to use the customer managed KMS key. Move the data to the S3 bucket.</w:t>
-      </w:r>
-    </w:p>
-    <w:p>
-      <w:pPr>
-        <w:jc w:val="both"/>
-        <w:rPr>
-          <w:rFonts w:ascii="Bookman Old Style" w:hAnsi="Bookman Old Style"/>
-          <w:lang w:val="en-US"/>
-        </w:rPr>
-      </w:pPr>
-    </w:p>
-    <w:p>
-      <w:pPr>
-        <w:jc w:val="both"/>
-        <w:rPr>
-          <w:rFonts w:ascii="Bookman Old Style" w:hAnsi="Bookman Old Style"/>
-          <w:lang w:val="en-US"/>
-        </w:rPr>
-      </w:pPr>
-      <w:r>
-        <w:rPr>
-          <w:rFonts w:ascii="Bookman Old Style" w:hAnsi="Bookman Old Style"/>
-          <w:lang w:val="en-US"/>
-        </w:rPr>
-        <w:t>In this option, you use AWS KMS to create a customer managed key, enable automatic key rotation, and set it as the default encryption key for the S3 bucket. This ensures that the data is encrypted with a key managed by AWS KMS, and the key rotation is handled automatically. This approach minimizes manual intervention and provides a secure and automated solution for data encryption with key rotation.</w:t>
-      </w:r>
-    </w:p>
-    <w:p>
-      <w:pPr>
-        <w:jc w:val="both"/>
-        <w:rPr>
-          <w:rFonts w:ascii="Bookman Old Style" w:hAnsi="Bookman Old Style"/>
-          <w:lang w:val="en-US"/>
-        </w:rPr>
-      </w:pPr>
-      <w:r>
-        <w:rPr>
-          <w:rFonts w:ascii="Bookman Old Style" w:hAnsi="Bookman Old Style"/>
-          <w:lang w:val="en-US"/>
-        </w:rPr>
-        <w:t xml:space="preserve">--------------------------------------------------------------------------------------------------- </w:t>
-      </w:r>
-    </w:p>
-    <w:p>
-      <w:pPr>
-        <w:jc w:val="both"/>
-        <w:rPr>
-          <w:rFonts w:ascii="Bookman Old Style" w:hAnsi="Bookman Old Style"/>
-          <w:lang w:val="en-US"/>
-        </w:rPr>
-      </w:pPr>
-    </w:p>
-    <w:p>
-      <w:pPr>
-        <w:jc w:val="both"/>
-        <w:rPr>
-          <w:rFonts w:ascii="Bookman Old Style" w:hAnsi="Bookman Old Style"/>
-          <w:lang w:val="en-US"/>
-        </w:rPr>
-      </w:pPr>
-      <w:r>
-        <w:rPr>
-          <w:rFonts w:ascii="Bookman Old Style" w:hAnsi="Bookman Old Style"/>
-          <w:lang w:val="en-US"/>
-        </w:rPr>
-        <w:t xml:space="preserve">203] The customers of a finance company request appointments with financial advisors by sending text messages. A web application that runs on Amazon EC2 instances accepts the appointment requests. The text messages are published </w:t>
-      </w:r>
-      <w:proofErr w:type="gramStart"/>
-      <w:r>
-        <w:rPr>
-          <w:rFonts w:ascii="Bookman Old Style" w:hAnsi="Bookman Old Style"/>
-          <w:lang w:val="en-US"/>
-        </w:rPr>
-        <w:t>to</w:t>
-      </w:r>
-      <w:proofErr w:type="gramEnd"/>
-      <w:r>
-        <w:rPr>
-          <w:rFonts w:ascii="Bookman Old Style" w:hAnsi="Bookman Old Style"/>
-          <w:lang w:val="en-US"/>
-        </w:rPr>
-        <w:t xml:space="preserve"> an Amazon Simple Queue Service (Amazon SQS) queue through the web application. Another application that runs on EC2 instances then sends </w:t>
-      </w:r>
-      <w:r>
-        <w:rPr>
-          <w:rFonts w:ascii="Bookman Old Style" w:hAnsi="Bookman Old Style"/>
-          <w:lang w:val="en-US"/>
-        </w:rPr>
-        <w:lastRenderedPageBreak/>
-        <w:t>meeting invitations and meeting confirmation email messages to the customers. After successful scheduling, this application stores the meeting information in an Amazon DynamoDB database.</w:t>
+        <w:t xml:space="preserve"> an Amazon Simple Queue Service (Amazon SQS) queue through the web application. Another application that runs on EC2 instances then sends meeting invitations and meeting confirmation email messages to the customers. After successful scheduling, this application stores the meeting information in an Amazon DynamoDB database.</w:t>
       </w:r>
     </w:p>
     <w:p>
@@ -22389,6 +23909,155 @@
     </w:lvl>
   </w:abstractNum>
   <w:abstractNum w:abstractNumId="20" w15:restartNumberingAfterBreak="0">
+    <w:nsid w:val="2A1F27E7"/>
+    <w:multiLevelType w:val="multilevel"/>
+    <w:tmpl w:val="F9C0C654"/>
+    <w:lvl w:ilvl="0">
+      <w:start w:val="1"/>
+      <w:numFmt w:val="bullet"/>
+      <w:lvlText w:val=""/>
+      <w:lvlJc w:val="left"/>
+      <w:pPr>
+        <w:tabs>
+          <w:tab w:val="num" w:pos="720"/>
+        </w:tabs>
+        <w:ind w:left="720" w:hanging="360"/>
+      </w:pPr>
+      <w:rPr>
+        <w:rFonts w:ascii="Symbol" w:hAnsi="Symbol" w:hint="default"/>
+        <w:sz w:val="20"/>
+      </w:rPr>
+    </w:lvl>
+    <w:lvl w:ilvl="1" w:tentative="1">
+      <w:start w:val="1"/>
+      <w:numFmt w:val="bullet"/>
+      <w:lvlText w:val="o"/>
+      <w:lvlJc w:val="left"/>
+      <w:pPr>
+        <w:tabs>
+          <w:tab w:val="num" w:pos="1440"/>
+        </w:tabs>
+        <w:ind w:left="1440" w:hanging="360"/>
+      </w:pPr>
+      <w:rPr>
+        <w:rFonts w:ascii="Courier New" w:hAnsi="Courier New" w:hint="default"/>
+        <w:sz w:val="20"/>
+      </w:rPr>
+    </w:lvl>
+    <w:lvl w:ilvl="2" w:tentative="1">
+      <w:start w:val="1"/>
+      <w:numFmt w:val="bullet"/>
+      <w:lvlText w:val=""/>
+      <w:lvlJc w:val="left"/>
+      <w:pPr>
+        <w:tabs>
+          <w:tab w:val="num" w:pos="2160"/>
+        </w:tabs>
+        <w:ind w:left="2160" w:hanging="360"/>
+      </w:pPr>
+      <w:rPr>
+        <w:rFonts w:ascii="Wingdings" w:hAnsi="Wingdings" w:hint="default"/>
+        <w:sz w:val="20"/>
+      </w:rPr>
+    </w:lvl>
+    <w:lvl w:ilvl="3" w:tentative="1">
+      <w:start w:val="1"/>
+      <w:numFmt w:val="bullet"/>
+      <w:lvlText w:val=""/>
+      <w:lvlJc w:val="left"/>
+      <w:pPr>
+        <w:tabs>
+          <w:tab w:val="num" w:pos="2880"/>
+        </w:tabs>
+        <w:ind w:left="2880" w:hanging="360"/>
+      </w:pPr>
+      <w:rPr>
+        <w:rFonts w:ascii="Wingdings" w:hAnsi="Wingdings" w:hint="default"/>
+        <w:sz w:val="20"/>
+      </w:rPr>
+    </w:lvl>
+    <w:lvl w:ilvl="4" w:tentative="1">
+      <w:start w:val="1"/>
+      <w:numFmt w:val="bullet"/>
+      <w:lvlText w:val=""/>
+      <w:lvlJc w:val="left"/>
+      <w:pPr>
+        <w:tabs>
+          <w:tab w:val="num" w:pos="3600"/>
+        </w:tabs>
+        <w:ind w:left="3600" w:hanging="360"/>
+      </w:pPr>
+      <w:rPr>
+        <w:rFonts w:ascii="Wingdings" w:hAnsi="Wingdings" w:hint="default"/>
+        <w:sz w:val="20"/>
+      </w:rPr>
+    </w:lvl>
+    <w:lvl w:ilvl="5" w:tentative="1">
+      <w:start w:val="1"/>
+      <w:numFmt w:val="bullet"/>
+      <w:lvlText w:val=""/>
+      <w:lvlJc w:val="left"/>
+      <w:pPr>
+        <w:tabs>
+          <w:tab w:val="num" w:pos="4320"/>
+        </w:tabs>
+        <w:ind w:left="4320" w:hanging="360"/>
+      </w:pPr>
+      <w:rPr>
+        <w:rFonts w:ascii="Wingdings" w:hAnsi="Wingdings" w:hint="default"/>
+        <w:sz w:val="20"/>
+      </w:rPr>
+    </w:lvl>
+    <w:lvl w:ilvl="6" w:tentative="1">
+      <w:start w:val="1"/>
+      <w:numFmt w:val="bullet"/>
+      <w:lvlText w:val=""/>
+      <w:lvlJc w:val="left"/>
+      <w:pPr>
+        <w:tabs>
+          <w:tab w:val="num" w:pos="5040"/>
+        </w:tabs>
+        <w:ind w:left="5040" w:hanging="360"/>
+      </w:pPr>
+      <w:rPr>
+        <w:rFonts w:ascii="Wingdings" w:hAnsi="Wingdings" w:hint="default"/>
+        <w:sz w:val="20"/>
+      </w:rPr>
+    </w:lvl>
+    <w:lvl w:ilvl="7" w:tentative="1">
+      <w:start w:val="1"/>
+      <w:numFmt w:val="bullet"/>
+      <w:lvlText w:val=""/>
+      <w:lvlJc w:val="left"/>
+      <w:pPr>
+        <w:tabs>
+          <w:tab w:val="num" w:pos="5760"/>
+        </w:tabs>
+        <w:ind w:left="5760" w:hanging="360"/>
+      </w:pPr>
+      <w:rPr>
+        <w:rFonts w:ascii="Wingdings" w:hAnsi="Wingdings" w:hint="default"/>
+        <w:sz w:val="20"/>
+      </w:rPr>
+    </w:lvl>
+    <w:lvl w:ilvl="8" w:tentative="1">
+      <w:start w:val="1"/>
+      <w:numFmt w:val="bullet"/>
+      <w:lvlText w:val=""/>
+      <w:lvlJc w:val="left"/>
+      <w:pPr>
+        <w:tabs>
+          <w:tab w:val="num" w:pos="6480"/>
+        </w:tabs>
+        <w:ind w:left="6480" w:hanging="360"/>
+      </w:pPr>
+      <w:rPr>
+        <w:rFonts w:ascii="Wingdings" w:hAnsi="Wingdings" w:hint="default"/>
+        <w:sz w:val="20"/>
+      </w:rPr>
+    </w:lvl>
+  </w:abstractNum>
+  <w:abstractNum w:abstractNumId="21" w15:restartNumberingAfterBreak="0">
     <w:nsid w:val="3138788B"/>
     <w:multiLevelType w:val="multilevel"/>
     <w:tmpl w:val="8C24AEDA"/>
@@ -22537,7 +24206,120 @@
       </w:rPr>
     </w:lvl>
   </w:abstractNum>
-  <w:abstractNum w:abstractNumId="21" w15:restartNumberingAfterBreak="0">
+  <w:abstractNum w:abstractNumId="22" w15:restartNumberingAfterBreak="0">
+    <w:nsid w:val="332D7EE9"/>
+    <w:multiLevelType w:val="multilevel"/>
+    <w:tmpl w:val="F0FED42C"/>
+    <w:lvl w:ilvl="0">
+      <w:start w:val="1"/>
+      <w:numFmt w:val="decimal"/>
+      <w:lvlText w:val="%1."/>
+      <w:lvlJc w:val="left"/>
+      <w:pPr>
+        <w:tabs>
+          <w:tab w:val="num" w:pos="720"/>
+        </w:tabs>
+        <w:ind w:left="720" w:hanging="360"/>
+      </w:pPr>
+    </w:lvl>
+    <w:lvl w:ilvl="1" w:tentative="1">
+      <w:start w:val="1"/>
+      <w:numFmt w:val="decimal"/>
+      <w:lvlText w:val="%2."/>
+      <w:lvlJc w:val="left"/>
+      <w:pPr>
+        <w:tabs>
+          <w:tab w:val="num" w:pos="1440"/>
+        </w:tabs>
+        <w:ind w:left="1440" w:hanging="360"/>
+      </w:pPr>
+    </w:lvl>
+    <w:lvl w:ilvl="2" w:tentative="1">
+      <w:start w:val="1"/>
+      <w:numFmt w:val="decimal"/>
+      <w:lvlText w:val="%3."/>
+      <w:lvlJc w:val="left"/>
+      <w:pPr>
+        <w:tabs>
+          <w:tab w:val="num" w:pos="2160"/>
+        </w:tabs>
+        <w:ind w:left="2160" w:hanging="360"/>
+      </w:pPr>
+    </w:lvl>
+    <w:lvl w:ilvl="3" w:tentative="1">
+      <w:start w:val="1"/>
+      <w:numFmt w:val="decimal"/>
+      <w:lvlText w:val="%4."/>
+      <w:lvlJc w:val="left"/>
+      <w:pPr>
+        <w:tabs>
+          <w:tab w:val="num" w:pos="2880"/>
+        </w:tabs>
+        <w:ind w:left="2880" w:hanging="360"/>
+      </w:pPr>
+    </w:lvl>
+    <w:lvl w:ilvl="4" w:tentative="1">
+      <w:start w:val="1"/>
+      <w:numFmt w:val="decimal"/>
+      <w:lvlText w:val="%5."/>
+      <w:lvlJc w:val="left"/>
+      <w:pPr>
+        <w:tabs>
+          <w:tab w:val="num" w:pos="3600"/>
+        </w:tabs>
+        <w:ind w:left="3600" w:hanging="360"/>
+      </w:pPr>
+    </w:lvl>
+    <w:lvl w:ilvl="5" w:tentative="1">
+      <w:start w:val="1"/>
+      <w:numFmt w:val="decimal"/>
+      <w:lvlText w:val="%6."/>
+      <w:lvlJc w:val="left"/>
+      <w:pPr>
+        <w:tabs>
+          <w:tab w:val="num" w:pos="4320"/>
+        </w:tabs>
+        <w:ind w:left="4320" w:hanging="360"/>
+      </w:pPr>
+    </w:lvl>
+    <w:lvl w:ilvl="6" w:tentative="1">
+      <w:start w:val="1"/>
+      <w:numFmt w:val="decimal"/>
+      <w:lvlText w:val="%7."/>
+      <w:lvlJc w:val="left"/>
+      <w:pPr>
+        <w:tabs>
+          <w:tab w:val="num" w:pos="5040"/>
+        </w:tabs>
+        <w:ind w:left="5040" w:hanging="360"/>
+      </w:pPr>
+    </w:lvl>
+    <w:lvl w:ilvl="7" w:tentative="1">
+      <w:start w:val="1"/>
+      <w:numFmt w:val="decimal"/>
+      <w:lvlText w:val="%8."/>
+      <w:lvlJc w:val="left"/>
+      <w:pPr>
+        <w:tabs>
+          <w:tab w:val="num" w:pos="5760"/>
+        </w:tabs>
+        <w:ind w:left="5760" w:hanging="360"/>
+      </w:pPr>
+    </w:lvl>
+    <w:lvl w:ilvl="8" w:tentative="1">
+      <w:start w:val="1"/>
+      <w:numFmt w:val="decimal"/>
+      <w:lvlText w:val="%9."/>
+      <w:lvlJc w:val="left"/>
+      <w:pPr>
+        <w:tabs>
+          <w:tab w:val="num" w:pos="6480"/>
+        </w:tabs>
+        <w:ind w:left="6480" w:hanging="360"/>
+      </w:pPr>
+    </w:lvl>
+  </w:abstractNum>
+  <w:abstractNum w:abstractNumId="23" w15:restartNumberingAfterBreak="0">
     <w:nsid w:val="3D692EE6"/>
     <w:multiLevelType w:val="multilevel"/>
     <w:tmpl w:val="C764C202"/>
@@ -22686,7 +24468,7 @@
       </w:rPr>
     </w:lvl>
   </w:abstractNum>
-  <w:abstractNum w:abstractNumId="22" w15:restartNumberingAfterBreak="0">
+  <w:abstractNum w:abstractNumId="24" w15:restartNumberingAfterBreak="0">
     <w:nsid w:val="40E25DFF"/>
     <w:multiLevelType w:val="multilevel"/>
     <w:tmpl w:val="9EDA961A"/>
@@ -22835,7 +24617,301 @@
       </w:rPr>
     </w:lvl>
   </w:abstractNum>
-  <w:abstractNum w:abstractNumId="23" w15:restartNumberingAfterBreak="0">
+  <w:abstractNum w:abstractNumId="25" w15:restartNumberingAfterBreak="0">
+    <w:nsid w:val="427A13C2"/>
+    <w:multiLevelType w:val="multilevel"/>
+    <w:tmpl w:val="386E5F26"/>
+    <w:lvl w:ilvl="0">
+      <w:start w:val="1"/>
+      <w:numFmt w:val="bullet"/>
+      <w:lvlText w:val=""/>
+      <w:lvlJc w:val="left"/>
+      <w:pPr>
+        <w:tabs>
+          <w:tab w:val="num" w:pos="720"/>
+        </w:tabs>
+        <w:ind w:left="720" w:hanging="360"/>
+      </w:pPr>
+      <w:rPr>
+        <w:rFonts w:ascii="Symbol" w:hAnsi="Symbol" w:hint="default"/>
+        <w:sz w:val="20"/>
+      </w:rPr>
+    </w:lvl>
+    <w:lvl w:ilvl="1">
+      <w:start w:val="1"/>
+      <w:numFmt w:val="bullet"/>
+      <w:lvlText w:val="o"/>
+      <w:lvlJc w:val="left"/>
+      <w:pPr>
+        <w:tabs>
+          <w:tab w:val="num" w:pos="1440"/>
+        </w:tabs>
+        <w:ind w:left="1440" w:hanging="360"/>
+      </w:pPr>
+      <w:rPr>
+        <w:rFonts w:ascii="Courier New" w:hAnsi="Courier New" w:hint="default"/>
+        <w:sz w:val="20"/>
+      </w:rPr>
+    </w:lvl>
+    <w:lvl w:ilvl="2" w:tentative="1">
+      <w:start w:val="1"/>
+      <w:numFmt w:val="bullet"/>
+      <w:lvlText w:val=""/>
+      <w:lvlJc w:val="left"/>
+      <w:pPr>
+        <w:tabs>
+          <w:tab w:val="num" w:pos="2160"/>
+        </w:tabs>
+        <w:ind w:left="2160" w:hanging="360"/>
+      </w:pPr>
+      <w:rPr>
+        <w:rFonts w:ascii="Wingdings" w:hAnsi="Wingdings" w:hint="default"/>
+        <w:sz w:val="20"/>
+      </w:rPr>
+    </w:lvl>
+    <w:lvl w:ilvl="3" w:tentative="1">
+      <w:start w:val="1"/>
+      <w:numFmt w:val="bullet"/>
+      <w:lvlText w:val=""/>
+      <w:lvlJc w:val="left"/>
+      <w:pPr>
+        <w:tabs>
+          <w:tab w:val="num" w:pos="2880"/>
+        </w:tabs>
+        <w:ind w:left="2880" w:hanging="360"/>
+      </w:pPr>
+      <w:rPr>
+        <w:rFonts w:ascii="Wingdings" w:hAnsi="Wingdings" w:hint="default"/>
+        <w:sz w:val="20"/>
+      </w:rPr>
+    </w:lvl>
+    <w:lvl w:ilvl="4" w:tentative="1">
+      <w:start w:val="1"/>
+      <w:numFmt w:val="bullet"/>
+      <w:lvlText w:val=""/>
+      <w:lvlJc w:val="left"/>
+      <w:pPr>
+        <w:tabs>
+          <w:tab w:val="num" w:pos="3600"/>
+        </w:tabs>
+        <w:ind w:left="3600" w:hanging="360"/>
+      </w:pPr>
+      <w:rPr>
+        <w:rFonts w:ascii="Wingdings" w:hAnsi="Wingdings" w:hint="default"/>
+        <w:sz w:val="20"/>
+      </w:rPr>
+    </w:lvl>
+    <w:lvl w:ilvl="5" w:tentative="1">
+      <w:start w:val="1"/>
+      <w:numFmt w:val="bullet"/>
+      <w:lvlText w:val=""/>
+      <w:lvlJc w:val="left"/>
+      <w:pPr>
+        <w:tabs>
+          <w:tab w:val="num" w:pos="4320"/>
+        </w:tabs>
+        <w:ind w:left="4320" w:hanging="360"/>
+      </w:pPr>
+      <w:rPr>
+        <w:rFonts w:ascii="Wingdings" w:hAnsi="Wingdings" w:hint="default"/>
+        <w:sz w:val="20"/>
+      </w:rPr>
+    </w:lvl>
+    <w:lvl w:ilvl="6" w:tentative="1">
+      <w:start w:val="1"/>
+      <w:numFmt w:val="bullet"/>
+      <w:lvlText w:val=""/>
+      <w:lvlJc w:val="left"/>
+      <w:pPr>
+        <w:tabs>
+          <w:tab w:val="num" w:pos="5040"/>
+        </w:tabs>
+        <w:ind w:left="5040" w:hanging="360"/>
+      </w:pPr>
+      <w:rPr>
+        <w:rFonts w:ascii="Wingdings" w:hAnsi="Wingdings" w:hint="default"/>
+        <w:sz w:val="20"/>
+      </w:rPr>
+    </w:lvl>
+    <w:lvl w:ilvl="7" w:tentative="1">
+      <w:start w:val="1"/>
+      <w:numFmt w:val="bullet"/>
+      <w:lvlText w:val=""/>
+      <w:lvlJc w:val="left"/>
+      <w:pPr>
+        <w:tabs>
+          <w:tab w:val="num" w:pos="5760"/>
+        </w:tabs>
+        <w:ind w:left="5760" w:hanging="360"/>
+      </w:pPr>
+      <w:rPr>
+        <w:rFonts w:ascii="Wingdings" w:hAnsi="Wingdings" w:hint="default"/>
+        <w:sz w:val="20"/>
+      </w:rPr>
+    </w:lvl>
+    <w:lvl w:ilvl="8" w:tentative="1">
+      <w:start w:val="1"/>
+      <w:numFmt w:val="bullet"/>
+      <w:lvlText w:val=""/>
+      <w:lvlJc w:val="left"/>
+      <w:pPr>
+        <w:tabs>
+          <w:tab w:val="num" w:pos="6480"/>
+        </w:tabs>
+        <w:ind w:left="6480" w:hanging="360"/>
+      </w:pPr>
+      <w:rPr>
+        <w:rFonts w:ascii="Wingdings" w:hAnsi="Wingdings" w:hint="default"/>
+        <w:sz w:val="20"/>
+      </w:rPr>
+    </w:lvl>
+  </w:abstractNum>
+  <w:abstractNum w:abstractNumId="26" w15:restartNumberingAfterBreak="0">
+    <w:nsid w:val="47BB1703"/>
+    <w:multiLevelType w:val="multilevel"/>
+    <w:tmpl w:val="FC2CC044"/>
+    <w:lvl w:ilvl="0">
+      <w:start w:val="1"/>
+      <w:numFmt w:val="bullet"/>
+      <w:lvlText w:val=""/>
+      <w:lvlJc w:val="left"/>
+      <w:pPr>
+        <w:tabs>
+          <w:tab w:val="num" w:pos="720"/>
+        </w:tabs>
+        <w:ind w:left="720" w:hanging="360"/>
+      </w:pPr>
+      <w:rPr>
+        <w:rFonts w:ascii="Symbol" w:hAnsi="Symbol" w:hint="default"/>
+        <w:sz w:val="20"/>
+      </w:rPr>
+    </w:lvl>
+    <w:lvl w:ilvl="1">
+      <w:start w:val="1"/>
+      <w:numFmt w:val="decimal"/>
+      <w:lvlText w:val="%2."/>
+      <w:lvlJc w:val="left"/>
+      <w:pPr>
+        <w:tabs>
+          <w:tab w:val="num" w:pos="1440"/>
+        </w:tabs>
+        <w:ind w:left="1440" w:hanging="360"/>
+      </w:pPr>
+    </w:lvl>
+    <w:lvl w:ilvl="2" w:tentative="1">
+      <w:start w:val="1"/>
+      <w:numFmt w:val="bullet"/>
+      <w:lvlText w:val=""/>
+      <w:lvlJc w:val="left"/>
+      <w:pPr>
+        <w:tabs>
+          <w:tab w:val="num" w:pos="2160"/>
+        </w:tabs>
+        <w:ind w:left="2160" w:hanging="360"/>
+      </w:pPr>
+      <w:rPr>
+        <w:rFonts w:ascii="Wingdings" w:hAnsi="Wingdings" w:hint="default"/>
+        <w:sz w:val="20"/>
+      </w:rPr>
+    </w:lvl>
+    <w:lvl w:ilvl="3" w:tentative="1">
+      <w:start w:val="1"/>
+      <w:numFmt w:val="bullet"/>
+      <w:lvlText w:val=""/>
+      <w:lvlJc w:val="left"/>
+      <w:pPr>
+        <w:tabs>
+          <w:tab w:val="num" w:pos="2880"/>
+        </w:tabs>
+        <w:ind w:left="2880" w:hanging="360"/>
+      </w:pPr>
+      <w:rPr>
+        <w:rFonts w:ascii="Wingdings" w:hAnsi="Wingdings" w:hint="default"/>
+        <w:sz w:val="20"/>
+      </w:rPr>
+    </w:lvl>
+    <w:lvl w:ilvl="4" w:tentative="1">
+      <w:start w:val="1"/>
+      <w:numFmt w:val="bullet"/>
+      <w:lvlText w:val=""/>
+      <w:lvlJc w:val="left"/>
+      <w:pPr>
+        <w:tabs>
+          <w:tab w:val="num" w:pos="3600"/>
+        </w:tabs>
+        <w:ind w:left="3600" w:hanging="360"/>
+      </w:pPr>
+      <w:rPr>
+        <w:rFonts w:ascii="Wingdings" w:hAnsi="Wingdings" w:hint="default"/>
+        <w:sz w:val="20"/>
+      </w:rPr>
+    </w:lvl>
+    <w:lvl w:ilvl="5" w:tentative="1">
+      <w:start w:val="1"/>
+      <w:numFmt w:val="bullet"/>
+      <w:lvlText w:val=""/>
+      <w:lvlJc w:val="left"/>
+      <w:pPr>
+        <w:tabs>
+          <w:tab w:val="num" w:pos="4320"/>
+        </w:tabs>
+        <w:ind w:left="4320" w:hanging="360"/>
+      </w:pPr>
+      <w:rPr>
+        <w:rFonts w:ascii="Wingdings" w:hAnsi="Wingdings" w:hint="default"/>
+        <w:sz w:val="20"/>
+      </w:rPr>
+    </w:lvl>
+    <w:lvl w:ilvl="6" w:tentative="1">
+      <w:start w:val="1"/>
+      <w:numFmt w:val="bullet"/>
+      <w:lvlText w:val=""/>
+      <w:lvlJc w:val="left"/>
+      <w:pPr>
+        <w:tabs>
+          <w:tab w:val="num" w:pos="5040"/>
+        </w:tabs>
+        <w:ind w:left="5040" w:hanging="360"/>
+      </w:pPr>
+      <w:rPr>
+        <w:rFonts w:ascii="Wingdings" w:hAnsi="Wingdings" w:hint="default"/>
+        <w:sz w:val="20"/>
+      </w:rPr>
+    </w:lvl>
+    <w:lvl w:ilvl="7" w:tentative="1">
+      <w:start w:val="1"/>
+      <w:numFmt w:val="bullet"/>
+      <w:lvlText w:val=""/>
+      <w:lvlJc w:val="left"/>
+      <w:pPr>
+        <w:tabs>
+          <w:tab w:val="num" w:pos="5760"/>
+        </w:tabs>
+        <w:ind w:left="5760" w:hanging="360"/>
+      </w:pPr>
+      <w:rPr>
+        <w:rFonts w:ascii="Wingdings" w:hAnsi="Wingdings" w:hint="default"/>
+        <w:sz w:val="20"/>
+      </w:rPr>
+    </w:lvl>
+    <w:lvl w:ilvl="8" w:tentative="1">
+      <w:start w:val="1"/>
+      <w:numFmt w:val="bullet"/>
+      <w:lvlText w:val=""/>
+      <w:lvlJc w:val="left"/>
+      <w:pPr>
+        <w:tabs>
+          <w:tab w:val="num" w:pos="6480"/>
+        </w:tabs>
+        <w:ind w:left="6480" w:hanging="360"/>
+      </w:pPr>
+      <w:rPr>
+        <w:rFonts w:ascii="Wingdings" w:hAnsi="Wingdings" w:hint="default"/>
+        <w:sz w:val="20"/>
+      </w:rPr>
+    </w:lvl>
+  </w:abstractNum>
+  <w:abstractNum w:abstractNumId="27" w15:restartNumberingAfterBreak="0">
     <w:nsid w:val="4A5014F9"/>
     <w:multiLevelType w:val="multilevel"/>
     <w:tmpl w:val="8008566C"/>
@@ -22980,7 +25056,7 @@
       </w:rPr>
     </w:lvl>
   </w:abstractNum>
-  <w:abstractNum w:abstractNumId="24" w15:restartNumberingAfterBreak="0">
+  <w:abstractNum w:abstractNumId="28" w15:restartNumberingAfterBreak="0">
     <w:nsid w:val="4B320A3D"/>
     <w:multiLevelType w:val="multilevel"/>
     <w:tmpl w:val="FD14B3C0"/>
@@ -23129,7 +25205,7 @@
       </w:rPr>
     </w:lvl>
   </w:abstractNum>
-  <w:abstractNum w:abstractNumId="25" w15:restartNumberingAfterBreak="0">
+  <w:abstractNum w:abstractNumId="29" w15:restartNumberingAfterBreak="0">
     <w:nsid w:val="5554351C"/>
     <w:multiLevelType w:val="multilevel"/>
     <w:tmpl w:val="5A1A0706"/>
@@ -23278,7 +25354,7 @@
       </w:rPr>
     </w:lvl>
   </w:abstractNum>
-  <w:abstractNum w:abstractNumId="26" w15:restartNumberingAfterBreak="0">
+  <w:abstractNum w:abstractNumId="30" w15:restartNumberingAfterBreak="0">
     <w:nsid w:val="56DD1FD4"/>
     <w:multiLevelType w:val="multilevel"/>
     <w:tmpl w:val="5D9A6C9A"/>
@@ -23427,7 +25503,7 @@
       </w:rPr>
     </w:lvl>
   </w:abstractNum>
-  <w:abstractNum w:abstractNumId="27" w15:restartNumberingAfterBreak="0">
+  <w:abstractNum w:abstractNumId="31" w15:restartNumberingAfterBreak="0">
     <w:nsid w:val="57145C50"/>
     <w:multiLevelType w:val="multilevel"/>
     <w:tmpl w:val="5CB0568C"/>
@@ -23576,7 +25652,7 @@
       </w:rPr>
     </w:lvl>
   </w:abstractNum>
-  <w:abstractNum w:abstractNumId="28" w15:restartNumberingAfterBreak="0">
+  <w:abstractNum w:abstractNumId="32" w15:restartNumberingAfterBreak="0">
     <w:nsid w:val="58962914"/>
     <w:multiLevelType w:val="multilevel"/>
     <w:tmpl w:val="2DBC12A4"/>
@@ -23725,7 +25801,7 @@
       </w:rPr>
     </w:lvl>
   </w:abstractNum>
-  <w:abstractNum w:abstractNumId="29" w15:restartNumberingAfterBreak="0">
+  <w:abstractNum w:abstractNumId="33" w15:restartNumberingAfterBreak="0">
     <w:nsid w:val="5A897C0F"/>
     <w:multiLevelType w:val="multilevel"/>
     <w:tmpl w:val="54A84BE0"/>
@@ -23874,7 +25950,7 @@
       </w:rPr>
     </w:lvl>
   </w:abstractNum>
-  <w:abstractNum w:abstractNumId="30" w15:restartNumberingAfterBreak="0">
+  <w:abstractNum w:abstractNumId="34" w15:restartNumberingAfterBreak="0">
     <w:nsid w:val="5B616F8A"/>
     <w:multiLevelType w:val="multilevel"/>
     <w:tmpl w:val="C5DC063A"/>
@@ -24023,7 +26099,7 @@
       </w:rPr>
     </w:lvl>
   </w:abstractNum>
-  <w:abstractNum w:abstractNumId="31" w15:restartNumberingAfterBreak="0">
+  <w:abstractNum w:abstractNumId="35" w15:restartNumberingAfterBreak="0">
     <w:nsid w:val="5D182E46"/>
     <w:multiLevelType w:val="multilevel"/>
     <w:tmpl w:val="FEBC3836"/>
@@ -24172,7 +26248,7 @@
       </w:rPr>
     </w:lvl>
   </w:abstractNum>
-  <w:abstractNum w:abstractNumId="32" w15:restartNumberingAfterBreak="0">
+  <w:abstractNum w:abstractNumId="36" w15:restartNumberingAfterBreak="0">
     <w:nsid w:val="65D7306C"/>
     <w:multiLevelType w:val="multilevel"/>
     <w:tmpl w:val="C024B600"/>
@@ -24321,7 +26397,7 @@
       </w:rPr>
     </w:lvl>
   </w:abstractNum>
-  <w:abstractNum w:abstractNumId="33" w15:restartNumberingAfterBreak="0">
+  <w:abstractNum w:abstractNumId="37" w15:restartNumberingAfterBreak="0">
     <w:nsid w:val="687E7F04"/>
     <w:multiLevelType w:val="multilevel"/>
     <w:tmpl w:val="3EB63A10"/>
@@ -24470,7 +26546,7 @@
       </w:rPr>
     </w:lvl>
   </w:abstractNum>
-  <w:abstractNum w:abstractNumId="34" w15:restartNumberingAfterBreak="0">
+  <w:abstractNum w:abstractNumId="38" w15:restartNumberingAfterBreak="0">
     <w:nsid w:val="6C9559C0"/>
     <w:multiLevelType w:val="multilevel"/>
     <w:tmpl w:val="A7B2DFE0"/>
@@ -24619,7 +26695,7 @@
       </w:rPr>
     </w:lvl>
   </w:abstractNum>
-  <w:abstractNum w:abstractNumId="35" w15:restartNumberingAfterBreak="0">
+  <w:abstractNum w:abstractNumId="39" w15:restartNumberingAfterBreak="0">
     <w:nsid w:val="6D866FD0"/>
     <w:multiLevelType w:val="multilevel"/>
     <w:tmpl w:val="BC64C6E0"/>
@@ -24768,7 +26844,156 @@
       </w:rPr>
     </w:lvl>
   </w:abstractNum>
-  <w:abstractNum w:abstractNumId="36" w15:restartNumberingAfterBreak="0">
+  <w:abstractNum w:abstractNumId="40" w15:restartNumberingAfterBreak="0">
+    <w:nsid w:val="6E562314"/>
+    <w:multiLevelType w:val="multilevel"/>
+    <w:tmpl w:val="E47E72EA"/>
+    <w:lvl w:ilvl="0">
+      <w:start w:val="1"/>
+      <w:numFmt w:val="bullet"/>
+      <w:lvlText w:val=""/>
+      <w:lvlJc w:val="left"/>
+      <w:pPr>
+        <w:tabs>
+          <w:tab w:val="num" w:pos="720"/>
+        </w:tabs>
+        <w:ind w:left="720" w:hanging="360"/>
+      </w:pPr>
+      <w:rPr>
+        <w:rFonts w:ascii="Symbol" w:hAnsi="Symbol" w:hint="default"/>
+        <w:sz w:val="20"/>
+      </w:rPr>
+    </w:lvl>
+    <w:lvl w:ilvl="1">
+      <w:start w:val="1"/>
+      <w:numFmt w:val="bullet"/>
+      <w:lvlText w:val="o"/>
+      <w:lvlJc w:val="left"/>
+      <w:pPr>
+        <w:tabs>
+          <w:tab w:val="num" w:pos="1440"/>
+        </w:tabs>
+        <w:ind w:left="1440" w:hanging="360"/>
+      </w:pPr>
+      <w:rPr>
+        <w:rFonts w:ascii="Courier New" w:hAnsi="Courier New" w:hint="default"/>
+        <w:sz w:val="20"/>
+      </w:rPr>
+    </w:lvl>
+    <w:lvl w:ilvl="2" w:tentative="1">
+      <w:start w:val="1"/>
+      <w:numFmt w:val="bullet"/>
+      <w:lvlText w:val=""/>
+      <w:lvlJc w:val="left"/>
+      <w:pPr>
+        <w:tabs>
+          <w:tab w:val="num" w:pos="2160"/>
+        </w:tabs>
+        <w:ind w:left="2160" w:hanging="360"/>
+      </w:pPr>
+      <w:rPr>
+        <w:rFonts w:ascii="Wingdings" w:hAnsi="Wingdings" w:hint="default"/>
+        <w:sz w:val="20"/>
+      </w:rPr>
+    </w:lvl>
+    <w:lvl w:ilvl="3" w:tentative="1">
+      <w:start w:val="1"/>
+      <w:numFmt w:val="bullet"/>
+      <w:lvlText w:val=""/>
+      <w:lvlJc w:val="left"/>
+      <w:pPr>
+        <w:tabs>
+          <w:tab w:val="num" w:pos="2880"/>
+        </w:tabs>
+        <w:ind w:left="2880" w:hanging="360"/>
+      </w:pPr>
+      <w:rPr>
+        <w:rFonts w:ascii="Wingdings" w:hAnsi="Wingdings" w:hint="default"/>
+        <w:sz w:val="20"/>
+      </w:rPr>
+    </w:lvl>
+    <w:lvl w:ilvl="4" w:tentative="1">
+      <w:start w:val="1"/>
+      <w:numFmt w:val="bullet"/>
+      <w:lvlText w:val=""/>
+      <w:lvlJc w:val="left"/>
+      <w:pPr>
+        <w:tabs>
+          <w:tab w:val="num" w:pos="3600"/>
+        </w:tabs>
+        <w:ind w:left="3600" w:hanging="360"/>
+      </w:pPr>
+      <w:rPr>
+        <w:rFonts w:ascii="Wingdings" w:hAnsi="Wingdings" w:hint="default"/>
+        <w:sz w:val="20"/>
+      </w:rPr>
+    </w:lvl>
+    <w:lvl w:ilvl="5" w:tentative="1">
+      <w:start w:val="1"/>
+      <w:numFmt w:val="bullet"/>
+      <w:lvlText w:val=""/>
+      <w:lvlJc w:val="left"/>
+      <w:pPr>
+        <w:tabs>
+          <w:tab w:val="num" w:pos="4320"/>
+        </w:tabs>
+        <w:ind w:left="4320" w:hanging="360"/>
+      </w:pPr>
+      <w:rPr>
+        <w:rFonts w:ascii="Wingdings" w:hAnsi="Wingdings" w:hint="default"/>
+        <w:sz w:val="20"/>
+      </w:rPr>
+    </w:lvl>
+    <w:lvl w:ilvl="6" w:tentative="1">
+      <w:start w:val="1"/>
+      <w:numFmt w:val="bullet"/>
+      <w:lvlText w:val=""/>
+      <w:lvlJc w:val="left"/>
+      <w:pPr>
+        <w:tabs>
+          <w:tab w:val="num" w:pos="5040"/>
+        </w:tabs>
+        <w:ind w:left="5040" w:hanging="360"/>
+      </w:pPr>
+      <w:rPr>
+        <w:rFonts w:ascii="Wingdings" w:hAnsi="Wingdings" w:hint="default"/>
+        <w:sz w:val="20"/>
+      </w:rPr>
+    </w:lvl>
+    <w:lvl w:ilvl="7" w:tentative="1">
+      <w:start w:val="1"/>
+      <w:numFmt w:val="bullet"/>
+      <w:lvlText w:val=""/>
+      <w:lvlJc w:val="left"/>
+      <w:pPr>
+        <w:tabs>
+          <w:tab w:val="num" w:pos="5760"/>
+        </w:tabs>
+        <w:ind w:left="5760" w:hanging="360"/>
+      </w:pPr>
+      <w:rPr>
+        <w:rFonts w:ascii="Wingdings" w:hAnsi="Wingdings" w:hint="default"/>
+        <w:sz w:val="20"/>
+      </w:rPr>
+    </w:lvl>
+    <w:lvl w:ilvl="8" w:tentative="1">
+      <w:start w:val="1"/>
+      <w:numFmt w:val="bullet"/>
+      <w:lvlText w:val=""/>
+      <w:lvlJc w:val="left"/>
+      <w:pPr>
+        <w:tabs>
+          <w:tab w:val="num" w:pos="6480"/>
+        </w:tabs>
+        <w:ind w:left="6480" w:hanging="360"/>
+      </w:pPr>
+      <w:rPr>
+        <w:rFonts w:ascii="Wingdings" w:hAnsi="Wingdings" w:hint="default"/>
+        <w:sz w:val="20"/>
+      </w:rPr>
+    </w:lvl>
+  </w:abstractNum>
+  <w:abstractNum w:abstractNumId="41" w15:restartNumberingAfterBreak="0">
     <w:nsid w:val="6F316E67"/>
     <w:multiLevelType w:val="multilevel"/>
     <w:tmpl w:val="860018DC"/>
@@ -24917,7 +27142,7 @@
       </w:rPr>
     </w:lvl>
   </w:abstractNum>
-  <w:abstractNum w:abstractNumId="37" w15:restartNumberingAfterBreak="0">
+  <w:abstractNum w:abstractNumId="42" w15:restartNumberingAfterBreak="0">
     <w:nsid w:val="70246C38"/>
     <w:multiLevelType w:val="multilevel"/>
     <w:tmpl w:val="0436D0BC"/>
@@ -25066,7 +27291,7 @@
       </w:rPr>
     </w:lvl>
   </w:abstractNum>
-  <w:abstractNum w:abstractNumId="38" w15:restartNumberingAfterBreak="0">
+  <w:abstractNum w:abstractNumId="43" w15:restartNumberingAfterBreak="0">
     <w:nsid w:val="70373324"/>
     <w:multiLevelType w:val="multilevel"/>
     <w:tmpl w:val="78966E50"/>
@@ -25215,7 +27440,7 @@
       </w:rPr>
     </w:lvl>
   </w:abstractNum>
-  <w:abstractNum w:abstractNumId="39" w15:restartNumberingAfterBreak="0">
+  <w:abstractNum w:abstractNumId="44" w15:restartNumberingAfterBreak="0">
     <w:nsid w:val="74EA10DD"/>
     <w:multiLevelType w:val="multilevel"/>
     <w:tmpl w:val="5356A1D6"/>
@@ -25328,7 +27553,7 @@
       </w:pPr>
     </w:lvl>
   </w:abstractNum>
-  <w:abstractNum w:abstractNumId="40" w15:restartNumberingAfterBreak="0">
+  <w:abstractNum w:abstractNumId="45" w15:restartNumberingAfterBreak="0">
     <w:nsid w:val="761C6CF1"/>
     <w:multiLevelType w:val="multilevel"/>
     <w:tmpl w:val="35F2D728"/>
@@ -25477,7 +27702,7 @@
       </w:rPr>
     </w:lvl>
   </w:abstractNum>
-  <w:abstractNum w:abstractNumId="41" w15:restartNumberingAfterBreak="0">
+  <w:abstractNum w:abstractNumId="46" w15:restartNumberingAfterBreak="0">
     <w:nsid w:val="785412BA"/>
     <w:multiLevelType w:val="multilevel"/>
     <w:tmpl w:val="2DBA8B86"/>
@@ -25626,7 +27851,7 @@
       </w:rPr>
     </w:lvl>
   </w:abstractNum>
-  <w:abstractNum w:abstractNumId="42" w15:restartNumberingAfterBreak="0">
+  <w:abstractNum w:abstractNumId="47" w15:restartNumberingAfterBreak="0">
     <w:nsid w:val="78867292"/>
     <w:multiLevelType w:val="multilevel"/>
     <w:tmpl w:val="4ED24272"/>
@@ -25775,7 +28000,156 @@
       </w:rPr>
     </w:lvl>
   </w:abstractNum>
-  <w:abstractNum w:abstractNumId="43" w15:restartNumberingAfterBreak="0">
+  <w:abstractNum w:abstractNumId="48" w15:restartNumberingAfterBreak="0">
+    <w:nsid w:val="7ABD01D0"/>
+    <w:multiLevelType w:val="multilevel"/>
+    <w:tmpl w:val="4B12864C"/>
+    <w:lvl w:ilvl="0">
+      <w:start w:val="1"/>
+      <w:numFmt w:val="bullet"/>
+      <w:lvlText w:val=""/>
+      <w:lvlJc w:val="left"/>
+      <w:pPr>
+        <w:tabs>
+          <w:tab w:val="num" w:pos="720"/>
+        </w:tabs>
+        <w:ind w:left="720" w:hanging="360"/>
+      </w:pPr>
+      <w:rPr>
+        <w:rFonts w:ascii="Symbol" w:hAnsi="Symbol" w:hint="default"/>
+        <w:sz w:val="20"/>
+      </w:rPr>
+    </w:lvl>
+    <w:lvl w:ilvl="1">
+      <w:start w:val="1"/>
+      <w:numFmt w:val="bullet"/>
+      <w:lvlText w:val="o"/>
+      <w:lvlJc w:val="left"/>
+      <w:pPr>
+        <w:tabs>
+          <w:tab w:val="num" w:pos="1440"/>
+        </w:tabs>
+        <w:ind w:left="1440" w:hanging="360"/>
+      </w:pPr>
+      <w:rPr>
+        <w:rFonts w:ascii="Courier New" w:hAnsi="Courier New" w:hint="default"/>
+        <w:sz w:val="20"/>
+      </w:rPr>
+    </w:lvl>
+    <w:lvl w:ilvl="2" w:tentative="1">
+      <w:start w:val="1"/>
+      <w:numFmt w:val="bullet"/>
+      <w:lvlText w:val=""/>
+      <w:lvlJc w:val="left"/>
+      <w:pPr>
+        <w:tabs>
+          <w:tab w:val="num" w:pos="2160"/>
+        </w:tabs>
+        <w:ind w:left="2160" w:hanging="360"/>
+      </w:pPr>
+      <w:rPr>
+        <w:rFonts w:ascii="Wingdings" w:hAnsi="Wingdings" w:hint="default"/>
+        <w:sz w:val="20"/>
+      </w:rPr>
+    </w:lvl>
+    <w:lvl w:ilvl="3" w:tentative="1">
+      <w:start w:val="1"/>
+      <w:numFmt w:val="bullet"/>
+      <w:lvlText w:val=""/>
+      <w:lvlJc w:val="left"/>
+      <w:pPr>
+        <w:tabs>
+          <w:tab w:val="num" w:pos="2880"/>
+        </w:tabs>
+        <w:ind w:left="2880" w:hanging="360"/>
+      </w:pPr>
+      <w:rPr>
+        <w:rFonts w:ascii="Wingdings" w:hAnsi="Wingdings" w:hint="default"/>
+        <w:sz w:val="20"/>
+      </w:rPr>
+    </w:lvl>
+    <w:lvl w:ilvl="4" w:tentative="1">
+      <w:start w:val="1"/>
+      <w:numFmt w:val="bullet"/>
+      <w:lvlText w:val=""/>
+      <w:lvlJc w:val="left"/>
+      <w:pPr>
+        <w:tabs>
+          <w:tab w:val="num" w:pos="3600"/>
+        </w:tabs>
+        <w:ind w:left="3600" w:hanging="360"/>
+      </w:pPr>
+      <w:rPr>
+        <w:rFonts w:ascii="Wingdings" w:hAnsi="Wingdings" w:hint="default"/>
+        <w:sz w:val="20"/>
+      </w:rPr>
+    </w:lvl>
+    <w:lvl w:ilvl="5" w:tentative="1">
+      <w:start w:val="1"/>
+      <w:numFmt w:val="bullet"/>
+      <w:lvlText w:val=""/>
+      <w:lvlJc w:val="left"/>
+      <w:pPr>
+        <w:tabs>
+          <w:tab w:val="num" w:pos="4320"/>
+        </w:tabs>
+        <w:ind w:left="4320" w:hanging="360"/>
+      </w:pPr>
+      <w:rPr>
+        <w:rFonts w:ascii="Wingdings" w:hAnsi="Wingdings" w:hint="default"/>
+        <w:sz w:val="20"/>
+      </w:rPr>
+    </w:lvl>
+    <w:lvl w:ilvl="6" w:tentative="1">
+      <w:start w:val="1"/>
+      <w:numFmt w:val="bullet"/>
+      <w:lvlText w:val=""/>
+      <w:lvlJc w:val="left"/>
+      <w:pPr>
+        <w:tabs>
+          <w:tab w:val="num" w:pos="5040"/>
+        </w:tabs>
+        <w:ind w:left="5040" w:hanging="360"/>
+      </w:pPr>
+      <w:rPr>
+        <w:rFonts w:ascii="Wingdings" w:hAnsi="Wingdings" w:hint="default"/>
+        <w:sz w:val="20"/>
+      </w:rPr>
+    </w:lvl>
+    <w:lvl w:ilvl="7" w:tentative="1">
+      <w:start w:val="1"/>
+      <w:numFmt w:val="bullet"/>
+      <w:lvlText w:val=""/>
+      <w:lvlJc w:val="left"/>
+      <w:pPr>
+        <w:tabs>
+          <w:tab w:val="num" w:pos="5760"/>
+        </w:tabs>
+        <w:ind w:left="5760" w:hanging="360"/>
+      </w:pPr>
+      <w:rPr>
+        <w:rFonts w:ascii="Wingdings" w:hAnsi="Wingdings" w:hint="default"/>
+        <w:sz w:val="20"/>
+      </w:rPr>
+    </w:lvl>
+    <w:lvl w:ilvl="8" w:tentative="1">
+      <w:start w:val="1"/>
+      <w:numFmt w:val="bullet"/>
+      <w:lvlText w:val=""/>
+      <w:lvlJc w:val="left"/>
+      <w:pPr>
+        <w:tabs>
+          <w:tab w:val="num" w:pos="6480"/>
+        </w:tabs>
+        <w:ind w:left="6480" w:hanging="360"/>
+      </w:pPr>
+      <w:rPr>
+        <w:rFonts w:ascii="Wingdings" w:hAnsi="Wingdings" w:hint="default"/>
+        <w:sz w:val="20"/>
+      </w:rPr>
+    </w:lvl>
+  </w:abstractNum>
+  <w:abstractNum w:abstractNumId="49" w15:restartNumberingAfterBreak="0">
     <w:nsid w:val="7E0A17E0"/>
     <w:multiLevelType w:val="multilevel"/>
     <w:tmpl w:val="3A94A906"/>
@@ -25931,7 +28305,7 @@
     <w:abstractNumId w:val="17"/>
   </w:num>
   <w:num w:numId="3" w16cid:durableId="2143882206">
-    <w:abstractNumId w:val="31"/>
+    <w:abstractNumId w:val="35"/>
   </w:num>
   <w:num w:numId="4" w16cid:durableId="194776213">
     <w:abstractNumId w:val="6"/>
@@ -25943,10 +28317,10 @@
     <w:abstractNumId w:val="4"/>
   </w:num>
   <w:num w:numId="7" w16cid:durableId="885677204">
-    <w:abstractNumId w:val="21"/>
+    <w:abstractNumId w:val="23"/>
   </w:num>
   <w:num w:numId="8" w16cid:durableId="888540853">
-    <w:abstractNumId w:val="37"/>
+    <w:abstractNumId w:val="42"/>
   </w:num>
   <w:num w:numId="9" w16cid:durableId="1313291728">
     <w:abstractNumId w:val="8"/>
@@ -25955,22 +28329,22 @@
     <w:abstractNumId w:val="13"/>
   </w:num>
   <w:num w:numId="11" w16cid:durableId="1821575914">
-    <w:abstractNumId w:val="26"/>
+    <w:abstractNumId w:val="30"/>
   </w:num>
   <w:num w:numId="12" w16cid:durableId="481775761">
-    <w:abstractNumId w:val="29"/>
+    <w:abstractNumId w:val="33"/>
   </w:num>
   <w:num w:numId="13" w16cid:durableId="1723868822">
-    <w:abstractNumId w:val="22"/>
+    <w:abstractNumId w:val="24"/>
   </w:num>
   <w:num w:numId="14" w16cid:durableId="1329595423">
-    <w:abstractNumId w:val="40"/>
+    <w:abstractNumId w:val="45"/>
   </w:num>
   <w:num w:numId="15" w16cid:durableId="815412776">
     <w:abstractNumId w:val="0"/>
   </w:num>
   <w:num w:numId="16" w16cid:durableId="573858245">
-    <w:abstractNumId w:val="24"/>
+    <w:abstractNumId w:val="28"/>
   </w:num>
   <w:num w:numId="17" w16cid:durableId="1784835883">
     <w:abstractNumId w:val="19"/>
@@ -25982,10 +28356,10 @@
     <w:abstractNumId w:val="16"/>
   </w:num>
   <w:num w:numId="20" w16cid:durableId="280263840">
-    <w:abstractNumId w:val="36"/>
+    <w:abstractNumId w:val="41"/>
   </w:num>
   <w:num w:numId="21" w16cid:durableId="1796290520">
-    <w:abstractNumId w:val="33"/>
+    <w:abstractNumId w:val="37"/>
   </w:num>
   <w:num w:numId="22" w16cid:durableId="121114566">
     <w:abstractNumId w:val="7"/>
@@ -25994,10 +28368,10 @@
     <w:abstractNumId w:val="9"/>
   </w:num>
   <w:num w:numId="24" w16cid:durableId="70087416">
-    <w:abstractNumId w:val="41"/>
+    <w:abstractNumId w:val="46"/>
   </w:num>
   <w:num w:numId="25" w16cid:durableId="1279532187">
-    <w:abstractNumId w:val="32"/>
+    <w:abstractNumId w:val="36"/>
   </w:num>
   <w:num w:numId="26" w16cid:durableId="837428866">
     <w:abstractNumId w:val="18"/>
@@ -26009,52 +28383,70 @@
     <w:abstractNumId w:val="12"/>
   </w:num>
   <w:num w:numId="29" w16cid:durableId="425342326">
-    <w:abstractNumId w:val="30"/>
+    <w:abstractNumId w:val="34"/>
   </w:num>
   <w:num w:numId="30" w16cid:durableId="54936863">
-    <w:abstractNumId w:val="39"/>
+    <w:abstractNumId w:val="44"/>
   </w:num>
   <w:num w:numId="31" w16cid:durableId="653726304">
     <w:abstractNumId w:val="1"/>
   </w:num>
   <w:num w:numId="32" w16cid:durableId="1051148214">
-    <w:abstractNumId w:val="20"/>
+    <w:abstractNumId w:val="21"/>
   </w:num>
   <w:num w:numId="33" w16cid:durableId="1975865054">
-    <w:abstractNumId w:val="25"/>
+    <w:abstractNumId w:val="29"/>
   </w:num>
   <w:num w:numId="34" w16cid:durableId="458259943">
-    <w:abstractNumId w:val="34"/>
+    <w:abstractNumId w:val="38"/>
   </w:num>
   <w:num w:numId="35" w16cid:durableId="1317804859">
-    <w:abstractNumId w:val="27"/>
+    <w:abstractNumId w:val="31"/>
   </w:num>
   <w:num w:numId="36" w16cid:durableId="1306088959">
-    <w:abstractNumId w:val="42"/>
+    <w:abstractNumId w:val="47"/>
   </w:num>
   <w:num w:numId="37" w16cid:durableId="136607761">
-    <w:abstractNumId w:val="35"/>
+    <w:abstractNumId w:val="39"/>
   </w:num>
   <w:num w:numId="38" w16cid:durableId="968314430">
-    <w:abstractNumId w:val="38"/>
+    <w:abstractNumId w:val="43"/>
   </w:num>
   <w:num w:numId="39" w16cid:durableId="1264723946">
-    <w:abstractNumId w:val="28"/>
+    <w:abstractNumId w:val="32"/>
   </w:num>
   <w:num w:numId="40" w16cid:durableId="174926550">
     <w:abstractNumId w:val="2"/>
   </w:num>
   <w:num w:numId="41" w16cid:durableId="2092384829">
-    <w:abstractNumId w:val="43"/>
+    <w:abstractNumId w:val="49"/>
   </w:num>
   <w:num w:numId="42" w16cid:durableId="133791694">
     <w:abstractNumId w:val="3"/>
   </w:num>
   <w:num w:numId="43" w16cid:durableId="8022720">
-    <w:abstractNumId w:val="23"/>
+    <w:abstractNumId w:val="27"/>
   </w:num>
   <w:num w:numId="44" w16cid:durableId="1606304321">
     <w:abstractNumId w:val="15"/>
+  </w:num>
+  <w:num w:numId="45" w16cid:durableId="540173301">
+    <w:abstractNumId w:val="20"/>
+  </w:num>
+  <w:num w:numId="46" w16cid:durableId="261382050">
+    <w:abstractNumId w:val="40"/>
+  </w:num>
+  <w:num w:numId="47" w16cid:durableId="620572826">
+    <w:abstractNumId w:val="22"/>
+  </w:num>
+  <w:num w:numId="48" w16cid:durableId="1501694461">
+    <w:abstractNumId w:val="25"/>
+  </w:num>
+  <w:num w:numId="49" w16cid:durableId="1388869959">
+    <w:abstractNumId w:val="26"/>
+  </w:num>
+  <w:num w:numId="50" w16cid:durableId="1112363222">
+    <w:abstractNumId w:val="48"/>
   </w:num>
 </w:numbering>
 </file>
@@ -27012,6 +29404,15 @@
       <w:szCs w:val="24"/>
     </w:rPr>
   </w:style>
+  <w:style w:type="paragraph" w:styleId="NoSpacing">
+    <w:name w:val="No Spacing"/>
+    <w:uiPriority w:val="1"/>
+    <w:qFormat/>
+    <w:rsid w:val="00B006AF"/>
+    <w:pPr>
+      <w:spacing w:after="0" w:line="240" w:lineRule="auto"/>
+    </w:pPr>
+  </w:style>
 </w:styles>
 </file>
 
